--- a/Адміністрування обчислювальних комплексів Зроблені ЛР/Лабораторна робота 7 - Матакова А.В. - 409а - Адміністрування обчислювальних комплексів.docx
+++ b/Адміністрування обчислювальних комплексів Зроблені ЛР/Лабораторна робота 7 - Матакова А.В. - 409а - Адміністрування обчислювальних комплексів.docx
@@ -1154,7 +1154,8 @@
           <w:ilvl w:val="0"/>
           <w:numId w:val="1"/>
         </w:numPr>
-        <w:spacing w:before="0" w:beforeAutospacing="0" w:after="0" w:afterAutospacing="0"/>
+        <w:spacing w:before="0" w:beforeAutospacing="0" w:after="0" w:afterAutospacing="0" w:line="360" w:lineRule="auto"/>
+        <w:ind w:left="0" w:firstLine="709"/>
         <w:jc w:val="both"/>
         <w:textAlignment w:val="baseline"/>
         <w:rPr>
@@ -1179,7 +1180,8 @@
           <w:ilvl w:val="0"/>
           <w:numId w:val="1"/>
         </w:numPr>
-        <w:spacing w:before="0" w:beforeAutospacing="0" w:after="0" w:afterAutospacing="0"/>
+        <w:spacing w:before="0" w:beforeAutospacing="0" w:after="0" w:afterAutospacing="0" w:line="360" w:lineRule="auto"/>
+        <w:ind w:left="0" w:firstLine="709"/>
         <w:jc w:val="both"/>
         <w:textAlignment w:val="baseline"/>
         <w:rPr>
@@ -1196,6 +1198,16 @@
         </w:rPr>
         <w:t>Засобами Vagrant  конфігураційний файл для створення віртуальної інфраструктури, що відображена на рисунку 1. Налаштуйте всі середовища за допомогою використання «provision». Репозиторій з проєктом ПЗ Python та база данаих</w:t>
       </w:r>
+      <w:r>
+        <w:rPr>
+          <w:color w:val="000000"/>
+          <w:sz w:val="28"/>
+          <w:szCs w:val="28"/>
+        </w:rPr>
+        <w:t>.</w:t>
+      </w:r>
+      <w:bookmarkStart w:id="0" w:name="_GoBack"/>
+      <w:bookmarkEnd w:id="0"/>
     </w:p>
     <w:p>
       <w:pPr>
@@ -1222,16 +1234,7 @@
           <w:sz w:val="28"/>
           <w:szCs w:val="28"/>
         </w:rPr>
-        <w:t>С</w:t>
-      </w:r>
-      <w:r>
-        <w:rPr>
-          <w:bCs/>
-          <w:iCs/>
-          <w:sz w:val="28"/>
-          <w:szCs w:val="28"/>
-        </w:rPr>
-        <w:t>формувати звіт, оформити його відповідно до чинних вимог ДСТУ</w:t>
+        <w:t>Сформувати звіт, оформити його відповідно до чинних вимог ДСТУ</w:t>
       </w:r>
       <w:r>
         <w:rPr>
@@ -1363,8 +1366,10 @@
       </w:pPr>
       <w:r>
         <w:rPr>
-          <w:sz w:val="28"/>
-          <w:szCs w:val="28"/>
+          <w:noProof/>
+          <w:sz w:val="28"/>
+          <w:szCs w:val="28"/>
+          <w:lang w:val="ru-RU"/>
         </w:rPr>
         <w:drawing>
           <wp:inline distT="0" distB="0" distL="0" distR="0" wp14:anchorId="0CB26604" wp14:editId="317FC0E8">
@@ -1562,27 +1567,34 @@
           <w:sz w:val="28"/>
           <w:szCs w:val="28"/>
         </w:rPr>
-        <w:t>Завдяки використанню набутих навичок виконано завдання з лабораторної роботи. Звіт оформлено згідно ДСТУ.</w:t>
-      </w:r>
-    </w:p>
-    <w:p>
-      <w:pPr>
-        <w:spacing w:line="360" w:lineRule="auto"/>
-        <w:ind w:leftChars="0" w:firstLineChars="0" w:firstLine="0"/>
-        <w:contextualSpacing/>
-        <w:jc w:val="both"/>
-        <w:outlineLvl w:val="9"/>
-        <w:rPr>
-          <w:sz w:val="28"/>
-          <w:szCs w:val="28"/>
-        </w:rPr>
-      </w:pPr>
+        <w:t xml:space="preserve">Завдяки </w:t>
+      </w:r>
       <w:r>
         <w:rPr>
           <w:sz w:val="28"/>
           <w:szCs w:val="28"/>
         </w:rPr>
         <w:lastRenderedPageBreak/>
+        <w:t>використанню набутих навичок виконано завдання з лабораторної роботи. Звіт оформлено згідно ДСТУ.</w:t>
+      </w:r>
+    </w:p>
+    <w:p>
+      <w:pPr>
+        <w:spacing w:line="360" w:lineRule="auto"/>
+        <w:ind w:leftChars="0" w:firstLineChars="0" w:firstLine="0"/>
+        <w:contextualSpacing/>
+        <w:jc w:val="both"/>
+        <w:outlineLvl w:val="9"/>
+        <w:rPr>
+          <w:sz w:val="28"/>
+          <w:szCs w:val="28"/>
+        </w:rPr>
+      </w:pPr>
+      <w:r>
+        <w:rPr>
+          <w:sz w:val="28"/>
+          <w:szCs w:val="28"/>
+        </w:rPr>
         <w:t># -*- mode: ruby -*-</w:t>
       </w:r>
     </w:p>
@@ -2122,61 +2134,751 @@
           <w:sz w:val="28"/>
           <w:szCs w:val="28"/>
         </w:rPr>
+        <w:t xml:space="preserve">    db.vm.synced_folder "./db_lr_admin-main/db_lr_admin-main", "/home/vagrant/db_lr_admin"</w:t>
+      </w:r>
+    </w:p>
+    <w:p>
+      <w:pPr>
+        <w:spacing w:line="360" w:lineRule="auto"/>
+        <w:ind w:leftChars="0" w:firstLineChars="0" w:firstLine="0"/>
+        <w:contextualSpacing/>
+        <w:jc w:val="both"/>
+        <w:outlineLvl w:val="9"/>
+        <w:rPr>
+          <w:sz w:val="28"/>
+          <w:szCs w:val="28"/>
+        </w:rPr>
+      </w:pPr>
+    </w:p>
+    <w:p>
+      <w:pPr>
+        <w:spacing w:line="360" w:lineRule="auto"/>
+        <w:ind w:leftChars="0" w:firstLineChars="0" w:firstLine="0"/>
+        <w:contextualSpacing/>
+        <w:jc w:val="both"/>
+        <w:outlineLvl w:val="9"/>
+        <w:rPr>
+          <w:sz w:val="28"/>
+          <w:szCs w:val="28"/>
+        </w:rPr>
+      </w:pPr>
+      <w:r>
+        <w:rPr>
+          <w:sz w:val="28"/>
+          <w:szCs w:val="28"/>
+        </w:rPr>
+        <w:t xml:space="preserve">    db.vm.provider "virtualbox" do |vb|</w:t>
+      </w:r>
+    </w:p>
+    <w:p>
+      <w:pPr>
+        <w:spacing w:line="360" w:lineRule="auto"/>
+        <w:ind w:leftChars="0" w:firstLineChars="0" w:firstLine="0"/>
+        <w:contextualSpacing/>
+        <w:jc w:val="both"/>
+        <w:outlineLvl w:val="9"/>
+        <w:rPr>
+          <w:sz w:val="28"/>
+          <w:szCs w:val="28"/>
+        </w:rPr>
+      </w:pPr>
+      <w:r>
+        <w:rPr>
+          <w:sz w:val="28"/>
+          <w:szCs w:val="28"/>
+        </w:rPr>
+        <w:t xml:space="preserve">      vb.name = "lr7-db"</w:t>
+      </w:r>
+    </w:p>
+    <w:p>
+      <w:pPr>
+        <w:spacing w:line="360" w:lineRule="auto"/>
+        <w:ind w:leftChars="0" w:firstLineChars="0" w:firstLine="0"/>
+        <w:contextualSpacing/>
+        <w:jc w:val="both"/>
+        <w:outlineLvl w:val="9"/>
+        <w:rPr>
+          <w:sz w:val="28"/>
+          <w:szCs w:val="28"/>
+        </w:rPr>
+      </w:pPr>
+      <w:r>
+        <w:rPr>
+          <w:sz w:val="28"/>
+          <w:szCs w:val="28"/>
+        </w:rPr>
+        <w:t xml:space="preserve">      vb.memory = 1024</w:t>
+      </w:r>
+    </w:p>
+    <w:p>
+      <w:pPr>
+        <w:spacing w:line="360" w:lineRule="auto"/>
+        <w:ind w:leftChars="0" w:firstLineChars="0" w:firstLine="0"/>
+        <w:contextualSpacing/>
+        <w:jc w:val="both"/>
+        <w:outlineLvl w:val="9"/>
+        <w:rPr>
+          <w:sz w:val="28"/>
+          <w:szCs w:val="28"/>
+        </w:rPr>
+      </w:pPr>
+      <w:r>
+        <w:rPr>
+          <w:sz w:val="28"/>
+          <w:szCs w:val="28"/>
+        </w:rPr>
+        <w:t xml:space="preserve">      vb.cpus = 1</w:t>
+      </w:r>
+    </w:p>
+    <w:p>
+      <w:pPr>
+        <w:spacing w:line="360" w:lineRule="auto"/>
+        <w:ind w:leftChars="0" w:firstLineChars="0" w:firstLine="0"/>
+        <w:contextualSpacing/>
+        <w:jc w:val="both"/>
+        <w:outlineLvl w:val="9"/>
+        <w:rPr>
+          <w:sz w:val="28"/>
+          <w:szCs w:val="28"/>
+        </w:rPr>
+      </w:pPr>
+      <w:r>
+        <w:rPr>
+          <w:sz w:val="28"/>
+          <w:szCs w:val="28"/>
+        </w:rPr>
+        <w:t xml:space="preserve">    end</w:t>
+      </w:r>
+    </w:p>
+    <w:p>
+      <w:pPr>
+        <w:spacing w:line="360" w:lineRule="auto"/>
+        <w:ind w:leftChars="0" w:firstLineChars="0" w:firstLine="0"/>
+        <w:contextualSpacing/>
+        <w:jc w:val="both"/>
+        <w:outlineLvl w:val="9"/>
+        <w:rPr>
+          <w:sz w:val="28"/>
+          <w:szCs w:val="28"/>
+        </w:rPr>
+      </w:pPr>
+    </w:p>
+    <w:p>
+      <w:pPr>
+        <w:spacing w:line="360" w:lineRule="auto"/>
+        <w:ind w:leftChars="0" w:firstLineChars="0" w:firstLine="0"/>
+        <w:contextualSpacing/>
+        <w:jc w:val="both"/>
+        <w:outlineLvl w:val="9"/>
+        <w:rPr>
+          <w:sz w:val="28"/>
+          <w:szCs w:val="28"/>
+        </w:rPr>
+      </w:pPr>
+      <w:r>
+        <w:rPr>
+          <w:sz w:val="28"/>
+          <w:szCs w:val="28"/>
+        </w:rPr>
+        <w:t xml:space="preserve">    db.vm.provision "shell", inline: &lt;&lt;-SHELL</w:t>
+      </w:r>
+    </w:p>
+    <w:p>
+      <w:pPr>
+        <w:spacing w:line="360" w:lineRule="auto"/>
+        <w:ind w:leftChars="0" w:firstLineChars="0" w:firstLine="0"/>
+        <w:contextualSpacing/>
+        <w:jc w:val="both"/>
+        <w:outlineLvl w:val="9"/>
+        <w:rPr>
+          <w:sz w:val="28"/>
+          <w:szCs w:val="28"/>
+        </w:rPr>
+      </w:pPr>
+      <w:r>
+        <w:rPr>
+          <w:sz w:val="28"/>
+          <w:szCs w:val="28"/>
+        </w:rPr>
+        <w:t xml:space="preserve">      set -e</w:t>
+      </w:r>
+    </w:p>
+    <w:p>
+      <w:pPr>
+        <w:spacing w:line="360" w:lineRule="auto"/>
+        <w:ind w:leftChars="0" w:firstLineChars="0" w:firstLine="0"/>
+        <w:contextualSpacing/>
+        <w:jc w:val="both"/>
+        <w:outlineLvl w:val="9"/>
+        <w:rPr>
+          <w:sz w:val="28"/>
+          <w:szCs w:val="28"/>
+        </w:rPr>
+      </w:pPr>
+      <w:r>
+        <w:rPr>
+          <w:sz w:val="28"/>
+          <w:szCs w:val="28"/>
+        </w:rPr>
+        <w:t xml:space="preserve">      sudo apt-get update</w:t>
+      </w:r>
+    </w:p>
+    <w:p>
+      <w:pPr>
+        <w:spacing w:line="360" w:lineRule="auto"/>
+        <w:ind w:leftChars="0" w:firstLineChars="0" w:firstLine="0"/>
+        <w:contextualSpacing/>
+        <w:jc w:val="both"/>
+        <w:outlineLvl w:val="9"/>
+        <w:rPr>
+          <w:sz w:val="28"/>
+          <w:szCs w:val="28"/>
+        </w:rPr>
+      </w:pPr>
+      <w:r>
+        <w:rPr>
+          <w:sz w:val="28"/>
+          <w:szCs w:val="28"/>
+        </w:rPr>
+        <w:t xml:space="preserve">      sudo DEBIAN_FRONTEND=noninteractive apt-get install -y mysql-server</w:t>
+      </w:r>
+    </w:p>
+    <w:p>
+      <w:pPr>
+        <w:spacing w:line="360" w:lineRule="auto"/>
+        <w:ind w:leftChars="0" w:firstLineChars="0" w:firstLine="0"/>
+        <w:contextualSpacing/>
+        <w:jc w:val="both"/>
+        <w:outlineLvl w:val="9"/>
+        <w:rPr>
+          <w:sz w:val="28"/>
+          <w:szCs w:val="28"/>
+        </w:rPr>
+      </w:pPr>
+    </w:p>
+    <w:p>
+      <w:pPr>
+        <w:spacing w:line="360" w:lineRule="auto"/>
+        <w:ind w:leftChars="0" w:firstLineChars="0" w:firstLine="0"/>
+        <w:contextualSpacing/>
+        <w:jc w:val="both"/>
+        <w:outlineLvl w:val="9"/>
+        <w:rPr>
+          <w:sz w:val="28"/>
+          <w:szCs w:val="28"/>
+        </w:rPr>
+      </w:pPr>
+      <w:r>
+        <w:rPr>
+          <w:sz w:val="28"/>
+          <w:szCs w:val="28"/>
+        </w:rPr>
+        <w:t xml:space="preserve">      sudo systemctl start mysql.service</w:t>
+      </w:r>
+    </w:p>
+    <w:p>
+      <w:pPr>
+        <w:spacing w:line="360" w:lineRule="auto"/>
+        <w:ind w:leftChars="0" w:firstLineChars="0" w:firstLine="0"/>
+        <w:contextualSpacing/>
+        <w:jc w:val="both"/>
+        <w:outlineLvl w:val="9"/>
+        <w:rPr>
+          <w:sz w:val="28"/>
+          <w:szCs w:val="28"/>
+        </w:rPr>
+      </w:pPr>
+    </w:p>
+    <w:p>
+      <w:pPr>
+        <w:spacing w:line="360" w:lineRule="auto"/>
+        <w:ind w:leftChars="0" w:firstLineChars="0" w:firstLine="0"/>
+        <w:contextualSpacing/>
+        <w:jc w:val="both"/>
+        <w:outlineLvl w:val="9"/>
+        <w:rPr>
+          <w:sz w:val="28"/>
+          <w:szCs w:val="28"/>
+        </w:rPr>
+      </w:pPr>
+      <w:r>
+        <w:rPr>
+          <w:sz w:val="28"/>
+          <w:szCs w:val="28"/>
+        </w:rPr>
+        <w:t xml:space="preserve">      sudo mysql -u root -e "CREATE DATABASE IF NOT EXISTS students;"</w:t>
+      </w:r>
+    </w:p>
+    <w:p>
+      <w:pPr>
+        <w:spacing w:line="360" w:lineRule="auto"/>
+        <w:ind w:leftChars="0" w:firstLineChars="0" w:firstLine="0"/>
+        <w:contextualSpacing/>
+        <w:jc w:val="both"/>
+        <w:outlineLvl w:val="9"/>
+        <w:rPr>
+          <w:sz w:val="28"/>
+          <w:szCs w:val="28"/>
+        </w:rPr>
+      </w:pPr>
+      <w:r>
+        <w:rPr>
+          <w:sz w:val="28"/>
+          <w:szCs w:val="28"/>
+        </w:rPr>
+        <w:t xml:space="preserve">      sudo mysql -u root -e "CREATE USER IF NOT EXISTS 'sammy'@'%' IDENTIFIED BY 'passwd123';"</w:t>
+      </w:r>
+    </w:p>
+    <w:p>
+      <w:pPr>
+        <w:spacing w:line="360" w:lineRule="auto"/>
+        <w:ind w:leftChars="0" w:firstLineChars="0" w:firstLine="0"/>
+        <w:contextualSpacing/>
+        <w:jc w:val="both"/>
+        <w:outlineLvl w:val="9"/>
+        <w:rPr>
+          <w:sz w:val="28"/>
+          <w:szCs w:val="28"/>
+        </w:rPr>
+      </w:pPr>
+      <w:r>
+        <w:rPr>
+          <w:sz w:val="28"/>
+          <w:szCs w:val="28"/>
+        </w:rPr>
+        <w:t xml:space="preserve">      sudo mysql -u root -e "GRANT ALL ON students.* TO 'sammy'@'%';"</w:t>
+      </w:r>
+    </w:p>
+    <w:p>
+      <w:pPr>
+        <w:spacing w:line="360" w:lineRule="auto"/>
+        <w:ind w:leftChars="0" w:firstLineChars="0" w:firstLine="0"/>
+        <w:contextualSpacing/>
+        <w:jc w:val="both"/>
+        <w:outlineLvl w:val="9"/>
+        <w:rPr>
+          <w:sz w:val="28"/>
+          <w:szCs w:val="28"/>
+        </w:rPr>
+      </w:pPr>
+      <w:r>
+        <w:rPr>
+          <w:sz w:val="28"/>
+          <w:szCs w:val="28"/>
+        </w:rPr>
+        <w:t xml:space="preserve">      sudo mysql -u root -e "FLUSH PRIVILEGES;"</w:t>
+      </w:r>
+    </w:p>
+    <w:p>
+      <w:pPr>
+        <w:spacing w:line="360" w:lineRule="auto"/>
+        <w:ind w:leftChars="0" w:firstLineChars="0" w:firstLine="0"/>
+        <w:contextualSpacing/>
+        <w:jc w:val="both"/>
+        <w:outlineLvl w:val="9"/>
+        <w:rPr>
+          <w:sz w:val="28"/>
+          <w:szCs w:val="28"/>
+        </w:rPr>
+      </w:pPr>
+    </w:p>
+    <w:p>
+      <w:pPr>
+        <w:spacing w:line="360" w:lineRule="auto"/>
+        <w:ind w:leftChars="0" w:firstLineChars="0" w:firstLine="0"/>
+        <w:contextualSpacing/>
+        <w:jc w:val="both"/>
+        <w:outlineLvl w:val="9"/>
+        <w:rPr>
+          <w:sz w:val="28"/>
+          <w:szCs w:val="28"/>
+        </w:rPr>
+      </w:pPr>
+      <w:r>
+        <w:rPr>
+          <w:sz w:val="28"/>
+          <w:szCs w:val="28"/>
+        </w:rPr>
+        <w:t xml:space="preserve">      sudo mysql -u root students &lt; /home/vagrant/db_lr_admin/students.sql</w:t>
+      </w:r>
+    </w:p>
+    <w:p>
+      <w:pPr>
+        <w:spacing w:line="360" w:lineRule="auto"/>
+        <w:ind w:leftChars="0" w:firstLineChars="0" w:firstLine="0"/>
+        <w:contextualSpacing/>
+        <w:jc w:val="both"/>
+        <w:outlineLvl w:val="9"/>
+        <w:rPr>
+          <w:sz w:val="28"/>
+          <w:szCs w:val="28"/>
+        </w:rPr>
+      </w:pPr>
+    </w:p>
+    <w:p>
+      <w:pPr>
+        <w:spacing w:line="360" w:lineRule="auto"/>
+        <w:ind w:leftChars="0" w:firstLineChars="0" w:firstLine="0"/>
+        <w:contextualSpacing/>
+        <w:jc w:val="both"/>
+        <w:outlineLvl w:val="9"/>
+        <w:rPr>
+          <w:sz w:val="28"/>
+          <w:szCs w:val="28"/>
+        </w:rPr>
+      </w:pPr>
+      <w:r>
+        <w:rPr>
+          <w:sz w:val="28"/>
+          <w:szCs w:val="28"/>
+        </w:rPr>
+        <w:t xml:space="preserve">      sudo ufw allow out 3306/tcp || true</w:t>
+      </w:r>
+    </w:p>
+    <w:p>
+      <w:pPr>
+        <w:spacing w:line="360" w:lineRule="auto"/>
+        <w:ind w:leftChars="0" w:firstLineChars="0" w:firstLine="0"/>
+        <w:contextualSpacing/>
+        <w:jc w:val="both"/>
+        <w:outlineLvl w:val="9"/>
+        <w:rPr>
+          <w:sz w:val="28"/>
+          <w:szCs w:val="28"/>
+        </w:rPr>
+      </w:pPr>
+      <w:r>
+        <w:rPr>
+          <w:sz w:val="28"/>
+          <w:szCs w:val="28"/>
+        </w:rPr>
+        <w:t xml:space="preserve">      sudo ufw allow in 3306/tcp || true</w:t>
+      </w:r>
+    </w:p>
+    <w:p>
+      <w:pPr>
+        <w:spacing w:line="360" w:lineRule="auto"/>
+        <w:ind w:leftChars="0" w:firstLineChars="0" w:firstLine="0"/>
+        <w:contextualSpacing/>
+        <w:jc w:val="both"/>
+        <w:outlineLvl w:val="9"/>
+        <w:rPr>
+          <w:sz w:val="28"/>
+          <w:szCs w:val="28"/>
+        </w:rPr>
+      </w:pPr>
+    </w:p>
+    <w:p>
+      <w:pPr>
+        <w:spacing w:line="360" w:lineRule="auto"/>
+        <w:ind w:leftChars="0" w:firstLineChars="0" w:firstLine="0"/>
+        <w:contextualSpacing/>
+        <w:jc w:val="both"/>
+        <w:outlineLvl w:val="9"/>
+        <w:rPr>
+          <w:sz w:val="28"/>
+          <w:szCs w:val="28"/>
+        </w:rPr>
+      </w:pPr>
+      <w:r>
+        <w:rPr>
+          <w:sz w:val="28"/>
+          <w:szCs w:val="28"/>
+        </w:rPr>
+        <w:t xml:space="preserve">      sudo sed -i 's/127.0.0.1/0.0.0.0/g' /etc/mysql/mysql.conf.d/mysqld.cnf</w:t>
+      </w:r>
+    </w:p>
+    <w:p>
+      <w:pPr>
+        <w:spacing w:line="360" w:lineRule="auto"/>
+        <w:ind w:leftChars="0" w:firstLineChars="0" w:firstLine="0"/>
+        <w:contextualSpacing/>
+        <w:jc w:val="both"/>
+        <w:outlineLvl w:val="9"/>
+        <w:rPr>
+          <w:sz w:val="28"/>
+          <w:szCs w:val="28"/>
+        </w:rPr>
+      </w:pPr>
+    </w:p>
+    <w:p>
+      <w:pPr>
+        <w:spacing w:line="360" w:lineRule="auto"/>
+        <w:ind w:leftChars="0" w:firstLineChars="0" w:firstLine="0"/>
+        <w:contextualSpacing/>
+        <w:jc w:val="both"/>
+        <w:outlineLvl w:val="9"/>
+        <w:rPr>
+          <w:sz w:val="28"/>
+          <w:szCs w:val="28"/>
+        </w:rPr>
+      </w:pPr>
+      <w:r>
+        <w:rPr>
+          <w:sz w:val="28"/>
+          <w:szCs w:val="28"/>
+        </w:rPr>
         <w:lastRenderedPageBreak/>
-        <w:t xml:space="preserve">    db.vm.synced_folder "./db_lr_admin-main/db_lr_admin-main", "/home/vagrant/db_lr_admin"</w:t>
-      </w:r>
-    </w:p>
-    <w:p>
-      <w:pPr>
-        <w:spacing w:line="360" w:lineRule="auto"/>
-        <w:ind w:leftChars="0" w:firstLineChars="0" w:firstLine="0"/>
-        <w:contextualSpacing/>
-        <w:jc w:val="both"/>
-        <w:outlineLvl w:val="9"/>
-        <w:rPr>
-          <w:sz w:val="28"/>
-          <w:szCs w:val="28"/>
-        </w:rPr>
-      </w:pPr>
-    </w:p>
-    <w:p>
-      <w:pPr>
-        <w:spacing w:line="360" w:lineRule="auto"/>
-        <w:ind w:leftChars="0" w:firstLineChars="0" w:firstLine="0"/>
-        <w:contextualSpacing/>
-        <w:jc w:val="both"/>
-        <w:outlineLvl w:val="9"/>
-        <w:rPr>
-          <w:sz w:val="28"/>
-          <w:szCs w:val="28"/>
-        </w:rPr>
-      </w:pPr>
-      <w:r>
-        <w:rPr>
-          <w:sz w:val="28"/>
-          <w:szCs w:val="28"/>
-        </w:rPr>
-        <w:t xml:space="preserve">    db.vm.provider "virtualbox" do |vb|</w:t>
-      </w:r>
-    </w:p>
-    <w:p>
-      <w:pPr>
-        <w:spacing w:line="360" w:lineRule="auto"/>
-        <w:ind w:leftChars="0" w:firstLineChars="0" w:firstLine="0"/>
-        <w:contextualSpacing/>
-        <w:jc w:val="both"/>
-        <w:outlineLvl w:val="9"/>
-        <w:rPr>
-          <w:sz w:val="28"/>
-          <w:szCs w:val="28"/>
-        </w:rPr>
-      </w:pPr>
-      <w:r>
-        <w:rPr>
-          <w:sz w:val="28"/>
-          <w:szCs w:val="28"/>
-        </w:rPr>
-        <w:t xml:space="preserve">      vb.name = "lr7-db"</w:t>
+        <w:t xml:space="preserve">      sudo systemctl restart mysql.service</w:t>
+      </w:r>
+    </w:p>
+    <w:p>
+      <w:pPr>
+        <w:spacing w:line="360" w:lineRule="auto"/>
+        <w:ind w:leftChars="0" w:firstLineChars="0" w:firstLine="0"/>
+        <w:contextualSpacing/>
+        <w:jc w:val="both"/>
+        <w:outlineLvl w:val="9"/>
+        <w:rPr>
+          <w:sz w:val="28"/>
+          <w:szCs w:val="28"/>
+        </w:rPr>
+      </w:pPr>
+      <w:r>
+        <w:rPr>
+          <w:sz w:val="28"/>
+          <w:szCs w:val="28"/>
+        </w:rPr>
+        <w:t xml:space="preserve">    SHELL</w:t>
+      </w:r>
+    </w:p>
+    <w:p>
+      <w:pPr>
+        <w:spacing w:line="360" w:lineRule="auto"/>
+        <w:ind w:leftChars="0" w:firstLineChars="0" w:firstLine="0"/>
+        <w:contextualSpacing/>
+        <w:jc w:val="both"/>
+        <w:outlineLvl w:val="9"/>
+        <w:rPr>
+          <w:sz w:val="28"/>
+          <w:szCs w:val="28"/>
+        </w:rPr>
+      </w:pPr>
+      <w:r>
+        <w:rPr>
+          <w:sz w:val="28"/>
+          <w:szCs w:val="28"/>
+        </w:rPr>
+        <w:t xml:space="preserve">  end</w:t>
+      </w:r>
+    </w:p>
+    <w:p>
+      <w:pPr>
+        <w:spacing w:line="360" w:lineRule="auto"/>
+        <w:ind w:leftChars="0" w:firstLineChars="0" w:firstLine="0"/>
+        <w:contextualSpacing/>
+        <w:jc w:val="both"/>
+        <w:outlineLvl w:val="9"/>
+        <w:rPr>
+          <w:sz w:val="28"/>
+          <w:szCs w:val="28"/>
+        </w:rPr>
+      </w:pPr>
+    </w:p>
+    <w:p>
+      <w:pPr>
+        <w:spacing w:line="360" w:lineRule="auto"/>
+        <w:ind w:leftChars="0" w:firstLineChars="0" w:firstLine="0"/>
+        <w:contextualSpacing/>
+        <w:jc w:val="both"/>
+        <w:outlineLvl w:val="9"/>
+        <w:rPr>
+          <w:sz w:val="28"/>
+          <w:szCs w:val="28"/>
+        </w:rPr>
+      </w:pPr>
+      <w:r>
+        <w:rPr>
+          <w:sz w:val="28"/>
+          <w:szCs w:val="28"/>
+        </w:rPr>
+        <w:t xml:space="preserve">  # ---------------------------------------------------------------------</w:t>
+      </w:r>
+    </w:p>
+    <w:p>
+      <w:pPr>
+        <w:spacing w:line="360" w:lineRule="auto"/>
+        <w:ind w:leftChars="0" w:firstLineChars="0" w:firstLine="0"/>
+        <w:contextualSpacing/>
+        <w:jc w:val="both"/>
+        <w:outlineLvl w:val="9"/>
+        <w:rPr>
+          <w:sz w:val="28"/>
+          <w:szCs w:val="28"/>
+        </w:rPr>
+      </w:pPr>
+      <w:r>
+        <w:rPr>
+          <w:sz w:val="28"/>
+          <w:szCs w:val="28"/>
+        </w:rPr>
+        <w:t xml:space="preserve">  # Веб-сервер (Python Django)</w:t>
+      </w:r>
+    </w:p>
+    <w:p>
+      <w:pPr>
+        <w:spacing w:line="360" w:lineRule="auto"/>
+        <w:ind w:leftChars="0" w:firstLineChars="0" w:firstLine="0"/>
+        <w:contextualSpacing/>
+        <w:jc w:val="both"/>
+        <w:outlineLvl w:val="9"/>
+        <w:rPr>
+          <w:sz w:val="28"/>
+          <w:szCs w:val="28"/>
+        </w:rPr>
+      </w:pPr>
+      <w:r>
+        <w:rPr>
+          <w:sz w:val="28"/>
+          <w:szCs w:val="28"/>
+        </w:rPr>
+        <w:t xml:space="preserve">  # ---------------------------------------------------------------------</w:t>
+      </w:r>
+    </w:p>
+    <w:p>
+      <w:pPr>
+        <w:spacing w:line="360" w:lineRule="auto"/>
+        <w:ind w:leftChars="0" w:firstLineChars="0" w:firstLine="0"/>
+        <w:contextualSpacing/>
+        <w:jc w:val="both"/>
+        <w:outlineLvl w:val="9"/>
+        <w:rPr>
+          <w:sz w:val="28"/>
+          <w:szCs w:val="28"/>
+        </w:rPr>
+      </w:pPr>
+      <w:r>
+        <w:rPr>
+          <w:sz w:val="28"/>
+          <w:szCs w:val="28"/>
+        </w:rPr>
+        <w:t xml:space="preserve">  config.vm.define "web" do |web|</w:t>
+      </w:r>
+    </w:p>
+    <w:p>
+      <w:pPr>
+        <w:spacing w:line="360" w:lineRule="auto"/>
+        <w:ind w:leftChars="0" w:firstLineChars="0" w:firstLine="0"/>
+        <w:contextualSpacing/>
+        <w:jc w:val="both"/>
+        <w:outlineLvl w:val="9"/>
+        <w:rPr>
+          <w:sz w:val="28"/>
+          <w:szCs w:val="28"/>
+        </w:rPr>
+      </w:pPr>
+      <w:r>
+        <w:rPr>
+          <w:sz w:val="28"/>
+          <w:szCs w:val="28"/>
+        </w:rPr>
+        <w:t xml:space="preserve">    web.vm.hostname = "web"</w:t>
+      </w:r>
+    </w:p>
+    <w:p>
+      <w:pPr>
+        <w:spacing w:line="360" w:lineRule="auto"/>
+        <w:ind w:leftChars="0" w:firstLineChars="0" w:firstLine="0"/>
+        <w:contextualSpacing/>
+        <w:jc w:val="both"/>
+        <w:outlineLvl w:val="9"/>
+        <w:rPr>
+          <w:sz w:val="28"/>
+          <w:szCs w:val="28"/>
+        </w:rPr>
+      </w:pPr>
+      <w:r>
+        <w:rPr>
+          <w:sz w:val="28"/>
+          <w:szCs w:val="28"/>
+        </w:rPr>
+        <w:t xml:space="preserve">    web.vm.network "private_network", ip: "192.168.10.13"</w:t>
+      </w:r>
+    </w:p>
+    <w:p>
+      <w:pPr>
+        <w:spacing w:line="360" w:lineRule="auto"/>
+        <w:ind w:leftChars="0" w:firstLineChars="0" w:firstLine="0"/>
+        <w:contextualSpacing/>
+        <w:jc w:val="both"/>
+        <w:outlineLvl w:val="9"/>
+        <w:rPr>
+          <w:sz w:val="28"/>
+          <w:szCs w:val="28"/>
+        </w:rPr>
+      </w:pPr>
+    </w:p>
+    <w:p>
+      <w:pPr>
+        <w:spacing w:line="360" w:lineRule="auto"/>
+        <w:ind w:leftChars="0" w:firstLineChars="0" w:firstLine="0"/>
+        <w:contextualSpacing/>
+        <w:jc w:val="both"/>
+        <w:outlineLvl w:val="9"/>
+        <w:rPr>
+          <w:sz w:val="28"/>
+          <w:szCs w:val="28"/>
+        </w:rPr>
+      </w:pPr>
+      <w:r>
+        <w:rPr>
+          <w:sz w:val="28"/>
+          <w:szCs w:val="28"/>
+        </w:rPr>
+        <w:t xml:space="preserve">    web.vm.synced_folder "./lr_6_proj-main/lr_6_proj-main", "/home/vagrant/lr_6_proj"</w:t>
+      </w:r>
+    </w:p>
+    <w:p>
+      <w:pPr>
+        <w:spacing w:line="360" w:lineRule="auto"/>
+        <w:ind w:leftChars="0" w:firstLineChars="0" w:firstLine="0"/>
+        <w:contextualSpacing/>
+        <w:jc w:val="both"/>
+        <w:outlineLvl w:val="9"/>
+        <w:rPr>
+          <w:sz w:val="28"/>
+          <w:szCs w:val="28"/>
+        </w:rPr>
+      </w:pPr>
+    </w:p>
+    <w:p>
+      <w:pPr>
+        <w:spacing w:line="360" w:lineRule="auto"/>
+        <w:ind w:leftChars="0" w:firstLineChars="0" w:firstLine="0"/>
+        <w:contextualSpacing/>
+        <w:jc w:val="both"/>
+        <w:outlineLvl w:val="9"/>
+        <w:rPr>
+          <w:sz w:val="28"/>
+          <w:szCs w:val="28"/>
+        </w:rPr>
+      </w:pPr>
+      <w:r>
+        <w:rPr>
+          <w:sz w:val="28"/>
+          <w:szCs w:val="28"/>
+        </w:rPr>
+        <w:t xml:space="preserve">    web.vm.provider "virtualbox" do |vb|</w:t>
+      </w:r>
+    </w:p>
+    <w:p>
+      <w:pPr>
+        <w:spacing w:line="360" w:lineRule="auto"/>
+        <w:ind w:leftChars="0" w:firstLineChars="0" w:firstLine="0"/>
+        <w:contextualSpacing/>
+        <w:jc w:val="both"/>
+        <w:outlineLvl w:val="9"/>
+        <w:rPr>
+          <w:sz w:val="28"/>
+          <w:szCs w:val="28"/>
+        </w:rPr>
+      </w:pPr>
+      <w:r>
+        <w:rPr>
+          <w:sz w:val="28"/>
+          <w:szCs w:val="28"/>
+        </w:rPr>
+        <w:t xml:space="preserve">      vb.name = "lr7-web"</w:t>
       </w:r>
     </w:p>
     <w:p>
@@ -2269,7 +2971,7 @@
           <w:sz w:val="28"/>
           <w:szCs w:val="28"/>
         </w:rPr>
-        <w:t xml:space="preserve">    db.vm.provision "shell", inline: &lt;&lt;-SHELL</w:t>
+        <w:t xml:space="preserve">    web.vm.provision "shell", inline: &lt;&lt;-SHELL</w:t>
       </w:r>
     </w:p>
     <w:p>
@@ -2329,286 +3031,87 @@
           <w:sz w:val="28"/>
           <w:szCs w:val="28"/>
         </w:rPr>
-        <w:t xml:space="preserve">      sudo DEBIAN_FRONTEND=noninteractive apt-get install -y mysql-server</w:t>
-      </w:r>
-    </w:p>
-    <w:p>
-      <w:pPr>
-        <w:spacing w:line="360" w:lineRule="auto"/>
-        <w:ind w:leftChars="0" w:firstLineChars="0" w:firstLine="0"/>
-        <w:contextualSpacing/>
-        <w:jc w:val="both"/>
-        <w:outlineLvl w:val="9"/>
-        <w:rPr>
-          <w:sz w:val="28"/>
-          <w:szCs w:val="28"/>
-        </w:rPr>
-      </w:pPr>
-    </w:p>
-    <w:p>
-      <w:pPr>
-        <w:spacing w:line="360" w:lineRule="auto"/>
-        <w:ind w:leftChars="0" w:firstLineChars="0" w:firstLine="0"/>
-        <w:contextualSpacing/>
-        <w:jc w:val="both"/>
-        <w:outlineLvl w:val="9"/>
-        <w:rPr>
-          <w:sz w:val="28"/>
-          <w:szCs w:val="28"/>
-        </w:rPr>
-      </w:pPr>
-      <w:r>
-        <w:rPr>
-          <w:sz w:val="28"/>
-          <w:szCs w:val="28"/>
-        </w:rPr>
-        <w:t xml:space="preserve">      sudo systemctl start mysql.service</w:t>
-      </w:r>
-    </w:p>
-    <w:p>
-      <w:pPr>
-        <w:spacing w:line="360" w:lineRule="auto"/>
-        <w:ind w:leftChars="0" w:firstLineChars="0" w:firstLine="0"/>
-        <w:contextualSpacing/>
-        <w:jc w:val="both"/>
-        <w:outlineLvl w:val="9"/>
-        <w:rPr>
-          <w:sz w:val="28"/>
-          <w:szCs w:val="28"/>
-        </w:rPr>
-      </w:pPr>
-    </w:p>
-    <w:p>
-      <w:pPr>
-        <w:spacing w:line="360" w:lineRule="auto"/>
-        <w:ind w:leftChars="0" w:firstLineChars="0" w:firstLine="0"/>
-        <w:contextualSpacing/>
-        <w:jc w:val="both"/>
-        <w:outlineLvl w:val="9"/>
-        <w:rPr>
-          <w:sz w:val="28"/>
-          <w:szCs w:val="28"/>
-        </w:rPr>
-      </w:pPr>
-      <w:r>
-        <w:rPr>
-          <w:sz w:val="28"/>
-          <w:szCs w:val="28"/>
-        </w:rPr>
-        <w:t xml:space="preserve">      sudo mysql -u root -e "CREATE DATABASE IF NOT EXISTS students;"</w:t>
-      </w:r>
-    </w:p>
-    <w:p>
-      <w:pPr>
-        <w:spacing w:line="360" w:lineRule="auto"/>
-        <w:ind w:leftChars="0" w:firstLineChars="0" w:firstLine="0"/>
-        <w:contextualSpacing/>
-        <w:jc w:val="both"/>
-        <w:outlineLvl w:val="9"/>
-        <w:rPr>
-          <w:sz w:val="28"/>
-          <w:szCs w:val="28"/>
-        </w:rPr>
-      </w:pPr>
-      <w:r>
-        <w:rPr>
-          <w:sz w:val="28"/>
-          <w:szCs w:val="28"/>
-        </w:rPr>
-        <w:t xml:space="preserve">      sudo mysql -u root -e "CREATE USER IF NOT EXISTS 'sammy'@'%' IDENTIFIED BY 'passwd123';"</w:t>
-      </w:r>
-    </w:p>
-    <w:p>
-      <w:pPr>
-        <w:spacing w:line="360" w:lineRule="auto"/>
-        <w:ind w:leftChars="0" w:firstLineChars="0" w:firstLine="0"/>
-        <w:contextualSpacing/>
-        <w:jc w:val="both"/>
-        <w:outlineLvl w:val="9"/>
-        <w:rPr>
-          <w:sz w:val="28"/>
-          <w:szCs w:val="28"/>
-        </w:rPr>
-      </w:pPr>
-      <w:r>
-        <w:rPr>
-          <w:sz w:val="28"/>
-          <w:szCs w:val="28"/>
-        </w:rPr>
-        <w:t xml:space="preserve">      sudo mysql -u root -e "GRANT ALL ON students.* TO 'sammy'@'%';"</w:t>
-      </w:r>
-    </w:p>
-    <w:p>
-      <w:pPr>
-        <w:spacing w:line="360" w:lineRule="auto"/>
-        <w:ind w:leftChars="0" w:firstLineChars="0" w:firstLine="0"/>
-        <w:contextualSpacing/>
-        <w:jc w:val="both"/>
-        <w:outlineLvl w:val="9"/>
-        <w:rPr>
-          <w:sz w:val="28"/>
-          <w:szCs w:val="28"/>
-        </w:rPr>
-      </w:pPr>
-      <w:r>
-        <w:rPr>
-          <w:sz w:val="28"/>
-          <w:szCs w:val="28"/>
-        </w:rPr>
-        <w:t xml:space="preserve">      sudo mysql -u root -e "FLUSH PRIVILEGES;"</w:t>
-      </w:r>
-    </w:p>
-    <w:p>
-      <w:pPr>
-        <w:spacing w:line="360" w:lineRule="auto"/>
-        <w:ind w:leftChars="0" w:firstLineChars="0" w:firstLine="0"/>
-        <w:contextualSpacing/>
-        <w:jc w:val="both"/>
-        <w:outlineLvl w:val="9"/>
-        <w:rPr>
-          <w:sz w:val="28"/>
-          <w:szCs w:val="28"/>
-        </w:rPr>
-      </w:pPr>
-    </w:p>
-    <w:p>
-      <w:pPr>
-        <w:spacing w:line="360" w:lineRule="auto"/>
-        <w:ind w:leftChars="0" w:firstLineChars="0" w:firstLine="0"/>
-        <w:contextualSpacing/>
-        <w:jc w:val="both"/>
-        <w:outlineLvl w:val="9"/>
-        <w:rPr>
-          <w:sz w:val="28"/>
-          <w:szCs w:val="28"/>
-        </w:rPr>
-      </w:pPr>
-      <w:r>
-        <w:rPr>
-          <w:sz w:val="28"/>
-          <w:szCs w:val="28"/>
-        </w:rPr>
-        <w:t xml:space="preserve">      sudo mysql -u root students &lt; /home/vagrant/db_lr_admin/students.sql</w:t>
-      </w:r>
-    </w:p>
-    <w:p>
-      <w:pPr>
-        <w:spacing w:line="360" w:lineRule="auto"/>
-        <w:ind w:leftChars="0" w:firstLineChars="0" w:firstLine="0"/>
-        <w:contextualSpacing/>
-        <w:jc w:val="both"/>
-        <w:outlineLvl w:val="9"/>
-        <w:rPr>
-          <w:sz w:val="28"/>
-          <w:szCs w:val="28"/>
-        </w:rPr>
-      </w:pPr>
-    </w:p>
-    <w:p>
-      <w:pPr>
-        <w:spacing w:line="360" w:lineRule="auto"/>
-        <w:ind w:leftChars="0" w:firstLineChars="0" w:firstLine="0"/>
-        <w:contextualSpacing/>
-        <w:jc w:val="both"/>
-        <w:outlineLvl w:val="9"/>
-        <w:rPr>
-          <w:sz w:val="28"/>
-          <w:szCs w:val="28"/>
-        </w:rPr>
-      </w:pPr>
-      <w:r>
-        <w:rPr>
-          <w:sz w:val="28"/>
-          <w:szCs w:val="28"/>
-        </w:rPr>
-        <w:t xml:space="preserve">      sudo ufw allow out 3306/tcp || true</w:t>
-      </w:r>
-    </w:p>
-    <w:p>
-      <w:pPr>
-        <w:spacing w:line="360" w:lineRule="auto"/>
-        <w:ind w:leftChars="0" w:firstLineChars="0" w:firstLine="0"/>
-        <w:contextualSpacing/>
-        <w:jc w:val="both"/>
-        <w:outlineLvl w:val="9"/>
-        <w:rPr>
-          <w:sz w:val="28"/>
-          <w:szCs w:val="28"/>
-        </w:rPr>
-      </w:pPr>
-      <w:r>
-        <w:rPr>
-          <w:sz w:val="28"/>
-          <w:szCs w:val="28"/>
-        </w:rPr>
-        <w:t xml:space="preserve">      sudo ufw allow in 3306/tcp || true</w:t>
-      </w:r>
-    </w:p>
-    <w:p>
-      <w:pPr>
-        <w:spacing w:line="360" w:lineRule="auto"/>
-        <w:ind w:leftChars="0" w:firstLineChars="0" w:firstLine="0"/>
-        <w:contextualSpacing/>
-        <w:jc w:val="both"/>
-        <w:outlineLvl w:val="9"/>
-        <w:rPr>
-          <w:sz w:val="28"/>
-          <w:szCs w:val="28"/>
-        </w:rPr>
-      </w:pPr>
-    </w:p>
-    <w:p>
-      <w:pPr>
-        <w:spacing w:line="360" w:lineRule="auto"/>
-        <w:ind w:leftChars="0" w:firstLineChars="0" w:firstLine="0"/>
-        <w:contextualSpacing/>
-        <w:jc w:val="both"/>
-        <w:outlineLvl w:val="9"/>
-        <w:rPr>
-          <w:sz w:val="28"/>
-          <w:szCs w:val="28"/>
-        </w:rPr>
-      </w:pPr>
-      <w:r>
-        <w:rPr>
-          <w:sz w:val="28"/>
-          <w:szCs w:val="28"/>
-        </w:rPr>
-        <w:t xml:space="preserve">      sudo sed -i 's/127.0.0.1/0.0.0.0/g' /etc/mysql/mysql.conf.d/mysqld.cnf</w:t>
-      </w:r>
-    </w:p>
-    <w:p>
-      <w:pPr>
-        <w:spacing w:line="360" w:lineRule="auto"/>
-        <w:ind w:leftChars="0" w:firstLineChars="0" w:firstLine="0"/>
-        <w:contextualSpacing/>
-        <w:jc w:val="both"/>
-        <w:outlineLvl w:val="9"/>
-        <w:rPr>
-          <w:sz w:val="28"/>
-          <w:szCs w:val="28"/>
-        </w:rPr>
-      </w:pPr>
-    </w:p>
-    <w:p>
-      <w:pPr>
-        <w:spacing w:line="360" w:lineRule="auto"/>
-        <w:ind w:leftChars="0" w:firstLineChars="0" w:firstLine="0"/>
-        <w:contextualSpacing/>
-        <w:jc w:val="both"/>
-        <w:outlineLvl w:val="9"/>
-        <w:rPr>
-          <w:sz w:val="28"/>
-          <w:szCs w:val="28"/>
-        </w:rPr>
-      </w:pPr>
-      <w:r>
-        <w:rPr>
-          <w:sz w:val="28"/>
-          <w:szCs w:val="28"/>
-        </w:rPr>
-        <w:t xml:space="preserve">      sudo systemctl restart mysql.service</w:t>
-      </w:r>
+        <w:t xml:space="preserve">      sudo DEBIAN_FRONTEND=noninteractive apt-get install -y python3-pip python3-full git</w:t>
+      </w:r>
+    </w:p>
+    <w:p>
+      <w:pPr>
+        <w:spacing w:line="360" w:lineRule="auto"/>
+        <w:ind w:leftChars="0" w:firstLineChars="0" w:firstLine="0"/>
+        <w:contextualSpacing/>
+        <w:jc w:val="both"/>
+        <w:outlineLvl w:val="9"/>
+        <w:rPr>
+          <w:sz w:val="28"/>
+          <w:szCs w:val="28"/>
+        </w:rPr>
+      </w:pPr>
+    </w:p>
+    <w:p>
+      <w:pPr>
+        <w:spacing w:line="360" w:lineRule="auto"/>
+        <w:ind w:leftChars="0" w:firstLineChars="0" w:firstLine="0"/>
+        <w:contextualSpacing/>
+        <w:jc w:val="both"/>
+        <w:outlineLvl w:val="9"/>
+        <w:rPr>
+          <w:sz w:val="28"/>
+          <w:szCs w:val="28"/>
+        </w:rPr>
+      </w:pPr>
+      <w:r>
+        <w:rPr>
+          <w:sz w:val="28"/>
+          <w:szCs w:val="28"/>
+        </w:rPr>
+        <w:t xml:space="preserve">      pip3 install Django --break-system-packages</w:t>
+      </w:r>
+    </w:p>
+    <w:p>
+      <w:pPr>
+        <w:spacing w:line="360" w:lineRule="auto"/>
+        <w:ind w:leftChars="0" w:firstLineChars="0" w:firstLine="0"/>
+        <w:contextualSpacing/>
+        <w:jc w:val="both"/>
+        <w:outlineLvl w:val="9"/>
+        <w:rPr>
+          <w:sz w:val="28"/>
+          <w:szCs w:val="28"/>
+        </w:rPr>
+      </w:pPr>
+    </w:p>
+    <w:p>
+      <w:pPr>
+        <w:spacing w:line="360" w:lineRule="auto"/>
+        <w:ind w:leftChars="0" w:firstLineChars="0" w:firstLine="0"/>
+        <w:contextualSpacing/>
+        <w:jc w:val="both"/>
+        <w:outlineLvl w:val="9"/>
+        <w:rPr>
+          <w:sz w:val="28"/>
+          <w:szCs w:val="28"/>
+        </w:rPr>
+      </w:pPr>
+      <w:r>
+        <w:rPr>
+          <w:sz w:val="28"/>
+          <w:szCs w:val="28"/>
+        </w:rPr>
+        <w:t xml:space="preserve">      sed -i 's/192.168.56.12/192.168.10.12/' /home/vagrant/lr_6_proj/show_list/mysql_connect.py</w:t>
+      </w:r>
+    </w:p>
+    <w:p>
+      <w:pPr>
+        <w:spacing w:line="360" w:lineRule="auto"/>
+        <w:ind w:leftChars="0" w:firstLineChars="0" w:firstLine="0"/>
+        <w:contextualSpacing/>
+        <w:jc w:val="both"/>
+        <w:outlineLvl w:val="9"/>
+        <w:rPr>
+          <w:sz w:val="28"/>
+          <w:szCs w:val="28"/>
+        </w:rPr>
+      </w:pPr>
     </w:p>
     <w:p>
       <w:pPr>
@@ -2628,6 +3131,225 @@
           <w:szCs w:val="28"/>
         </w:rPr>
         <w:lastRenderedPageBreak/>
+        <w:t xml:space="preserve">      pip3 install -r /home/vagrant/lr_6_proj/requirements.txt --break-system-packages</w:t>
+      </w:r>
+    </w:p>
+    <w:p>
+      <w:pPr>
+        <w:spacing w:line="360" w:lineRule="auto"/>
+        <w:ind w:leftChars="0" w:firstLineChars="0" w:firstLine="0"/>
+        <w:contextualSpacing/>
+        <w:jc w:val="both"/>
+        <w:outlineLvl w:val="9"/>
+        <w:rPr>
+          <w:sz w:val="28"/>
+          <w:szCs w:val="28"/>
+        </w:rPr>
+      </w:pPr>
+    </w:p>
+    <w:p>
+      <w:pPr>
+        <w:spacing w:line="360" w:lineRule="auto"/>
+        <w:ind w:leftChars="0" w:firstLineChars="0" w:firstLine="0"/>
+        <w:contextualSpacing/>
+        <w:jc w:val="both"/>
+        <w:outlineLvl w:val="9"/>
+        <w:rPr>
+          <w:sz w:val="28"/>
+          <w:szCs w:val="28"/>
+        </w:rPr>
+      </w:pPr>
+      <w:r>
+        <w:rPr>
+          <w:sz w:val="28"/>
+          <w:szCs w:val="28"/>
+        </w:rPr>
+        <w:t xml:space="preserve">      cat &lt;&lt;EOF &gt; /home/vagrant/start_django.sh</w:t>
+      </w:r>
+    </w:p>
+    <w:p>
+      <w:pPr>
+        <w:spacing w:line="360" w:lineRule="auto"/>
+        <w:ind w:leftChars="0" w:firstLineChars="0" w:firstLine="0"/>
+        <w:contextualSpacing/>
+        <w:jc w:val="both"/>
+        <w:outlineLvl w:val="9"/>
+        <w:rPr>
+          <w:sz w:val="28"/>
+          <w:szCs w:val="28"/>
+        </w:rPr>
+      </w:pPr>
+      <w:r>
+        <w:rPr>
+          <w:sz w:val="28"/>
+          <w:szCs w:val="28"/>
+        </w:rPr>
+        <w:t>#!/bin/bash</w:t>
+      </w:r>
+    </w:p>
+    <w:p>
+      <w:pPr>
+        <w:spacing w:line="360" w:lineRule="auto"/>
+        <w:ind w:leftChars="0" w:firstLineChars="0" w:firstLine="0"/>
+        <w:contextualSpacing/>
+        <w:jc w:val="both"/>
+        <w:outlineLvl w:val="9"/>
+        <w:rPr>
+          <w:sz w:val="28"/>
+          <w:szCs w:val="28"/>
+        </w:rPr>
+      </w:pPr>
+      <w:r>
+        <w:rPr>
+          <w:sz w:val="28"/>
+          <w:szCs w:val="28"/>
+        </w:rPr>
+        <w:t>cd /home/vagrant/lr_6_proj</w:t>
+      </w:r>
+    </w:p>
+    <w:p>
+      <w:pPr>
+        <w:spacing w:line="360" w:lineRule="auto"/>
+        <w:ind w:leftChars="0" w:firstLineChars="0" w:firstLine="0"/>
+        <w:contextualSpacing/>
+        <w:jc w:val="both"/>
+        <w:outlineLvl w:val="9"/>
+        <w:rPr>
+          <w:sz w:val="28"/>
+          <w:szCs w:val="28"/>
+        </w:rPr>
+      </w:pPr>
+      <w:r>
+        <w:rPr>
+          <w:sz w:val="28"/>
+          <w:szCs w:val="28"/>
+        </w:rPr>
+        <w:t>sudo python3 manage.py runserver 0.0.0.0:80 --insecure &amp;</w:t>
+      </w:r>
+    </w:p>
+    <w:p>
+      <w:pPr>
+        <w:spacing w:line="360" w:lineRule="auto"/>
+        <w:ind w:leftChars="0" w:firstLineChars="0" w:firstLine="0"/>
+        <w:contextualSpacing/>
+        <w:jc w:val="both"/>
+        <w:outlineLvl w:val="9"/>
+        <w:rPr>
+          <w:sz w:val="28"/>
+          <w:szCs w:val="28"/>
+        </w:rPr>
+      </w:pPr>
+      <w:r>
+        <w:rPr>
+          <w:sz w:val="28"/>
+          <w:szCs w:val="28"/>
+        </w:rPr>
+        <w:t>EOF</w:t>
+      </w:r>
+    </w:p>
+    <w:p>
+      <w:pPr>
+        <w:spacing w:line="360" w:lineRule="auto"/>
+        <w:ind w:leftChars="0" w:firstLineChars="0" w:firstLine="0"/>
+        <w:contextualSpacing/>
+        <w:jc w:val="both"/>
+        <w:outlineLvl w:val="9"/>
+        <w:rPr>
+          <w:sz w:val="28"/>
+          <w:szCs w:val="28"/>
+        </w:rPr>
+      </w:pPr>
+      <w:r>
+        <w:rPr>
+          <w:sz w:val="28"/>
+          <w:szCs w:val="28"/>
+        </w:rPr>
+        <w:t xml:space="preserve">      chmod 777 /home/vagrant/start_django.sh</w:t>
+      </w:r>
+    </w:p>
+    <w:p>
+      <w:pPr>
+        <w:spacing w:line="360" w:lineRule="auto"/>
+        <w:ind w:leftChars="0" w:firstLineChars="0" w:firstLine="0"/>
+        <w:contextualSpacing/>
+        <w:jc w:val="both"/>
+        <w:outlineLvl w:val="9"/>
+        <w:rPr>
+          <w:sz w:val="28"/>
+          <w:szCs w:val="28"/>
+        </w:rPr>
+      </w:pPr>
+    </w:p>
+    <w:p>
+      <w:pPr>
+        <w:spacing w:line="360" w:lineRule="auto"/>
+        <w:ind w:leftChars="0" w:firstLineChars="0" w:firstLine="0"/>
+        <w:contextualSpacing/>
+        <w:jc w:val="both"/>
+        <w:outlineLvl w:val="9"/>
+        <w:rPr>
+          <w:sz w:val="28"/>
+          <w:szCs w:val="28"/>
+        </w:rPr>
+      </w:pPr>
+      <w:r>
+        <w:rPr>
+          <w:sz w:val="28"/>
+          <w:szCs w:val="28"/>
+        </w:rPr>
+        <w:t xml:space="preserve">      sudo crontab -l 2&gt;/dev/null | { cat; echo "@reboot /home/vagrant/start_django.sh"; } | sudo crontab -</w:t>
+      </w:r>
+    </w:p>
+    <w:p>
+      <w:pPr>
+        <w:spacing w:line="360" w:lineRule="auto"/>
+        <w:ind w:leftChars="0" w:firstLineChars="0" w:firstLine="0"/>
+        <w:contextualSpacing/>
+        <w:jc w:val="both"/>
+        <w:outlineLvl w:val="9"/>
+        <w:rPr>
+          <w:sz w:val="28"/>
+          <w:szCs w:val="28"/>
+        </w:rPr>
+      </w:pPr>
+    </w:p>
+    <w:p>
+      <w:pPr>
+        <w:spacing w:line="360" w:lineRule="auto"/>
+        <w:ind w:leftChars="0" w:firstLineChars="0" w:firstLine="0"/>
+        <w:contextualSpacing/>
+        <w:jc w:val="both"/>
+        <w:outlineLvl w:val="9"/>
+        <w:rPr>
+          <w:sz w:val="28"/>
+          <w:szCs w:val="28"/>
+        </w:rPr>
+      </w:pPr>
+      <w:r>
+        <w:rPr>
+          <w:sz w:val="28"/>
+          <w:szCs w:val="28"/>
+        </w:rPr>
+        <w:t xml:space="preserve">      sudo /home/vagrant/start_django.sh</w:t>
+      </w:r>
+    </w:p>
+    <w:p>
+      <w:pPr>
+        <w:spacing w:line="360" w:lineRule="auto"/>
+        <w:ind w:leftChars="0" w:firstLineChars="0" w:firstLine="0"/>
+        <w:contextualSpacing/>
+        <w:jc w:val="both"/>
+        <w:outlineLvl w:val="9"/>
+        <w:rPr>
+          <w:sz w:val="28"/>
+          <w:szCs w:val="28"/>
+        </w:rPr>
+      </w:pPr>
+      <w:r>
+        <w:rPr>
+          <w:sz w:val="28"/>
+          <w:szCs w:val="28"/>
+        </w:rPr>
         <w:t xml:space="preserve">    SHELL</w:t>
       </w:r>
     </w:p>
@@ -2701,7 +3423,7 @@
           <w:sz w:val="28"/>
           <w:szCs w:val="28"/>
         </w:rPr>
-        <w:t xml:space="preserve">  # Веб-сервер (Python Django)</w:t>
+        <w:t xml:space="preserve">  # Балансувальник навантаження (NGINX)</w:t>
       </w:r>
     </w:p>
     <w:p>
@@ -2741,153 +3463,140 @@
           <w:sz w:val="28"/>
           <w:szCs w:val="28"/>
         </w:rPr>
-        <w:t xml:space="preserve">  config.vm.define "web" do |web|</w:t>
-      </w:r>
-    </w:p>
-    <w:p>
-      <w:pPr>
-        <w:spacing w:line="360" w:lineRule="auto"/>
-        <w:ind w:leftChars="0" w:firstLineChars="0" w:firstLine="0"/>
-        <w:contextualSpacing/>
-        <w:jc w:val="both"/>
-        <w:outlineLvl w:val="9"/>
-        <w:rPr>
-          <w:sz w:val="28"/>
-          <w:szCs w:val="28"/>
-        </w:rPr>
-      </w:pPr>
-      <w:r>
-        <w:rPr>
-          <w:sz w:val="28"/>
-          <w:szCs w:val="28"/>
-        </w:rPr>
-        <w:t xml:space="preserve">    web.vm.hostname = "web"</w:t>
-      </w:r>
-    </w:p>
-    <w:p>
-      <w:pPr>
-        <w:spacing w:line="360" w:lineRule="auto"/>
-        <w:ind w:leftChars="0" w:firstLineChars="0" w:firstLine="0"/>
-        <w:contextualSpacing/>
-        <w:jc w:val="both"/>
-        <w:outlineLvl w:val="9"/>
-        <w:rPr>
-          <w:sz w:val="28"/>
-          <w:szCs w:val="28"/>
-        </w:rPr>
-      </w:pPr>
-      <w:r>
-        <w:rPr>
-          <w:sz w:val="28"/>
-          <w:szCs w:val="28"/>
-        </w:rPr>
-        <w:t xml:space="preserve">    web.vm.network "private_network", ip: "192.168.10.13"</w:t>
-      </w:r>
-    </w:p>
-    <w:p>
-      <w:pPr>
-        <w:spacing w:line="360" w:lineRule="auto"/>
-        <w:ind w:leftChars="0" w:firstLineChars="0" w:firstLine="0"/>
-        <w:contextualSpacing/>
-        <w:jc w:val="both"/>
-        <w:outlineLvl w:val="9"/>
-        <w:rPr>
-          <w:sz w:val="28"/>
-          <w:szCs w:val="28"/>
-        </w:rPr>
-      </w:pPr>
-    </w:p>
-    <w:p>
-      <w:pPr>
-        <w:spacing w:line="360" w:lineRule="auto"/>
-        <w:ind w:leftChars="0" w:firstLineChars="0" w:firstLine="0"/>
-        <w:contextualSpacing/>
-        <w:jc w:val="both"/>
-        <w:outlineLvl w:val="9"/>
-        <w:rPr>
-          <w:sz w:val="28"/>
-          <w:szCs w:val="28"/>
-        </w:rPr>
-      </w:pPr>
-      <w:r>
-        <w:rPr>
-          <w:sz w:val="28"/>
-          <w:szCs w:val="28"/>
-        </w:rPr>
-        <w:t xml:space="preserve">    web.vm.synced_folder "./lr_6_proj-main/lr_6_proj-main", "/home/vagrant/lr_6_proj"</w:t>
-      </w:r>
-    </w:p>
-    <w:p>
-      <w:pPr>
-        <w:spacing w:line="360" w:lineRule="auto"/>
-        <w:ind w:leftChars="0" w:firstLineChars="0" w:firstLine="0"/>
-        <w:contextualSpacing/>
-        <w:jc w:val="both"/>
-        <w:outlineLvl w:val="9"/>
-        <w:rPr>
-          <w:sz w:val="28"/>
-          <w:szCs w:val="28"/>
-        </w:rPr>
-      </w:pPr>
-    </w:p>
-    <w:p>
-      <w:pPr>
-        <w:spacing w:line="360" w:lineRule="auto"/>
-        <w:ind w:leftChars="0" w:firstLineChars="0" w:firstLine="0"/>
-        <w:contextualSpacing/>
-        <w:jc w:val="both"/>
-        <w:outlineLvl w:val="9"/>
-        <w:rPr>
-          <w:sz w:val="28"/>
-          <w:szCs w:val="28"/>
-        </w:rPr>
-      </w:pPr>
-      <w:r>
-        <w:rPr>
-          <w:sz w:val="28"/>
-          <w:szCs w:val="28"/>
-        </w:rPr>
-        <w:t xml:space="preserve">    web.vm.provider "virtualbox" do |vb|</w:t>
-      </w:r>
-    </w:p>
-    <w:p>
-      <w:pPr>
-        <w:spacing w:line="360" w:lineRule="auto"/>
-        <w:ind w:leftChars="0" w:firstLineChars="0" w:firstLine="0"/>
-        <w:contextualSpacing/>
-        <w:jc w:val="both"/>
-        <w:outlineLvl w:val="9"/>
-        <w:rPr>
-          <w:sz w:val="28"/>
-          <w:szCs w:val="28"/>
-        </w:rPr>
-      </w:pPr>
-      <w:r>
-        <w:rPr>
-          <w:sz w:val="28"/>
-          <w:szCs w:val="28"/>
-        </w:rPr>
-        <w:t xml:space="preserve">      vb.name = "lr7-web"</w:t>
-      </w:r>
-    </w:p>
-    <w:p>
-      <w:pPr>
-        <w:spacing w:line="360" w:lineRule="auto"/>
-        <w:ind w:leftChars="0" w:firstLineChars="0" w:firstLine="0"/>
-        <w:contextualSpacing/>
-        <w:jc w:val="both"/>
-        <w:outlineLvl w:val="9"/>
-        <w:rPr>
-          <w:sz w:val="28"/>
-          <w:szCs w:val="28"/>
-        </w:rPr>
-      </w:pPr>
-      <w:r>
-        <w:rPr>
-          <w:sz w:val="28"/>
-          <w:szCs w:val="28"/>
-        </w:rPr>
-        <w:t xml:space="preserve">      vb.memory = 1024</w:t>
+        <w:t xml:space="preserve">  config.vm.define "lb" do |lb|</w:t>
+      </w:r>
+    </w:p>
+    <w:p>
+      <w:pPr>
+        <w:spacing w:line="360" w:lineRule="auto"/>
+        <w:ind w:leftChars="0" w:firstLineChars="0" w:firstLine="0"/>
+        <w:contextualSpacing/>
+        <w:jc w:val="both"/>
+        <w:outlineLvl w:val="9"/>
+        <w:rPr>
+          <w:sz w:val="28"/>
+          <w:szCs w:val="28"/>
+        </w:rPr>
+      </w:pPr>
+      <w:r>
+        <w:rPr>
+          <w:sz w:val="28"/>
+          <w:szCs w:val="28"/>
+        </w:rPr>
+        <w:t xml:space="preserve">    lb.vm.hostname = "lb"</w:t>
+      </w:r>
+    </w:p>
+    <w:p>
+      <w:pPr>
+        <w:spacing w:line="360" w:lineRule="auto"/>
+        <w:ind w:leftChars="0" w:firstLineChars="0" w:firstLine="0"/>
+        <w:contextualSpacing/>
+        <w:jc w:val="both"/>
+        <w:outlineLvl w:val="9"/>
+        <w:rPr>
+          <w:sz w:val="28"/>
+          <w:szCs w:val="28"/>
+        </w:rPr>
+      </w:pPr>
+      <w:r>
+        <w:rPr>
+          <w:sz w:val="28"/>
+          <w:szCs w:val="28"/>
+        </w:rPr>
+        <w:t xml:space="preserve">    lb.vm.network "private_network", ip: "192.168.10.11"</w:t>
+      </w:r>
+    </w:p>
+    <w:p>
+      <w:pPr>
+        <w:spacing w:line="360" w:lineRule="auto"/>
+        <w:ind w:leftChars="0" w:firstLineChars="0" w:firstLine="0"/>
+        <w:contextualSpacing/>
+        <w:jc w:val="both"/>
+        <w:outlineLvl w:val="9"/>
+        <w:rPr>
+          <w:sz w:val="28"/>
+          <w:szCs w:val="28"/>
+        </w:rPr>
+      </w:pPr>
+      <w:r>
+        <w:rPr>
+          <w:sz w:val="28"/>
+          <w:szCs w:val="28"/>
+        </w:rPr>
+        <w:t xml:space="preserve">    lb.vm.network "forwarded_port", guest: 80, host: 8080</w:t>
+      </w:r>
+    </w:p>
+    <w:p>
+      <w:pPr>
+        <w:spacing w:line="360" w:lineRule="auto"/>
+        <w:ind w:leftChars="0" w:firstLineChars="0" w:firstLine="0"/>
+        <w:contextualSpacing/>
+        <w:jc w:val="both"/>
+        <w:outlineLvl w:val="9"/>
+        <w:rPr>
+          <w:sz w:val="28"/>
+          <w:szCs w:val="28"/>
+        </w:rPr>
+      </w:pPr>
+    </w:p>
+    <w:p>
+      <w:pPr>
+        <w:spacing w:line="360" w:lineRule="auto"/>
+        <w:ind w:leftChars="0" w:firstLineChars="0" w:firstLine="0"/>
+        <w:contextualSpacing/>
+        <w:jc w:val="both"/>
+        <w:outlineLvl w:val="9"/>
+        <w:rPr>
+          <w:sz w:val="28"/>
+          <w:szCs w:val="28"/>
+        </w:rPr>
+      </w:pPr>
+      <w:r>
+        <w:rPr>
+          <w:sz w:val="28"/>
+          <w:szCs w:val="28"/>
+        </w:rPr>
+        <w:t xml:space="preserve">    lb.vm.provider "virtualbox" do |vb|</w:t>
+      </w:r>
+    </w:p>
+    <w:p>
+      <w:pPr>
+        <w:spacing w:line="360" w:lineRule="auto"/>
+        <w:ind w:leftChars="0" w:firstLineChars="0" w:firstLine="0"/>
+        <w:contextualSpacing/>
+        <w:jc w:val="both"/>
+        <w:outlineLvl w:val="9"/>
+        <w:rPr>
+          <w:sz w:val="28"/>
+          <w:szCs w:val="28"/>
+        </w:rPr>
+      </w:pPr>
+      <w:r>
+        <w:rPr>
+          <w:sz w:val="28"/>
+          <w:szCs w:val="28"/>
+        </w:rPr>
+        <w:t xml:space="preserve">      vb.name = "lr7-lb"</w:t>
+      </w:r>
+    </w:p>
+    <w:p>
+      <w:pPr>
+        <w:spacing w:line="360" w:lineRule="auto"/>
+        <w:ind w:leftChars="0" w:firstLineChars="0" w:firstLine="0"/>
+        <w:contextualSpacing/>
+        <w:jc w:val="both"/>
+        <w:outlineLvl w:val="9"/>
+        <w:rPr>
+          <w:sz w:val="28"/>
+          <w:szCs w:val="28"/>
+        </w:rPr>
+      </w:pPr>
+      <w:r>
+        <w:rPr>
+          <w:sz w:val="28"/>
+          <w:szCs w:val="28"/>
+        </w:rPr>
+        <w:t xml:space="preserve">      vb.memory = 512</w:t>
       </w:r>
     </w:p>
     <w:p>
@@ -2960,7 +3669,8 @@
           <w:sz w:val="28"/>
           <w:szCs w:val="28"/>
         </w:rPr>
-        <w:t xml:space="preserve">    web.vm.provision "shell", inline: &lt;&lt;-SHELL</w:t>
+        <w:lastRenderedPageBreak/>
+        <w:t xml:space="preserve">    lb.vm.provision "shell", inline: &lt;&lt;-SHELL</w:t>
       </w:r>
     </w:p>
     <w:p>
@@ -3020,305 +3730,306 @@
           <w:sz w:val="28"/>
           <w:szCs w:val="28"/>
         </w:rPr>
-        <w:t xml:space="preserve">      sudo DEBIAN_FRONTEND=noninteractive apt-get install -y python3-pip python3-full git</w:t>
-      </w:r>
-    </w:p>
-    <w:p>
-      <w:pPr>
-        <w:spacing w:line="360" w:lineRule="auto"/>
-        <w:ind w:leftChars="0" w:firstLineChars="0" w:firstLine="0"/>
-        <w:contextualSpacing/>
-        <w:jc w:val="both"/>
-        <w:outlineLvl w:val="9"/>
-        <w:rPr>
-          <w:sz w:val="28"/>
-          <w:szCs w:val="28"/>
-        </w:rPr>
-      </w:pPr>
-    </w:p>
-    <w:p>
-      <w:pPr>
-        <w:spacing w:line="360" w:lineRule="auto"/>
-        <w:ind w:leftChars="0" w:firstLineChars="0" w:firstLine="0"/>
-        <w:contextualSpacing/>
-        <w:jc w:val="both"/>
-        <w:outlineLvl w:val="9"/>
-        <w:rPr>
-          <w:sz w:val="28"/>
-          <w:szCs w:val="28"/>
-        </w:rPr>
-      </w:pPr>
-      <w:r>
-        <w:rPr>
-          <w:sz w:val="28"/>
-          <w:szCs w:val="28"/>
-        </w:rPr>
-        <w:t xml:space="preserve">      pip3 install Django --break-system-packages</w:t>
-      </w:r>
-    </w:p>
-    <w:p>
-      <w:pPr>
-        <w:spacing w:line="360" w:lineRule="auto"/>
-        <w:ind w:leftChars="0" w:firstLineChars="0" w:firstLine="0"/>
-        <w:contextualSpacing/>
-        <w:jc w:val="both"/>
-        <w:outlineLvl w:val="9"/>
-        <w:rPr>
-          <w:sz w:val="28"/>
-          <w:szCs w:val="28"/>
-        </w:rPr>
-      </w:pPr>
-    </w:p>
-    <w:p>
-      <w:pPr>
-        <w:spacing w:line="360" w:lineRule="auto"/>
-        <w:ind w:leftChars="0" w:firstLineChars="0" w:firstLine="0"/>
-        <w:contextualSpacing/>
-        <w:jc w:val="both"/>
-        <w:outlineLvl w:val="9"/>
-        <w:rPr>
-          <w:sz w:val="28"/>
-          <w:szCs w:val="28"/>
-        </w:rPr>
-      </w:pPr>
-      <w:r>
-        <w:rPr>
-          <w:sz w:val="28"/>
-          <w:szCs w:val="28"/>
-        </w:rPr>
-        <w:t xml:space="preserve">      sed -i 's/192.168.56.12/192.168.10.12/' /home/vagrant/lr_6_proj/show_list/mysql_connect.py</w:t>
-      </w:r>
-    </w:p>
-    <w:p>
-      <w:pPr>
-        <w:spacing w:line="360" w:lineRule="auto"/>
-        <w:ind w:leftChars="0" w:firstLineChars="0" w:firstLine="0"/>
-        <w:contextualSpacing/>
-        <w:jc w:val="both"/>
-        <w:outlineLvl w:val="9"/>
-        <w:rPr>
-          <w:sz w:val="28"/>
-          <w:szCs w:val="28"/>
-        </w:rPr>
-      </w:pPr>
-    </w:p>
-    <w:p>
-      <w:pPr>
-        <w:spacing w:line="360" w:lineRule="auto"/>
-        <w:ind w:leftChars="0" w:firstLineChars="0" w:firstLine="0"/>
-        <w:contextualSpacing/>
-        <w:jc w:val="both"/>
-        <w:outlineLvl w:val="9"/>
-        <w:rPr>
-          <w:sz w:val="28"/>
-          <w:szCs w:val="28"/>
-        </w:rPr>
-      </w:pPr>
-      <w:r>
-        <w:rPr>
-          <w:sz w:val="28"/>
-          <w:szCs w:val="28"/>
-        </w:rPr>
-        <w:t xml:space="preserve">      pip3 install -r /home/vagrant/lr_6_proj/requirements.txt --break-system-packages</w:t>
-      </w:r>
-    </w:p>
-    <w:p>
-      <w:pPr>
-        <w:spacing w:line="360" w:lineRule="auto"/>
-        <w:ind w:leftChars="0" w:firstLineChars="0" w:firstLine="0"/>
-        <w:contextualSpacing/>
-        <w:jc w:val="both"/>
-        <w:outlineLvl w:val="9"/>
-        <w:rPr>
-          <w:sz w:val="28"/>
-          <w:szCs w:val="28"/>
-        </w:rPr>
-      </w:pPr>
-    </w:p>
-    <w:p>
-      <w:pPr>
-        <w:spacing w:line="360" w:lineRule="auto"/>
-        <w:ind w:leftChars="0" w:firstLineChars="0" w:firstLine="0"/>
-        <w:contextualSpacing/>
-        <w:jc w:val="both"/>
-        <w:outlineLvl w:val="9"/>
-        <w:rPr>
-          <w:sz w:val="28"/>
-          <w:szCs w:val="28"/>
-        </w:rPr>
-      </w:pPr>
-      <w:r>
-        <w:rPr>
-          <w:sz w:val="28"/>
-          <w:szCs w:val="28"/>
-        </w:rPr>
-        <w:t xml:space="preserve">      cat &lt;&lt;EOF &gt; /home/vagrant/start_django.sh</w:t>
-      </w:r>
-    </w:p>
-    <w:p>
-      <w:pPr>
-        <w:spacing w:line="360" w:lineRule="auto"/>
-        <w:ind w:leftChars="0" w:firstLineChars="0" w:firstLine="0"/>
-        <w:contextualSpacing/>
-        <w:jc w:val="both"/>
-        <w:outlineLvl w:val="9"/>
-        <w:rPr>
-          <w:sz w:val="28"/>
-          <w:szCs w:val="28"/>
-        </w:rPr>
-      </w:pPr>
-      <w:r>
-        <w:rPr>
-          <w:sz w:val="28"/>
-          <w:szCs w:val="28"/>
-        </w:rPr>
-        <w:t>#!/bin/bash</w:t>
-      </w:r>
-    </w:p>
-    <w:p>
-      <w:pPr>
-        <w:spacing w:line="360" w:lineRule="auto"/>
-        <w:ind w:leftChars="0" w:firstLineChars="0" w:firstLine="0"/>
-        <w:contextualSpacing/>
-        <w:jc w:val="both"/>
-        <w:outlineLvl w:val="9"/>
-        <w:rPr>
-          <w:sz w:val="28"/>
-          <w:szCs w:val="28"/>
-        </w:rPr>
-      </w:pPr>
-      <w:r>
-        <w:rPr>
-          <w:sz w:val="28"/>
-          <w:szCs w:val="28"/>
-        </w:rPr>
-        <w:t>cd /home/vagrant/lr_6_proj</w:t>
-      </w:r>
-    </w:p>
-    <w:p>
-      <w:pPr>
-        <w:spacing w:line="360" w:lineRule="auto"/>
-        <w:ind w:leftChars="0" w:firstLineChars="0" w:firstLine="0"/>
-        <w:contextualSpacing/>
-        <w:jc w:val="both"/>
-        <w:outlineLvl w:val="9"/>
-        <w:rPr>
-          <w:sz w:val="28"/>
-          <w:szCs w:val="28"/>
-        </w:rPr>
-      </w:pPr>
-      <w:r>
-        <w:rPr>
-          <w:sz w:val="28"/>
-          <w:szCs w:val="28"/>
-        </w:rPr>
-        <w:t>sudo python3 manage.py runserver 0.0.0.0:80 --insecure &amp;</w:t>
-      </w:r>
-    </w:p>
-    <w:p>
-      <w:pPr>
-        <w:spacing w:line="360" w:lineRule="auto"/>
-        <w:ind w:leftChars="0" w:firstLineChars="0" w:firstLine="0"/>
-        <w:contextualSpacing/>
-        <w:jc w:val="both"/>
-        <w:outlineLvl w:val="9"/>
-        <w:rPr>
-          <w:sz w:val="28"/>
-          <w:szCs w:val="28"/>
-        </w:rPr>
-      </w:pPr>
-      <w:r>
-        <w:rPr>
-          <w:sz w:val="28"/>
-          <w:szCs w:val="28"/>
-        </w:rPr>
-        <w:t>EOF</w:t>
-      </w:r>
-    </w:p>
-    <w:p>
-      <w:pPr>
-        <w:spacing w:line="360" w:lineRule="auto"/>
-        <w:ind w:leftChars="0" w:firstLineChars="0" w:firstLine="0"/>
-        <w:contextualSpacing/>
-        <w:jc w:val="both"/>
-        <w:outlineLvl w:val="9"/>
-        <w:rPr>
-          <w:sz w:val="28"/>
-          <w:szCs w:val="28"/>
-        </w:rPr>
-      </w:pPr>
-      <w:r>
-        <w:rPr>
-          <w:sz w:val="28"/>
-          <w:szCs w:val="28"/>
-        </w:rPr>
-        <w:t xml:space="preserve">      chmod 777 /home/vagrant/start_django.sh</w:t>
-      </w:r>
-    </w:p>
-    <w:p>
-      <w:pPr>
-        <w:spacing w:line="360" w:lineRule="auto"/>
-        <w:ind w:leftChars="0" w:firstLineChars="0" w:firstLine="0"/>
-        <w:contextualSpacing/>
-        <w:jc w:val="both"/>
-        <w:outlineLvl w:val="9"/>
-        <w:rPr>
-          <w:sz w:val="28"/>
-          <w:szCs w:val="28"/>
-        </w:rPr>
-      </w:pPr>
-    </w:p>
-    <w:p>
-      <w:pPr>
-        <w:spacing w:line="360" w:lineRule="auto"/>
-        <w:ind w:leftChars="0" w:firstLineChars="0" w:firstLine="0"/>
-        <w:contextualSpacing/>
-        <w:jc w:val="both"/>
-        <w:outlineLvl w:val="9"/>
-        <w:rPr>
-          <w:sz w:val="28"/>
-          <w:szCs w:val="28"/>
-        </w:rPr>
-      </w:pPr>
-      <w:r>
-        <w:rPr>
-          <w:sz w:val="28"/>
-          <w:szCs w:val="28"/>
-        </w:rPr>
-        <w:t xml:space="preserve">      sudo crontab -l 2&gt;/dev/null | { cat; echo "@reboot /home/vagrant/start_django.sh"; } | sudo crontab -</w:t>
-      </w:r>
-    </w:p>
-    <w:p>
-      <w:pPr>
-        <w:spacing w:line="360" w:lineRule="auto"/>
-        <w:ind w:leftChars="0" w:firstLineChars="0" w:firstLine="0"/>
-        <w:contextualSpacing/>
-        <w:jc w:val="both"/>
-        <w:outlineLvl w:val="9"/>
-        <w:rPr>
-          <w:sz w:val="28"/>
-          <w:szCs w:val="28"/>
-        </w:rPr>
-      </w:pPr>
-    </w:p>
-    <w:p>
-      <w:pPr>
-        <w:spacing w:line="360" w:lineRule="auto"/>
-        <w:ind w:leftChars="0" w:firstLineChars="0" w:firstLine="0"/>
-        <w:contextualSpacing/>
-        <w:jc w:val="both"/>
-        <w:outlineLvl w:val="9"/>
-        <w:rPr>
-          <w:sz w:val="28"/>
-          <w:szCs w:val="28"/>
-        </w:rPr>
-      </w:pPr>
-      <w:r>
-        <w:rPr>
-          <w:sz w:val="28"/>
-          <w:szCs w:val="28"/>
-        </w:rPr>
-        <w:t xml:space="preserve">      sudo /home/vagrant/start_django.sh</w:t>
+        <w:t xml:space="preserve">      sudo DEBIAN_FRONTEND=noninteractive apt-get install -y nginx</w:t>
+      </w:r>
+    </w:p>
+    <w:p>
+      <w:pPr>
+        <w:spacing w:line="360" w:lineRule="auto"/>
+        <w:ind w:leftChars="0" w:firstLineChars="0" w:firstLine="0"/>
+        <w:contextualSpacing/>
+        <w:jc w:val="both"/>
+        <w:outlineLvl w:val="9"/>
+        <w:rPr>
+          <w:sz w:val="28"/>
+          <w:szCs w:val="28"/>
+        </w:rPr>
+      </w:pPr>
+    </w:p>
+    <w:p>
+      <w:pPr>
+        <w:spacing w:line="360" w:lineRule="auto"/>
+        <w:ind w:leftChars="0" w:firstLineChars="0" w:firstLine="0"/>
+        <w:contextualSpacing/>
+        <w:jc w:val="both"/>
+        <w:outlineLvl w:val="9"/>
+        <w:rPr>
+          <w:sz w:val="28"/>
+          <w:szCs w:val="28"/>
+        </w:rPr>
+      </w:pPr>
+      <w:r>
+        <w:rPr>
+          <w:sz w:val="28"/>
+          <w:szCs w:val="28"/>
+        </w:rPr>
+        <w:t xml:space="preserve">      sudo mv /etc/nginx/sites-available/default /etc/nginx/sites-available/default_1</w:t>
+      </w:r>
+    </w:p>
+    <w:p>
+      <w:pPr>
+        <w:spacing w:line="360" w:lineRule="auto"/>
+        <w:ind w:leftChars="0" w:firstLineChars="0" w:firstLine="0"/>
+        <w:contextualSpacing/>
+        <w:jc w:val="both"/>
+        <w:outlineLvl w:val="9"/>
+        <w:rPr>
+          <w:sz w:val="28"/>
+          <w:szCs w:val="28"/>
+        </w:rPr>
+      </w:pPr>
+    </w:p>
+    <w:p>
+      <w:pPr>
+        <w:spacing w:line="360" w:lineRule="auto"/>
+        <w:ind w:leftChars="0" w:firstLineChars="0" w:firstLine="0"/>
+        <w:contextualSpacing/>
+        <w:jc w:val="both"/>
+        <w:outlineLvl w:val="9"/>
+        <w:rPr>
+          <w:sz w:val="28"/>
+          <w:szCs w:val="28"/>
+        </w:rPr>
+      </w:pPr>
+      <w:r>
+        <w:rPr>
+          <w:sz w:val="28"/>
+          <w:szCs w:val="28"/>
+        </w:rPr>
+        <w:t xml:space="preserve">      sudo tee /etc/nginx/sites-available/default &gt; /dev/null &lt;&lt;'NGINXCONF'</w:t>
+      </w:r>
+    </w:p>
+    <w:p>
+      <w:pPr>
+        <w:spacing w:line="360" w:lineRule="auto"/>
+        <w:ind w:leftChars="0" w:firstLineChars="0" w:firstLine="0"/>
+        <w:contextualSpacing/>
+        <w:jc w:val="both"/>
+        <w:outlineLvl w:val="9"/>
+        <w:rPr>
+          <w:sz w:val="28"/>
+          <w:szCs w:val="28"/>
+        </w:rPr>
+      </w:pPr>
+      <w:r>
+        <w:rPr>
+          <w:sz w:val="28"/>
+          <w:szCs w:val="28"/>
+        </w:rPr>
+        <w:t>upstream app{ server 192.168.10.13;}</w:t>
+      </w:r>
+    </w:p>
+    <w:p>
+      <w:pPr>
+        <w:spacing w:line="360" w:lineRule="auto"/>
+        <w:ind w:leftChars="0" w:firstLineChars="0" w:firstLine="0"/>
+        <w:contextualSpacing/>
+        <w:jc w:val="both"/>
+        <w:outlineLvl w:val="9"/>
+        <w:rPr>
+          <w:sz w:val="28"/>
+          <w:szCs w:val="28"/>
+        </w:rPr>
+      </w:pPr>
+      <w:r>
+        <w:rPr>
+          <w:sz w:val="28"/>
+          <w:szCs w:val="28"/>
+        </w:rPr>
+        <w:t>server {listen 80;</w:t>
+      </w:r>
+    </w:p>
+    <w:p>
+      <w:pPr>
+        <w:spacing w:line="360" w:lineRule="auto"/>
+        <w:ind w:leftChars="0" w:firstLineChars="0" w:firstLine="0"/>
+        <w:contextualSpacing/>
+        <w:jc w:val="both"/>
+        <w:outlineLvl w:val="9"/>
+        <w:rPr>
+          <w:sz w:val="28"/>
+          <w:szCs w:val="28"/>
+        </w:rPr>
+      </w:pPr>
+      <w:r>
+        <w:rPr>
+          <w:sz w:val="28"/>
+          <w:szCs w:val="28"/>
+        </w:rPr>
+        <w:t>location / {</w:t>
+      </w:r>
+    </w:p>
+    <w:p>
+      <w:pPr>
+        <w:spacing w:line="360" w:lineRule="auto"/>
+        <w:ind w:leftChars="0" w:firstLineChars="0" w:firstLine="0"/>
+        <w:contextualSpacing/>
+        <w:jc w:val="both"/>
+        <w:outlineLvl w:val="9"/>
+        <w:rPr>
+          <w:sz w:val="28"/>
+          <w:szCs w:val="28"/>
+        </w:rPr>
+      </w:pPr>
+      <w:r>
+        <w:rPr>
+          <w:sz w:val="28"/>
+          <w:szCs w:val="28"/>
+        </w:rPr>
+        <w:t xml:space="preserve">    proxy_pass http://app;</w:t>
+      </w:r>
+    </w:p>
+    <w:p>
+      <w:pPr>
+        <w:spacing w:line="360" w:lineRule="auto"/>
+        <w:ind w:leftChars="0" w:firstLineChars="0" w:firstLine="0"/>
+        <w:contextualSpacing/>
+        <w:jc w:val="both"/>
+        <w:outlineLvl w:val="9"/>
+        <w:rPr>
+          <w:sz w:val="28"/>
+          <w:szCs w:val="28"/>
+        </w:rPr>
+      </w:pPr>
+      <w:r>
+        <w:rPr>
+          <w:sz w:val="28"/>
+          <w:szCs w:val="28"/>
+        </w:rPr>
+        <w:t xml:space="preserve">    proxy_set_header Host $host;</w:t>
+      </w:r>
+    </w:p>
+    <w:p>
+      <w:pPr>
+        <w:spacing w:line="360" w:lineRule="auto"/>
+        <w:ind w:leftChars="0" w:firstLineChars="0" w:firstLine="0"/>
+        <w:contextualSpacing/>
+        <w:jc w:val="both"/>
+        <w:outlineLvl w:val="9"/>
+        <w:rPr>
+          <w:sz w:val="28"/>
+          <w:szCs w:val="28"/>
+        </w:rPr>
+      </w:pPr>
+      <w:r>
+        <w:rPr>
+          <w:sz w:val="28"/>
+          <w:szCs w:val="28"/>
+        </w:rPr>
+        <w:t xml:space="preserve">    proxy_set_header X-Real-IP $remote_addr;</w:t>
+      </w:r>
+    </w:p>
+    <w:p>
+      <w:pPr>
+        <w:spacing w:line="360" w:lineRule="auto"/>
+        <w:ind w:leftChars="0" w:firstLineChars="0" w:firstLine="0"/>
+        <w:contextualSpacing/>
+        <w:jc w:val="both"/>
+        <w:outlineLvl w:val="9"/>
+        <w:rPr>
+          <w:sz w:val="28"/>
+          <w:szCs w:val="28"/>
+        </w:rPr>
+      </w:pPr>
+      <w:r>
+        <w:rPr>
+          <w:sz w:val="28"/>
+          <w:szCs w:val="28"/>
+        </w:rPr>
+        <w:t xml:space="preserve">    proxy_set_header X-Forwarded-For $proxy_add_x_forwarded_for;</w:t>
+      </w:r>
+    </w:p>
+    <w:p>
+      <w:pPr>
+        <w:spacing w:line="360" w:lineRule="auto"/>
+        <w:ind w:leftChars="0" w:firstLineChars="0" w:firstLine="0"/>
+        <w:contextualSpacing/>
+        <w:jc w:val="both"/>
+        <w:outlineLvl w:val="9"/>
+        <w:rPr>
+          <w:sz w:val="28"/>
+          <w:szCs w:val="28"/>
+        </w:rPr>
+      </w:pPr>
+      <w:r>
+        <w:rPr>
+          <w:sz w:val="28"/>
+          <w:szCs w:val="28"/>
+        </w:rPr>
+        <w:t xml:space="preserve">    proxy_set_header X-Forwarded-Proto $scheme;</w:t>
+      </w:r>
+    </w:p>
+    <w:p>
+      <w:pPr>
+        <w:spacing w:line="360" w:lineRule="auto"/>
+        <w:ind w:leftChars="0" w:firstLineChars="0" w:firstLine="0"/>
+        <w:contextualSpacing/>
+        <w:jc w:val="both"/>
+        <w:outlineLvl w:val="9"/>
+        <w:rPr>
+          <w:sz w:val="28"/>
+          <w:szCs w:val="28"/>
+        </w:rPr>
+      </w:pPr>
+      <w:r>
+        <w:rPr>
+          <w:sz w:val="28"/>
+          <w:szCs w:val="28"/>
+        </w:rPr>
+        <w:t>} }</w:t>
+      </w:r>
+    </w:p>
+    <w:p>
+      <w:pPr>
+        <w:spacing w:line="360" w:lineRule="auto"/>
+        <w:ind w:leftChars="0" w:firstLineChars="0" w:firstLine="0"/>
+        <w:contextualSpacing/>
+        <w:jc w:val="both"/>
+        <w:outlineLvl w:val="9"/>
+        <w:rPr>
+          <w:sz w:val="28"/>
+          <w:szCs w:val="28"/>
+        </w:rPr>
+      </w:pPr>
+      <w:r>
+        <w:rPr>
+          <w:sz w:val="28"/>
+          <w:szCs w:val="28"/>
+        </w:rPr>
+        <w:t>NGINXCONF</w:t>
+      </w:r>
+    </w:p>
+    <w:p>
+      <w:pPr>
+        <w:spacing w:line="360" w:lineRule="auto"/>
+        <w:ind w:leftChars="0" w:firstLineChars="0" w:firstLine="0"/>
+        <w:contextualSpacing/>
+        <w:jc w:val="both"/>
+        <w:outlineLvl w:val="9"/>
+        <w:rPr>
+          <w:sz w:val="28"/>
+          <w:szCs w:val="28"/>
+        </w:rPr>
+      </w:pPr>
+    </w:p>
+    <w:p>
+      <w:pPr>
+        <w:spacing w:line="360" w:lineRule="auto"/>
+        <w:ind w:leftChars="0" w:firstLineChars="0" w:firstLine="0"/>
+        <w:contextualSpacing/>
+        <w:jc w:val="both"/>
+        <w:outlineLvl w:val="9"/>
+        <w:rPr>
+          <w:sz w:val="28"/>
+          <w:szCs w:val="28"/>
+        </w:rPr>
+      </w:pPr>
+      <w:r>
+        <w:rPr>
+          <w:sz w:val="28"/>
+          <w:szCs w:val="28"/>
+        </w:rPr>
+        <w:t xml:space="preserve">      sudo systemctl restart nginx</w:t>
       </w:r>
     </w:p>
     <w:p>
@@ -3364,705 +4075,6 @@
     <w:p>
       <w:pPr>
         <w:spacing w:line="360" w:lineRule="auto"/>
-        <w:ind w:leftChars="0" w:firstLineChars="0" w:firstLine="0"/>
-        <w:contextualSpacing/>
-        <w:jc w:val="both"/>
-        <w:outlineLvl w:val="9"/>
-        <w:rPr>
-          <w:sz w:val="28"/>
-          <w:szCs w:val="28"/>
-        </w:rPr>
-      </w:pPr>
-    </w:p>
-    <w:p>
-      <w:pPr>
-        <w:spacing w:line="360" w:lineRule="auto"/>
-        <w:ind w:leftChars="0" w:firstLineChars="0" w:firstLine="0"/>
-        <w:contextualSpacing/>
-        <w:jc w:val="both"/>
-        <w:outlineLvl w:val="9"/>
-        <w:rPr>
-          <w:sz w:val="28"/>
-          <w:szCs w:val="28"/>
-        </w:rPr>
-      </w:pPr>
-      <w:r>
-        <w:rPr>
-          <w:sz w:val="28"/>
-          <w:szCs w:val="28"/>
-        </w:rPr>
-        <w:t xml:space="preserve">  # ---------------------------------------------------------------------</w:t>
-      </w:r>
-    </w:p>
-    <w:p>
-      <w:pPr>
-        <w:spacing w:line="360" w:lineRule="auto"/>
-        <w:ind w:leftChars="0" w:firstLineChars="0" w:firstLine="0"/>
-        <w:contextualSpacing/>
-        <w:jc w:val="both"/>
-        <w:outlineLvl w:val="9"/>
-        <w:rPr>
-          <w:sz w:val="28"/>
-          <w:szCs w:val="28"/>
-        </w:rPr>
-      </w:pPr>
-      <w:r>
-        <w:rPr>
-          <w:sz w:val="28"/>
-          <w:szCs w:val="28"/>
-        </w:rPr>
-        <w:t xml:space="preserve">  # Балансувальник навантаження (NGINX)</w:t>
-      </w:r>
-    </w:p>
-    <w:p>
-      <w:pPr>
-        <w:spacing w:line="360" w:lineRule="auto"/>
-        <w:ind w:leftChars="0" w:firstLineChars="0" w:firstLine="0"/>
-        <w:contextualSpacing/>
-        <w:jc w:val="both"/>
-        <w:outlineLvl w:val="9"/>
-        <w:rPr>
-          <w:sz w:val="28"/>
-          <w:szCs w:val="28"/>
-        </w:rPr>
-      </w:pPr>
-      <w:r>
-        <w:rPr>
-          <w:sz w:val="28"/>
-          <w:szCs w:val="28"/>
-        </w:rPr>
-        <w:t xml:space="preserve">  # ---------------------------------------------------------------------</w:t>
-      </w:r>
-    </w:p>
-    <w:p>
-      <w:pPr>
-        <w:spacing w:line="360" w:lineRule="auto"/>
-        <w:ind w:leftChars="0" w:firstLineChars="0" w:firstLine="0"/>
-        <w:contextualSpacing/>
-        <w:jc w:val="both"/>
-        <w:outlineLvl w:val="9"/>
-        <w:rPr>
-          <w:sz w:val="28"/>
-          <w:szCs w:val="28"/>
-        </w:rPr>
-      </w:pPr>
-      <w:r>
-        <w:rPr>
-          <w:sz w:val="28"/>
-          <w:szCs w:val="28"/>
-        </w:rPr>
-        <w:t xml:space="preserve">  config.vm.define "lb" do |lb|</w:t>
-      </w:r>
-    </w:p>
-    <w:p>
-      <w:pPr>
-        <w:spacing w:line="360" w:lineRule="auto"/>
-        <w:ind w:leftChars="0" w:firstLineChars="0" w:firstLine="0"/>
-        <w:contextualSpacing/>
-        <w:jc w:val="both"/>
-        <w:outlineLvl w:val="9"/>
-        <w:rPr>
-          <w:sz w:val="28"/>
-          <w:szCs w:val="28"/>
-        </w:rPr>
-      </w:pPr>
-      <w:r>
-        <w:rPr>
-          <w:sz w:val="28"/>
-          <w:szCs w:val="28"/>
-        </w:rPr>
-        <w:t xml:space="preserve">    lb.vm.hostname = "lb"</w:t>
-      </w:r>
-    </w:p>
-    <w:p>
-      <w:pPr>
-        <w:spacing w:line="360" w:lineRule="auto"/>
-        <w:ind w:leftChars="0" w:firstLineChars="0" w:firstLine="0"/>
-        <w:contextualSpacing/>
-        <w:jc w:val="both"/>
-        <w:outlineLvl w:val="9"/>
-        <w:rPr>
-          <w:sz w:val="28"/>
-          <w:szCs w:val="28"/>
-        </w:rPr>
-      </w:pPr>
-      <w:r>
-        <w:rPr>
-          <w:sz w:val="28"/>
-          <w:szCs w:val="28"/>
-        </w:rPr>
-        <w:t xml:space="preserve">    lb.vm.network "private_network", ip: "192.168.10.11"</w:t>
-      </w:r>
-    </w:p>
-    <w:p>
-      <w:pPr>
-        <w:spacing w:line="360" w:lineRule="auto"/>
-        <w:ind w:leftChars="0" w:firstLineChars="0" w:firstLine="0"/>
-        <w:contextualSpacing/>
-        <w:jc w:val="both"/>
-        <w:outlineLvl w:val="9"/>
-        <w:rPr>
-          <w:sz w:val="28"/>
-          <w:szCs w:val="28"/>
-        </w:rPr>
-      </w:pPr>
-      <w:r>
-        <w:rPr>
-          <w:sz w:val="28"/>
-          <w:szCs w:val="28"/>
-        </w:rPr>
-        <w:t xml:space="preserve">    lb.vm.network "forwarded_port", guest: 80, host: 8080</w:t>
-      </w:r>
-    </w:p>
-    <w:p>
-      <w:pPr>
-        <w:spacing w:line="360" w:lineRule="auto"/>
-        <w:ind w:leftChars="0" w:firstLineChars="0" w:firstLine="0"/>
-        <w:contextualSpacing/>
-        <w:jc w:val="both"/>
-        <w:outlineLvl w:val="9"/>
-        <w:rPr>
-          <w:sz w:val="28"/>
-          <w:szCs w:val="28"/>
-        </w:rPr>
-      </w:pPr>
-    </w:p>
-    <w:p>
-      <w:pPr>
-        <w:spacing w:line="360" w:lineRule="auto"/>
-        <w:ind w:leftChars="0" w:firstLineChars="0" w:firstLine="0"/>
-        <w:contextualSpacing/>
-        <w:jc w:val="both"/>
-        <w:outlineLvl w:val="9"/>
-        <w:rPr>
-          <w:sz w:val="28"/>
-          <w:szCs w:val="28"/>
-        </w:rPr>
-      </w:pPr>
-      <w:r>
-        <w:rPr>
-          <w:sz w:val="28"/>
-          <w:szCs w:val="28"/>
-        </w:rPr>
-        <w:t xml:space="preserve">    lb.vm.provider "virtualbox" do |vb|</w:t>
-      </w:r>
-    </w:p>
-    <w:p>
-      <w:pPr>
-        <w:spacing w:line="360" w:lineRule="auto"/>
-        <w:ind w:leftChars="0" w:firstLineChars="0" w:firstLine="0"/>
-        <w:contextualSpacing/>
-        <w:jc w:val="both"/>
-        <w:outlineLvl w:val="9"/>
-        <w:rPr>
-          <w:sz w:val="28"/>
-          <w:szCs w:val="28"/>
-        </w:rPr>
-      </w:pPr>
-      <w:r>
-        <w:rPr>
-          <w:sz w:val="28"/>
-          <w:szCs w:val="28"/>
-        </w:rPr>
-        <w:t xml:space="preserve">      vb.name = "lr7-lb"</w:t>
-      </w:r>
-    </w:p>
-    <w:p>
-      <w:pPr>
-        <w:spacing w:line="360" w:lineRule="auto"/>
-        <w:ind w:leftChars="0" w:firstLineChars="0" w:firstLine="0"/>
-        <w:contextualSpacing/>
-        <w:jc w:val="both"/>
-        <w:outlineLvl w:val="9"/>
-        <w:rPr>
-          <w:sz w:val="28"/>
-          <w:szCs w:val="28"/>
-        </w:rPr>
-      </w:pPr>
-      <w:r>
-        <w:rPr>
-          <w:sz w:val="28"/>
-          <w:szCs w:val="28"/>
-        </w:rPr>
-        <w:t xml:space="preserve">      vb.memory = 512</w:t>
-      </w:r>
-    </w:p>
-    <w:p>
-      <w:pPr>
-        <w:spacing w:line="360" w:lineRule="auto"/>
-        <w:ind w:leftChars="0" w:firstLineChars="0" w:firstLine="0"/>
-        <w:contextualSpacing/>
-        <w:jc w:val="both"/>
-        <w:outlineLvl w:val="9"/>
-        <w:rPr>
-          <w:sz w:val="28"/>
-          <w:szCs w:val="28"/>
-        </w:rPr>
-      </w:pPr>
-      <w:r>
-        <w:rPr>
-          <w:sz w:val="28"/>
-          <w:szCs w:val="28"/>
-        </w:rPr>
-        <w:t xml:space="preserve">      vb.cpus = 1</w:t>
-      </w:r>
-    </w:p>
-    <w:p>
-      <w:pPr>
-        <w:spacing w:line="360" w:lineRule="auto"/>
-        <w:ind w:leftChars="0" w:firstLineChars="0" w:firstLine="0"/>
-        <w:contextualSpacing/>
-        <w:jc w:val="both"/>
-        <w:outlineLvl w:val="9"/>
-        <w:rPr>
-          <w:sz w:val="28"/>
-          <w:szCs w:val="28"/>
-        </w:rPr>
-      </w:pPr>
-      <w:r>
-        <w:rPr>
-          <w:sz w:val="28"/>
-          <w:szCs w:val="28"/>
-        </w:rPr>
-        <w:t xml:space="preserve">    end</w:t>
-      </w:r>
-    </w:p>
-    <w:p>
-      <w:pPr>
-        <w:spacing w:line="360" w:lineRule="auto"/>
-        <w:ind w:leftChars="0" w:firstLineChars="0" w:firstLine="0"/>
-        <w:contextualSpacing/>
-        <w:jc w:val="both"/>
-        <w:outlineLvl w:val="9"/>
-        <w:rPr>
-          <w:sz w:val="28"/>
-          <w:szCs w:val="28"/>
-        </w:rPr>
-      </w:pPr>
-    </w:p>
-    <w:p>
-      <w:pPr>
-        <w:spacing w:line="360" w:lineRule="auto"/>
-        <w:ind w:leftChars="0" w:firstLineChars="0" w:firstLine="0"/>
-        <w:contextualSpacing/>
-        <w:jc w:val="both"/>
-        <w:outlineLvl w:val="9"/>
-        <w:rPr>
-          <w:sz w:val="28"/>
-          <w:szCs w:val="28"/>
-        </w:rPr>
-      </w:pPr>
-      <w:r>
-        <w:rPr>
-          <w:sz w:val="28"/>
-          <w:szCs w:val="28"/>
-        </w:rPr>
-        <w:t xml:space="preserve">    lb.vm.provision "shell", inline: &lt;&lt;-SHELL</w:t>
-      </w:r>
-    </w:p>
-    <w:p>
-      <w:pPr>
-        <w:spacing w:line="360" w:lineRule="auto"/>
-        <w:ind w:leftChars="0" w:firstLineChars="0" w:firstLine="0"/>
-        <w:contextualSpacing/>
-        <w:jc w:val="both"/>
-        <w:outlineLvl w:val="9"/>
-        <w:rPr>
-          <w:sz w:val="28"/>
-          <w:szCs w:val="28"/>
-        </w:rPr>
-      </w:pPr>
-      <w:r>
-        <w:rPr>
-          <w:sz w:val="28"/>
-          <w:szCs w:val="28"/>
-        </w:rPr>
-        <w:lastRenderedPageBreak/>
-        <w:t xml:space="preserve">      set -e</w:t>
-      </w:r>
-    </w:p>
-    <w:p>
-      <w:pPr>
-        <w:spacing w:line="360" w:lineRule="auto"/>
-        <w:ind w:leftChars="0" w:firstLineChars="0" w:firstLine="0"/>
-        <w:contextualSpacing/>
-        <w:jc w:val="both"/>
-        <w:outlineLvl w:val="9"/>
-        <w:rPr>
-          <w:sz w:val="28"/>
-          <w:szCs w:val="28"/>
-        </w:rPr>
-      </w:pPr>
-      <w:r>
-        <w:rPr>
-          <w:sz w:val="28"/>
-          <w:szCs w:val="28"/>
-        </w:rPr>
-        <w:t xml:space="preserve">      sudo apt-get update</w:t>
-      </w:r>
-    </w:p>
-    <w:p>
-      <w:pPr>
-        <w:spacing w:line="360" w:lineRule="auto"/>
-        <w:ind w:leftChars="0" w:firstLineChars="0" w:firstLine="0"/>
-        <w:contextualSpacing/>
-        <w:jc w:val="both"/>
-        <w:outlineLvl w:val="9"/>
-        <w:rPr>
-          <w:sz w:val="28"/>
-          <w:szCs w:val="28"/>
-        </w:rPr>
-      </w:pPr>
-      <w:r>
-        <w:rPr>
-          <w:sz w:val="28"/>
-          <w:szCs w:val="28"/>
-        </w:rPr>
-        <w:t xml:space="preserve">      sudo DEBIAN_FRONTEND=noninteractive apt-get install -y nginx</w:t>
-      </w:r>
-    </w:p>
-    <w:p>
-      <w:pPr>
-        <w:spacing w:line="360" w:lineRule="auto"/>
-        <w:ind w:leftChars="0" w:firstLineChars="0" w:firstLine="0"/>
-        <w:contextualSpacing/>
-        <w:jc w:val="both"/>
-        <w:outlineLvl w:val="9"/>
-        <w:rPr>
-          <w:sz w:val="28"/>
-          <w:szCs w:val="28"/>
-        </w:rPr>
-      </w:pPr>
-    </w:p>
-    <w:p>
-      <w:pPr>
-        <w:spacing w:line="360" w:lineRule="auto"/>
-        <w:ind w:leftChars="0" w:firstLineChars="0" w:firstLine="0"/>
-        <w:contextualSpacing/>
-        <w:jc w:val="both"/>
-        <w:outlineLvl w:val="9"/>
-        <w:rPr>
-          <w:sz w:val="28"/>
-          <w:szCs w:val="28"/>
-        </w:rPr>
-      </w:pPr>
-      <w:r>
-        <w:rPr>
-          <w:sz w:val="28"/>
-          <w:szCs w:val="28"/>
-        </w:rPr>
-        <w:t xml:space="preserve">      sudo mv /etc/nginx/sites-available/default /etc/nginx/sites-available/default_1</w:t>
-      </w:r>
-    </w:p>
-    <w:p>
-      <w:pPr>
-        <w:spacing w:line="360" w:lineRule="auto"/>
-        <w:ind w:leftChars="0" w:firstLineChars="0" w:firstLine="0"/>
-        <w:contextualSpacing/>
-        <w:jc w:val="both"/>
-        <w:outlineLvl w:val="9"/>
-        <w:rPr>
-          <w:sz w:val="28"/>
-          <w:szCs w:val="28"/>
-        </w:rPr>
-      </w:pPr>
-    </w:p>
-    <w:p>
-      <w:pPr>
-        <w:spacing w:line="360" w:lineRule="auto"/>
-        <w:ind w:leftChars="0" w:firstLineChars="0" w:firstLine="0"/>
-        <w:contextualSpacing/>
-        <w:jc w:val="both"/>
-        <w:outlineLvl w:val="9"/>
-        <w:rPr>
-          <w:sz w:val="28"/>
-          <w:szCs w:val="28"/>
-        </w:rPr>
-      </w:pPr>
-      <w:r>
-        <w:rPr>
-          <w:sz w:val="28"/>
-          <w:szCs w:val="28"/>
-        </w:rPr>
-        <w:t xml:space="preserve">      sudo tee /etc/nginx/sites-available/default &gt; /dev/null &lt;&lt;'NGINXCONF'</w:t>
-      </w:r>
-    </w:p>
-    <w:p>
-      <w:pPr>
-        <w:spacing w:line="360" w:lineRule="auto"/>
-        <w:ind w:leftChars="0" w:firstLineChars="0" w:firstLine="0"/>
-        <w:contextualSpacing/>
-        <w:jc w:val="both"/>
-        <w:outlineLvl w:val="9"/>
-        <w:rPr>
-          <w:sz w:val="28"/>
-          <w:szCs w:val="28"/>
-        </w:rPr>
-      </w:pPr>
-      <w:r>
-        <w:rPr>
-          <w:sz w:val="28"/>
-          <w:szCs w:val="28"/>
-        </w:rPr>
-        <w:t>upstream app{ server 192.168.10.13;}</w:t>
-      </w:r>
-    </w:p>
-    <w:p>
-      <w:pPr>
-        <w:spacing w:line="360" w:lineRule="auto"/>
-        <w:ind w:leftChars="0" w:firstLineChars="0" w:firstLine="0"/>
-        <w:contextualSpacing/>
-        <w:jc w:val="both"/>
-        <w:outlineLvl w:val="9"/>
-        <w:rPr>
-          <w:sz w:val="28"/>
-          <w:szCs w:val="28"/>
-        </w:rPr>
-      </w:pPr>
-      <w:r>
-        <w:rPr>
-          <w:sz w:val="28"/>
-          <w:szCs w:val="28"/>
-        </w:rPr>
-        <w:t>server {listen 80;</w:t>
-      </w:r>
-    </w:p>
-    <w:p>
-      <w:pPr>
-        <w:spacing w:line="360" w:lineRule="auto"/>
-        <w:ind w:leftChars="0" w:firstLineChars="0" w:firstLine="0"/>
-        <w:contextualSpacing/>
-        <w:jc w:val="both"/>
-        <w:outlineLvl w:val="9"/>
-        <w:rPr>
-          <w:sz w:val="28"/>
-          <w:szCs w:val="28"/>
-        </w:rPr>
-      </w:pPr>
-      <w:r>
-        <w:rPr>
-          <w:sz w:val="28"/>
-          <w:szCs w:val="28"/>
-        </w:rPr>
-        <w:t>location / {</w:t>
-      </w:r>
-    </w:p>
-    <w:p>
-      <w:pPr>
-        <w:spacing w:line="360" w:lineRule="auto"/>
-        <w:ind w:leftChars="0" w:firstLineChars="0" w:firstLine="0"/>
-        <w:contextualSpacing/>
-        <w:jc w:val="both"/>
-        <w:outlineLvl w:val="9"/>
-        <w:rPr>
-          <w:sz w:val="28"/>
-          <w:szCs w:val="28"/>
-        </w:rPr>
-      </w:pPr>
-      <w:r>
-        <w:rPr>
-          <w:sz w:val="28"/>
-          <w:szCs w:val="28"/>
-        </w:rPr>
-        <w:t xml:space="preserve">    proxy_pass http://app;</w:t>
-      </w:r>
-    </w:p>
-    <w:p>
-      <w:pPr>
-        <w:spacing w:line="360" w:lineRule="auto"/>
-        <w:ind w:leftChars="0" w:firstLineChars="0" w:firstLine="0"/>
-        <w:contextualSpacing/>
-        <w:jc w:val="both"/>
-        <w:outlineLvl w:val="9"/>
-        <w:rPr>
-          <w:sz w:val="28"/>
-          <w:szCs w:val="28"/>
-        </w:rPr>
-      </w:pPr>
-      <w:r>
-        <w:rPr>
-          <w:sz w:val="28"/>
-          <w:szCs w:val="28"/>
-        </w:rPr>
-        <w:t xml:space="preserve">    proxy_set_header Host $host;</w:t>
-      </w:r>
-    </w:p>
-    <w:p>
-      <w:pPr>
-        <w:spacing w:line="360" w:lineRule="auto"/>
-        <w:ind w:leftChars="0" w:firstLineChars="0" w:firstLine="0"/>
-        <w:contextualSpacing/>
-        <w:jc w:val="both"/>
-        <w:outlineLvl w:val="9"/>
-        <w:rPr>
-          <w:sz w:val="28"/>
-          <w:szCs w:val="28"/>
-        </w:rPr>
-      </w:pPr>
-      <w:r>
-        <w:rPr>
-          <w:sz w:val="28"/>
-          <w:szCs w:val="28"/>
-        </w:rPr>
-        <w:t xml:space="preserve">    proxy_set_header X-Real-IP $remote_addr;</w:t>
-      </w:r>
-    </w:p>
-    <w:p>
-      <w:pPr>
-        <w:spacing w:line="360" w:lineRule="auto"/>
-        <w:ind w:leftChars="0" w:firstLineChars="0" w:firstLine="0"/>
-        <w:contextualSpacing/>
-        <w:jc w:val="both"/>
-        <w:outlineLvl w:val="9"/>
-        <w:rPr>
-          <w:sz w:val="28"/>
-          <w:szCs w:val="28"/>
-        </w:rPr>
-      </w:pPr>
-      <w:r>
-        <w:rPr>
-          <w:sz w:val="28"/>
-          <w:szCs w:val="28"/>
-        </w:rPr>
-        <w:t xml:space="preserve">    proxy_set_header X-Forwarded-For $proxy_add_x_forwarded_for;</w:t>
-      </w:r>
-    </w:p>
-    <w:p>
-      <w:pPr>
-        <w:spacing w:line="360" w:lineRule="auto"/>
-        <w:ind w:leftChars="0" w:firstLineChars="0" w:firstLine="0"/>
-        <w:contextualSpacing/>
-        <w:jc w:val="both"/>
-        <w:outlineLvl w:val="9"/>
-        <w:rPr>
-          <w:sz w:val="28"/>
-          <w:szCs w:val="28"/>
-        </w:rPr>
-      </w:pPr>
-      <w:r>
-        <w:rPr>
-          <w:sz w:val="28"/>
-          <w:szCs w:val="28"/>
-        </w:rPr>
-        <w:t xml:space="preserve">    proxy_set_header X-Forwarded-Proto $scheme;</w:t>
-      </w:r>
-    </w:p>
-    <w:p>
-      <w:pPr>
-        <w:spacing w:line="360" w:lineRule="auto"/>
-        <w:ind w:leftChars="0" w:firstLineChars="0" w:firstLine="0"/>
-        <w:contextualSpacing/>
-        <w:jc w:val="both"/>
-        <w:outlineLvl w:val="9"/>
-        <w:rPr>
-          <w:sz w:val="28"/>
-          <w:szCs w:val="28"/>
-        </w:rPr>
-      </w:pPr>
-      <w:r>
-        <w:rPr>
-          <w:sz w:val="28"/>
-          <w:szCs w:val="28"/>
-        </w:rPr>
-        <w:t>} }</w:t>
-      </w:r>
-    </w:p>
-    <w:p>
-      <w:pPr>
-        <w:spacing w:line="360" w:lineRule="auto"/>
-        <w:ind w:leftChars="0" w:firstLineChars="0" w:firstLine="0"/>
-        <w:contextualSpacing/>
-        <w:jc w:val="both"/>
-        <w:outlineLvl w:val="9"/>
-        <w:rPr>
-          <w:sz w:val="28"/>
-          <w:szCs w:val="28"/>
-        </w:rPr>
-      </w:pPr>
-      <w:r>
-        <w:rPr>
-          <w:sz w:val="28"/>
-          <w:szCs w:val="28"/>
-        </w:rPr>
-        <w:t>NGINXCONF</w:t>
-      </w:r>
-    </w:p>
-    <w:p>
-      <w:pPr>
-        <w:spacing w:line="360" w:lineRule="auto"/>
-        <w:ind w:leftChars="0" w:firstLineChars="0" w:firstLine="0"/>
-        <w:contextualSpacing/>
-        <w:jc w:val="both"/>
-        <w:outlineLvl w:val="9"/>
-        <w:rPr>
-          <w:sz w:val="28"/>
-          <w:szCs w:val="28"/>
-        </w:rPr>
-      </w:pPr>
-    </w:p>
-    <w:p>
-      <w:pPr>
-        <w:spacing w:line="360" w:lineRule="auto"/>
-        <w:ind w:leftChars="0" w:firstLineChars="0" w:firstLine="0"/>
-        <w:contextualSpacing/>
-        <w:jc w:val="both"/>
-        <w:outlineLvl w:val="9"/>
-        <w:rPr>
-          <w:sz w:val="28"/>
-          <w:szCs w:val="28"/>
-        </w:rPr>
-      </w:pPr>
-      <w:r>
-        <w:rPr>
-          <w:sz w:val="28"/>
-          <w:szCs w:val="28"/>
-        </w:rPr>
-        <w:t xml:space="preserve">      sudo systemctl restart nginx</w:t>
-      </w:r>
-    </w:p>
-    <w:p>
-      <w:pPr>
-        <w:spacing w:line="360" w:lineRule="auto"/>
-        <w:ind w:leftChars="0" w:firstLineChars="0" w:firstLine="0"/>
-        <w:contextualSpacing/>
-        <w:jc w:val="both"/>
-        <w:outlineLvl w:val="9"/>
-        <w:rPr>
-          <w:sz w:val="28"/>
-          <w:szCs w:val="28"/>
-        </w:rPr>
-      </w:pPr>
-      <w:r>
-        <w:rPr>
-          <w:sz w:val="28"/>
-          <w:szCs w:val="28"/>
-        </w:rPr>
-        <w:t xml:space="preserve">    SHELL</w:t>
-      </w:r>
-    </w:p>
-    <w:p>
-      <w:pPr>
-        <w:spacing w:line="360" w:lineRule="auto"/>
-        <w:ind w:leftChars="0" w:firstLineChars="0" w:firstLine="0"/>
-        <w:contextualSpacing/>
-        <w:jc w:val="both"/>
-        <w:outlineLvl w:val="9"/>
-        <w:rPr>
-          <w:sz w:val="28"/>
-          <w:szCs w:val="28"/>
-        </w:rPr>
-      </w:pPr>
-      <w:r>
-        <w:rPr>
-          <w:sz w:val="28"/>
-          <w:szCs w:val="28"/>
-        </w:rPr>
-        <w:t xml:space="preserve">  end</w:t>
-      </w:r>
-    </w:p>
-    <w:p>
-      <w:pPr>
-        <w:spacing w:line="360" w:lineRule="auto"/>
         <w:ind w:leftChars="0" w:left="0" w:firstLineChars="0" w:firstLine="0"/>
         <w:contextualSpacing/>
         <w:jc w:val="both"/>
@@ -4079,8 +4091,6 @@
         </w:rPr>
         <w:t>end</w:t>
       </w:r>
-      <w:bookmarkStart w:id="0" w:name="_GoBack"/>
-      <w:bookmarkEnd w:id="0"/>
     </w:p>
     <w:sectPr>
       <w:footerReference w:type="even" r:id="rId10"/>
@@ -5601,7 +5611,7 @@
 </file>
 
 <file path=customXml/itemProps2.xml><?xml version="1.0" encoding="utf-8"?>
-<ds:datastoreItem xmlns:ds="http://schemas.openxmlformats.org/officeDocument/2006/customXml" ds:itemID="{C153E5D4-656E-47B2-950A-999F8F0BEE9A}">
+<ds:datastoreItem xmlns:ds="http://schemas.openxmlformats.org/officeDocument/2006/customXml" ds:itemID="{3391FBAA-68ED-490D-BCE2-569C9C3E4AC9}">
   <ds:schemaRefs>
     <ds:schemaRef ds:uri="http://schemas.openxmlformats.org/officeDocument/2006/bibliography"/>
   </ds:schemaRefs>

--- a/Адміністрування обчислювальних комплексів Зроблені ЛР/Лабораторна робота 7 - Матакова А.В. - 409а - Адміністрування обчислювальних комплексів.docx
+++ b/Адміністрування обчислювальних комплексів Зроблені ЛР/Лабораторна робота 7 - Матакова А.В. - 409а - Адміністрування обчислювальних комплексів.docx
@@ -1085,44 +1085,37 @@
           <w:sz w:val="28"/>
           <w:szCs w:val="28"/>
         </w:rPr>
-        <w:t>Мета роботи:</w:t>
-      </w:r>
-      <w:r>
-        <w:rPr>
+        <w:t>Мета роботи</w:t>
+      </w:r>
+      <w:r>
+        <w:rPr>
+          <w:b/>
           <w:i/>
           <w:iCs/>
           <w:sz w:val="28"/>
           <w:szCs w:val="28"/>
         </w:rPr>
+        <w:t>:</w:t>
+      </w:r>
+      <w:r>
+        <w:rPr>
+          <w:i/>
+          <w:iCs/>
+          <w:sz w:val="28"/>
+          <w:szCs w:val="28"/>
+        </w:rPr>
         <w:t xml:space="preserve"> </w:t>
       </w:r>
       <w:r>
         <w:rPr>
           <w:iCs/>
-          <w:color w:val="FF0000"/>
-          <w:sz w:val="28"/>
-          <w:szCs w:val="28"/>
-        </w:rPr>
-        <w:t xml:space="preserve">Набути навички роботи </w:t>
-      </w:r>
-      <w:r>
-        <w:rPr>
-          <w:iCs/>
-          <w:color w:val="FF0000"/>
-          <w:sz w:val="28"/>
-          <w:szCs w:val="28"/>
-        </w:rPr>
-        <w:t>з інструментом для тестування Selenium Webdriver API</w:t>
-      </w:r>
-      <w:r>
-        <w:rPr>
-          <w:iCs/>
-          <w:color w:val="FF0000"/>
-          <w:sz w:val="28"/>
-          <w:szCs w:val="28"/>
-        </w:rPr>
-        <w:t>.</w:t>
-      </w:r>
+          <w:sz w:val="28"/>
+          <w:szCs w:val="28"/>
+        </w:rPr>
+        <w:t>Набути практичних навичок реалізації підходу Infrastructure as Code (IaC) засобами Vagrant.</w:t>
+      </w:r>
+      <w:bookmarkStart w:id="0" w:name="_GoBack"/>
+      <w:bookmarkEnd w:id="0"/>
     </w:p>
     <w:p>
       <w:pPr>
@@ -1206,8 +1199,6 @@
         </w:rPr>
         <w:t>.</w:t>
       </w:r>
-      <w:bookmarkStart w:id="0" w:name="_GoBack"/>
-      <w:bookmarkEnd w:id="0"/>
     </w:p>
     <w:p>
       <w:pPr>
@@ -1288,66 +1279,7 @@
           <w:sz w:val="28"/>
           <w:szCs w:val="28"/>
         </w:rPr>
-        <w:t>У першій лабораторній роботі обрано програмний продукт, а саме застосунок Flo, який використовується для менеджменту репродуктивного здоров’я людей жіночої статі. Посилання на сайт: https://flo.health/uk.</w:t>
-      </w:r>
-    </w:p>
-    <w:p>
-      <w:pPr>
-        <w:suppressAutoHyphens w:val="0"/>
-        <w:spacing w:line="360" w:lineRule="auto"/>
-        <w:ind w:leftChars="0" w:left="0" w:firstLineChars="0" w:firstLine="709"/>
-        <w:jc w:val="both"/>
-        <w:textDirection w:val="lrTb"/>
-        <w:textAlignment w:val="auto"/>
-        <w:outlineLvl w:val="9"/>
-        <w:rPr>
-          <w:sz w:val="28"/>
-          <w:szCs w:val="28"/>
-        </w:rPr>
-      </w:pPr>
-      <w:r>
-        <w:rPr>
-          <w:sz w:val="28"/>
-          <w:szCs w:val="28"/>
-        </w:rPr>
-        <w:t xml:space="preserve">Посилання на код </w:t>
-      </w:r>
-      <w:r>
-        <w:rPr>
-          <w:sz w:val="28"/>
-          <w:szCs w:val="28"/>
-          <w:lang w:val="en-US"/>
-        </w:rPr>
-        <w:t>GitHub</w:t>
-      </w:r>
-      <w:r>
-        <w:rPr>
-          <w:sz w:val="28"/>
-          <w:szCs w:val="28"/>
-          <w:lang w:val="ru-RU"/>
-        </w:rPr>
-        <w:t>:</w:t>
-      </w:r>
-      <w:r>
-        <w:rPr>
-          <w:sz w:val="28"/>
-          <w:szCs w:val="28"/>
-        </w:rPr>
-        <w:t xml:space="preserve"> </w:t>
-      </w:r>
-      <w:r>
-        <w:rPr>
-          <w:sz w:val="28"/>
-          <w:szCs w:val="28"/>
-        </w:rPr>
-        <w:t>https://github.com/Asya05Tree/Lr7FloAutoTests</w:t>
-      </w:r>
-      <w:r>
-        <w:rPr>
-          <w:sz w:val="28"/>
-          <w:szCs w:val="28"/>
-        </w:rPr>
-        <w:t>.</w:t>
+        <w:t>Набути практичних навичок реалізації підходу Infrastructure as Code (IaC) засобами Vagrant, а саме — опанувати створення багатокомпонентної (multi-machine) віртуальної інфраструктури, у якій кожна віртуальна машина виконує окрему роль (балансувальник навантаження, веб-сервер, сервер бази даних), а їхнє повне налаштування та взаємодія описуються декларативно в єдиному конфігураційному файлі й розгортаються автоматично через provisioning без ручного втручання.</w:t>
       </w:r>
     </w:p>
     <w:p>
@@ -1479,6 +1411,7 @@
           <w:sz w:val="28"/>
           <w:szCs w:val="28"/>
         </w:rPr>
+        <w:lastRenderedPageBreak/>
         <w:t>Таблиця 1 – Параметри опису usecase</w:t>
       </w:r>
     </w:p>
@@ -1567,15 +1500,103 @@
           <w:sz w:val="28"/>
           <w:szCs w:val="28"/>
         </w:rPr>
-        <w:t xml:space="preserve">Завдяки </w:t>
-      </w:r>
-      <w:r>
-        <w:rPr>
+        <w:t>Завдяки використанню набутих навичок виконано завдання з лабораторної роботи. Звіт оформлено згідно ДСТУ.</w:t>
+      </w:r>
+    </w:p>
+    <w:p>
+      <w:pPr>
+        <w:suppressAutoHyphens w:val="0"/>
+        <w:spacing w:line="240" w:lineRule="auto"/>
+        <w:ind w:leftChars="0" w:left="0" w:firstLineChars="0" w:firstLine="0"/>
+        <w:textDirection w:val="lrTb"/>
+        <w:textAlignment w:val="auto"/>
+        <w:outlineLvl w:val="9"/>
+        <w:rPr>
+          <w:sz w:val="28"/>
+          <w:szCs w:val="28"/>
+        </w:rPr>
+      </w:pPr>
+      <w:r>
+        <w:rPr>
+          <w:sz w:val="28"/>
+          <w:szCs w:val="28"/>
+        </w:rPr>
+        <w:br w:type="page"/>
+      </w:r>
+    </w:p>
+    <w:p>
+      <w:pPr>
+        <w:spacing w:before="240" w:after="240" w:line="360" w:lineRule="auto"/>
+        <w:ind w:leftChars="0" w:left="0" w:firstLineChars="0" w:firstLine="0"/>
+        <w:contextualSpacing/>
+        <w:jc w:val="center"/>
+        <w:outlineLvl w:val="9"/>
+        <w:rPr>
+          <w:b/>
+          <w:iCs/>
+          <w:sz w:val="28"/>
+          <w:szCs w:val="28"/>
+        </w:rPr>
+      </w:pPr>
+      <w:r>
+        <w:rPr>
+          <w:b/>
+          <w:iCs/>
           <w:sz w:val="28"/>
           <w:szCs w:val="28"/>
         </w:rPr>
         <w:lastRenderedPageBreak/>
-        <w:t>використанню набутих навичок виконано завдання з лабораторної роботи. Звіт оформлено згідно ДСТУ.</w:t>
+        <w:t>ДОДАТОК А</w:t>
+      </w:r>
+    </w:p>
+    <w:p>
+      <w:pPr>
+        <w:spacing w:line="360" w:lineRule="auto"/>
+        <w:ind w:leftChars="0" w:firstLineChars="0" w:firstLine="0"/>
+        <w:contextualSpacing/>
+        <w:jc w:val="both"/>
+        <w:outlineLvl w:val="9"/>
+        <w:rPr>
+          <w:sz w:val="28"/>
+          <w:szCs w:val="28"/>
+        </w:rPr>
+      </w:pPr>
+      <w:r>
+        <w:rPr>
+          <w:bCs/>
+          <w:iCs/>
+          <w:sz w:val="28"/>
+          <w:szCs w:val="28"/>
+        </w:rPr>
+        <w:t>Лістинг коду</w:t>
+      </w:r>
+      <w:r>
+        <w:rPr>
+          <w:bCs/>
+          <w:iCs/>
+          <w:sz w:val="28"/>
+          <w:szCs w:val="28"/>
+        </w:rPr>
+        <w:t xml:space="preserve"> </w:t>
+      </w:r>
+      <w:r>
+        <w:rPr>
+          <w:bCs/>
+          <w:iCs/>
+          <w:sz w:val="28"/>
+          <w:szCs w:val="28"/>
+          <w:lang w:val="ru-RU"/>
+        </w:rPr>
+        <w:t>Vagrantfile</w:t>
+      </w:r>
+      <w:r>
+        <w:rPr>
+          <w:bCs/>
+          <w:iCs/>
+          <w:sz w:val="28"/>
+          <w:szCs w:val="28"/>
+        </w:rPr>
+        <w:t>:</w:t>
       </w:r>
     </w:p>
     <w:p>
@@ -1635,26 +1656,6 @@
           <w:sz w:val="28"/>
           <w:szCs w:val="28"/>
         </w:rPr>
-        <w:t>#</w:t>
-      </w:r>
-    </w:p>
-    <w:p>
-      <w:pPr>
-        <w:spacing w:line="360" w:lineRule="auto"/>
-        <w:ind w:leftChars="0" w:firstLineChars="0" w:firstLine="0"/>
-        <w:contextualSpacing/>
-        <w:jc w:val="both"/>
-        <w:outlineLvl w:val="9"/>
-        <w:rPr>
-          <w:sz w:val="28"/>
-          <w:szCs w:val="28"/>
-        </w:rPr>
-      </w:pPr>
-      <w:r>
-        <w:rPr>
-          <w:sz w:val="28"/>
-          <w:szCs w:val="28"/>
-        </w:rPr>
         <w:t># Лабораторна робота №7 — Інфраструктура як код (Vagrant)</w:t>
       </w:r>
     </w:p>
@@ -1675,26 +1676,6 @@
           <w:sz w:val="28"/>
           <w:szCs w:val="28"/>
         </w:rPr>
-        <w:t>#</w:t>
-      </w:r>
-    </w:p>
-    <w:p>
-      <w:pPr>
-        <w:spacing w:line="360" w:lineRule="auto"/>
-        <w:ind w:leftChars="0" w:firstLineChars="0" w:firstLine="0"/>
-        <w:contextualSpacing/>
-        <w:jc w:val="both"/>
-        <w:outlineLvl w:val="9"/>
-        <w:rPr>
-          <w:sz w:val="28"/>
-          <w:szCs w:val="28"/>
-        </w:rPr>
-      </w:pPr>
-      <w:r>
-        <w:rPr>
-          <w:sz w:val="28"/>
-          <w:szCs w:val="28"/>
-        </w:rPr>
         <w:t># Топологія (рисунок 1):</w:t>
       </w:r>
     </w:p>
@@ -1735,26 +1716,6 @@
           <w:sz w:val="28"/>
           <w:szCs w:val="28"/>
         </w:rPr>
-        <w:t>#</w:t>
-      </w:r>
-    </w:p>
-    <w:p>
-      <w:pPr>
-        <w:spacing w:line="360" w:lineRule="auto"/>
-        <w:ind w:leftChars="0" w:firstLineChars="0" w:firstLine="0"/>
-        <w:contextualSpacing/>
-        <w:jc w:val="both"/>
-        <w:outlineLvl w:val="9"/>
-        <w:rPr>
-          <w:sz w:val="28"/>
-          <w:szCs w:val="28"/>
-        </w:rPr>
-      </w:pPr>
-      <w:r>
-        <w:rPr>
-          <w:sz w:val="28"/>
-          <w:szCs w:val="28"/>
-        </w:rPr>
         <w:t>#   lb  (nginx)          192.168.10.11</w:t>
       </w:r>
     </w:p>
@@ -1815,26 +1776,6 @@
           <w:sz w:val="28"/>
           <w:szCs w:val="28"/>
         </w:rPr>
-        <w:t>#</w:t>
-      </w:r>
-    </w:p>
-    <w:p>
-      <w:pPr>
-        <w:spacing w:line="360" w:lineRule="auto"/>
-        <w:ind w:leftChars="0" w:firstLineChars="0" w:firstLine="0"/>
-        <w:contextualSpacing/>
-        <w:jc w:val="both"/>
-        <w:outlineLvl w:val="9"/>
-        <w:rPr>
-          <w:sz w:val="28"/>
-          <w:szCs w:val="28"/>
-        </w:rPr>
-      </w:pPr>
-      <w:r>
-        <w:rPr>
-          <w:sz w:val="28"/>
-          <w:szCs w:val="28"/>
-        </w:rPr>
         <w:t># Проєкт ПЗ Python та дамп бази даних беруться з локальних тек, синхронізованих</w:t>
       </w:r>
     </w:p>
@@ -1910,19 +1851,6 @@
           <w:szCs w:val="28"/>
         </w:rPr>
       </w:pPr>
-    </w:p>
-    <w:p>
-      <w:pPr>
-        <w:spacing w:line="360" w:lineRule="auto"/>
-        <w:ind w:leftChars="0" w:firstLineChars="0" w:firstLine="0"/>
-        <w:contextualSpacing/>
-        <w:jc w:val="both"/>
-        <w:outlineLvl w:val="9"/>
-        <w:rPr>
-          <w:sz w:val="28"/>
-          <w:szCs w:val="28"/>
-        </w:rPr>
-      </w:pPr>
       <w:r>
         <w:rPr>
           <w:sz w:val="28"/>
@@ -1983,19 +1911,6 @@
           <w:szCs w:val="28"/>
         </w:rPr>
       </w:pPr>
-    </w:p>
-    <w:p>
-      <w:pPr>
-        <w:spacing w:line="360" w:lineRule="auto"/>
-        <w:ind w:leftChars="0" w:firstLineChars="0" w:firstLine="0"/>
-        <w:contextualSpacing/>
-        <w:jc w:val="both"/>
-        <w:outlineLvl w:val="9"/>
-        <w:rPr>
-          <w:sz w:val="28"/>
-          <w:szCs w:val="28"/>
-        </w:rPr>
-      </w:pPr>
       <w:r>
         <w:rPr>
           <w:sz w:val="28"/>
@@ -2116,19 +2031,6 @@
           <w:szCs w:val="28"/>
         </w:rPr>
       </w:pPr>
-    </w:p>
-    <w:p>
-      <w:pPr>
-        <w:spacing w:line="360" w:lineRule="auto"/>
-        <w:ind w:leftChars="0" w:firstLineChars="0" w:firstLine="0"/>
-        <w:contextualSpacing/>
-        <w:jc w:val="both"/>
-        <w:outlineLvl w:val="9"/>
-        <w:rPr>
-          <w:sz w:val="28"/>
-          <w:szCs w:val="28"/>
-        </w:rPr>
-      </w:pPr>
       <w:r>
         <w:rPr>
           <w:sz w:val="28"/>
@@ -2149,19 +2051,6 @@
           <w:szCs w:val="28"/>
         </w:rPr>
       </w:pPr>
-    </w:p>
-    <w:p>
-      <w:pPr>
-        <w:spacing w:line="360" w:lineRule="auto"/>
-        <w:ind w:leftChars="0" w:firstLineChars="0" w:firstLine="0"/>
-        <w:contextualSpacing/>
-        <w:jc w:val="both"/>
-        <w:outlineLvl w:val="9"/>
-        <w:rPr>
-          <w:sz w:val="28"/>
-          <w:szCs w:val="28"/>
-        </w:rPr>
-      </w:pPr>
       <w:r>
         <w:rPr>
           <w:sz w:val="28"/>
@@ -2247,6 +2136,7 @@
           <w:sz w:val="28"/>
           <w:szCs w:val="28"/>
         </w:rPr>
+        <w:lastRenderedPageBreak/>
         <w:t xml:space="preserve">    end</w:t>
       </w:r>
     </w:p>
@@ -2262,19 +2152,6 @@
           <w:szCs w:val="28"/>
         </w:rPr>
       </w:pPr>
-    </w:p>
-    <w:p>
-      <w:pPr>
-        <w:spacing w:line="360" w:lineRule="auto"/>
-        <w:ind w:leftChars="0" w:firstLineChars="0" w:firstLine="0"/>
-        <w:contextualSpacing/>
-        <w:jc w:val="both"/>
-        <w:outlineLvl w:val="9"/>
-        <w:rPr>
-          <w:sz w:val="28"/>
-          <w:szCs w:val="28"/>
-        </w:rPr>
-      </w:pPr>
       <w:r>
         <w:rPr>
           <w:sz w:val="28"/>
@@ -2355,19 +2232,6 @@
           <w:szCs w:val="28"/>
         </w:rPr>
       </w:pPr>
-    </w:p>
-    <w:p>
-      <w:pPr>
-        <w:spacing w:line="360" w:lineRule="auto"/>
-        <w:ind w:leftChars="0" w:firstLineChars="0" w:firstLine="0"/>
-        <w:contextualSpacing/>
-        <w:jc w:val="both"/>
-        <w:outlineLvl w:val="9"/>
-        <w:rPr>
-          <w:sz w:val="28"/>
-          <w:szCs w:val="28"/>
-        </w:rPr>
-      </w:pPr>
       <w:r>
         <w:rPr>
           <w:sz w:val="28"/>
@@ -2388,19 +2252,6 @@
           <w:szCs w:val="28"/>
         </w:rPr>
       </w:pPr>
-    </w:p>
-    <w:p>
-      <w:pPr>
-        <w:spacing w:line="360" w:lineRule="auto"/>
-        <w:ind w:leftChars="0" w:firstLineChars="0" w:firstLine="0"/>
-        <w:contextualSpacing/>
-        <w:jc w:val="both"/>
-        <w:outlineLvl w:val="9"/>
-        <w:rPr>
-          <w:sz w:val="28"/>
-          <w:szCs w:val="28"/>
-        </w:rPr>
-      </w:pPr>
       <w:r>
         <w:rPr>
           <w:sz w:val="28"/>
@@ -2481,19 +2332,6 @@
           <w:szCs w:val="28"/>
         </w:rPr>
       </w:pPr>
-    </w:p>
-    <w:p>
-      <w:pPr>
-        <w:spacing w:line="360" w:lineRule="auto"/>
-        <w:ind w:leftChars="0" w:firstLineChars="0" w:firstLine="0"/>
-        <w:contextualSpacing/>
-        <w:jc w:val="both"/>
-        <w:outlineLvl w:val="9"/>
-        <w:rPr>
-          <w:sz w:val="28"/>
-          <w:szCs w:val="28"/>
-        </w:rPr>
-      </w:pPr>
       <w:r>
         <w:rPr>
           <w:sz w:val="28"/>
@@ -2514,19 +2352,6 @@
           <w:szCs w:val="28"/>
         </w:rPr>
       </w:pPr>
-    </w:p>
-    <w:p>
-      <w:pPr>
-        <w:spacing w:line="360" w:lineRule="auto"/>
-        <w:ind w:leftChars="0" w:firstLineChars="0" w:firstLine="0"/>
-        <w:contextualSpacing/>
-        <w:jc w:val="both"/>
-        <w:outlineLvl w:val="9"/>
-        <w:rPr>
-          <w:sz w:val="28"/>
-          <w:szCs w:val="28"/>
-        </w:rPr>
-      </w:pPr>
       <w:r>
         <w:rPr>
           <w:sz w:val="28"/>
@@ -2567,19 +2392,6 @@
           <w:szCs w:val="28"/>
         </w:rPr>
       </w:pPr>
-    </w:p>
-    <w:p>
-      <w:pPr>
-        <w:spacing w:line="360" w:lineRule="auto"/>
-        <w:ind w:leftChars="0" w:firstLineChars="0" w:firstLine="0"/>
-        <w:contextualSpacing/>
-        <w:jc w:val="both"/>
-        <w:outlineLvl w:val="9"/>
-        <w:rPr>
-          <w:sz w:val="28"/>
-          <w:szCs w:val="28"/>
-        </w:rPr>
-      </w:pPr>
       <w:r>
         <w:rPr>
           <w:sz w:val="28"/>
@@ -2600,6 +2412,293 @@
           <w:szCs w:val="28"/>
         </w:rPr>
       </w:pPr>
+      <w:r>
+        <w:rPr>
+          <w:sz w:val="28"/>
+          <w:szCs w:val="28"/>
+        </w:rPr>
+        <w:t xml:space="preserve">      sudo systemctl restart mysql.service</w:t>
+      </w:r>
+    </w:p>
+    <w:p>
+      <w:pPr>
+        <w:spacing w:line="360" w:lineRule="auto"/>
+        <w:ind w:leftChars="0" w:firstLineChars="0" w:firstLine="0"/>
+        <w:contextualSpacing/>
+        <w:jc w:val="both"/>
+        <w:outlineLvl w:val="9"/>
+        <w:rPr>
+          <w:sz w:val="28"/>
+          <w:szCs w:val="28"/>
+        </w:rPr>
+      </w:pPr>
+      <w:r>
+        <w:rPr>
+          <w:sz w:val="28"/>
+          <w:szCs w:val="28"/>
+        </w:rPr>
+        <w:t xml:space="preserve">    SHELL</w:t>
+      </w:r>
+    </w:p>
+    <w:p>
+      <w:pPr>
+        <w:spacing w:line="360" w:lineRule="auto"/>
+        <w:ind w:leftChars="0" w:firstLineChars="0" w:firstLine="0"/>
+        <w:contextualSpacing/>
+        <w:jc w:val="both"/>
+        <w:outlineLvl w:val="9"/>
+        <w:rPr>
+          <w:sz w:val="28"/>
+          <w:szCs w:val="28"/>
+        </w:rPr>
+      </w:pPr>
+      <w:r>
+        <w:rPr>
+          <w:sz w:val="28"/>
+          <w:szCs w:val="28"/>
+        </w:rPr>
+        <w:t xml:space="preserve">  end</w:t>
+      </w:r>
+    </w:p>
+    <w:p>
+      <w:pPr>
+        <w:spacing w:line="360" w:lineRule="auto"/>
+        <w:ind w:leftChars="0" w:firstLineChars="0" w:firstLine="0"/>
+        <w:contextualSpacing/>
+        <w:jc w:val="both"/>
+        <w:outlineLvl w:val="9"/>
+        <w:rPr>
+          <w:sz w:val="28"/>
+          <w:szCs w:val="28"/>
+        </w:rPr>
+      </w:pPr>
+      <w:r>
+        <w:rPr>
+          <w:sz w:val="28"/>
+          <w:szCs w:val="28"/>
+        </w:rPr>
+        <w:t xml:space="preserve">  # ---------------------------------------------------------------------</w:t>
+      </w:r>
+    </w:p>
+    <w:p>
+      <w:pPr>
+        <w:spacing w:line="360" w:lineRule="auto"/>
+        <w:ind w:leftChars="0" w:firstLineChars="0" w:firstLine="0"/>
+        <w:contextualSpacing/>
+        <w:jc w:val="both"/>
+        <w:outlineLvl w:val="9"/>
+        <w:rPr>
+          <w:sz w:val="28"/>
+          <w:szCs w:val="28"/>
+        </w:rPr>
+      </w:pPr>
+      <w:r>
+        <w:rPr>
+          <w:sz w:val="28"/>
+          <w:szCs w:val="28"/>
+        </w:rPr>
+        <w:t xml:space="preserve">  # Веб-сервер (Python Django)</w:t>
+      </w:r>
+    </w:p>
+    <w:p>
+      <w:pPr>
+        <w:spacing w:line="360" w:lineRule="auto"/>
+        <w:ind w:leftChars="0" w:firstLineChars="0" w:firstLine="0"/>
+        <w:contextualSpacing/>
+        <w:jc w:val="both"/>
+        <w:outlineLvl w:val="9"/>
+        <w:rPr>
+          <w:sz w:val="28"/>
+          <w:szCs w:val="28"/>
+        </w:rPr>
+      </w:pPr>
+      <w:r>
+        <w:rPr>
+          <w:sz w:val="28"/>
+          <w:szCs w:val="28"/>
+        </w:rPr>
+        <w:t xml:space="preserve">  # ---------------------------------------------------------------------</w:t>
+      </w:r>
+    </w:p>
+    <w:p>
+      <w:pPr>
+        <w:spacing w:line="360" w:lineRule="auto"/>
+        <w:ind w:leftChars="0" w:firstLineChars="0" w:firstLine="0"/>
+        <w:contextualSpacing/>
+        <w:jc w:val="both"/>
+        <w:outlineLvl w:val="9"/>
+        <w:rPr>
+          <w:sz w:val="28"/>
+          <w:szCs w:val="28"/>
+        </w:rPr>
+      </w:pPr>
+      <w:r>
+        <w:rPr>
+          <w:sz w:val="28"/>
+          <w:szCs w:val="28"/>
+        </w:rPr>
+        <w:t xml:space="preserve">  config.vm.define "web" do |web|</w:t>
+      </w:r>
+    </w:p>
+    <w:p>
+      <w:pPr>
+        <w:spacing w:line="360" w:lineRule="auto"/>
+        <w:ind w:leftChars="0" w:firstLineChars="0" w:firstLine="0"/>
+        <w:contextualSpacing/>
+        <w:jc w:val="both"/>
+        <w:outlineLvl w:val="9"/>
+        <w:rPr>
+          <w:sz w:val="28"/>
+          <w:szCs w:val="28"/>
+        </w:rPr>
+      </w:pPr>
+      <w:r>
+        <w:rPr>
+          <w:sz w:val="28"/>
+          <w:szCs w:val="28"/>
+        </w:rPr>
+        <w:t xml:space="preserve">    web.vm.hostname = "web"</w:t>
+      </w:r>
+    </w:p>
+    <w:p>
+      <w:pPr>
+        <w:spacing w:line="360" w:lineRule="auto"/>
+        <w:ind w:leftChars="0" w:firstLineChars="0" w:firstLine="0"/>
+        <w:contextualSpacing/>
+        <w:jc w:val="both"/>
+        <w:outlineLvl w:val="9"/>
+        <w:rPr>
+          <w:sz w:val="28"/>
+          <w:szCs w:val="28"/>
+        </w:rPr>
+      </w:pPr>
+      <w:r>
+        <w:rPr>
+          <w:sz w:val="28"/>
+          <w:szCs w:val="28"/>
+        </w:rPr>
+        <w:t xml:space="preserve">    web.vm.network "private_network", ip: "192.168.10.13"</w:t>
+      </w:r>
+    </w:p>
+    <w:p>
+      <w:pPr>
+        <w:spacing w:line="360" w:lineRule="auto"/>
+        <w:ind w:leftChars="0" w:firstLineChars="0" w:firstLine="0"/>
+        <w:contextualSpacing/>
+        <w:jc w:val="both"/>
+        <w:outlineLvl w:val="9"/>
+        <w:rPr>
+          <w:sz w:val="28"/>
+          <w:szCs w:val="28"/>
+        </w:rPr>
+      </w:pPr>
+      <w:r>
+        <w:rPr>
+          <w:sz w:val="28"/>
+          <w:szCs w:val="28"/>
+        </w:rPr>
+        <w:t xml:space="preserve">    web.vm.synced_folder "./lr_6_proj-main/lr_6_proj-main", "/home/vagrant/lr_6_proj"</w:t>
+      </w:r>
+    </w:p>
+    <w:p>
+      <w:pPr>
+        <w:spacing w:line="360" w:lineRule="auto"/>
+        <w:ind w:leftChars="0" w:firstLineChars="0" w:firstLine="0"/>
+        <w:contextualSpacing/>
+        <w:jc w:val="both"/>
+        <w:outlineLvl w:val="9"/>
+        <w:rPr>
+          <w:sz w:val="28"/>
+          <w:szCs w:val="28"/>
+        </w:rPr>
+      </w:pPr>
+      <w:r>
+        <w:rPr>
+          <w:sz w:val="28"/>
+          <w:szCs w:val="28"/>
+        </w:rPr>
+        <w:t xml:space="preserve">    web.vm.provider "virtualbox" do |vb|</w:t>
+      </w:r>
+    </w:p>
+    <w:p>
+      <w:pPr>
+        <w:spacing w:line="360" w:lineRule="auto"/>
+        <w:ind w:leftChars="0" w:firstLineChars="0" w:firstLine="0"/>
+        <w:contextualSpacing/>
+        <w:jc w:val="both"/>
+        <w:outlineLvl w:val="9"/>
+        <w:rPr>
+          <w:sz w:val="28"/>
+          <w:szCs w:val="28"/>
+        </w:rPr>
+      </w:pPr>
+      <w:r>
+        <w:rPr>
+          <w:sz w:val="28"/>
+          <w:szCs w:val="28"/>
+        </w:rPr>
+        <w:t xml:space="preserve">      vb.name = "lr7-web"</w:t>
+      </w:r>
+    </w:p>
+    <w:p>
+      <w:pPr>
+        <w:spacing w:line="360" w:lineRule="auto"/>
+        <w:ind w:leftChars="0" w:firstLineChars="0" w:firstLine="0"/>
+        <w:contextualSpacing/>
+        <w:jc w:val="both"/>
+        <w:outlineLvl w:val="9"/>
+        <w:rPr>
+          <w:sz w:val="28"/>
+          <w:szCs w:val="28"/>
+        </w:rPr>
+      </w:pPr>
+      <w:r>
+        <w:rPr>
+          <w:sz w:val="28"/>
+          <w:szCs w:val="28"/>
+        </w:rPr>
+        <w:t xml:space="preserve">      vb.memory = 1024</w:t>
+      </w:r>
+    </w:p>
+    <w:p>
+      <w:pPr>
+        <w:spacing w:line="360" w:lineRule="auto"/>
+        <w:ind w:leftChars="0" w:firstLineChars="0" w:firstLine="0"/>
+        <w:contextualSpacing/>
+        <w:jc w:val="both"/>
+        <w:outlineLvl w:val="9"/>
+        <w:rPr>
+          <w:sz w:val="28"/>
+          <w:szCs w:val="28"/>
+        </w:rPr>
+      </w:pPr>
+      <w:r>
+        <w:rPr>
+          <w:sz w:val="28"/>
+          <w:szCs w:val="28"/>
+        </w:rPr>
+        <w:t xml:space="preserve">      vb.cpus = 1</w:t>
+      </w:r>
+    </w:p>
+    <w:p>
+      <w:pPr>
+        <w:spacing w:line="360" w:lineRule="auto"/>
+        <w:ind w:leftChars="0" w:firstLineChars="0" w:firstLine="0"/>
+        <w:contextualSpacing/>
+        <w:jc w:val="both"/>
+        <w:outlineLvl w:val="9"/>
+        <w:rPr>
+          <w:sz w:val="28"/>
+          <w:szCs w:val="28"/>
+        </w:rPr>
+      </w:pPr>
+      <w:r>
+        <w:rPr>
+          <w:sz w:val="28"/>
+          <w:szCs w:val="28"/>
+        </w:rPr>
+        <w:t xml:space="preserve">    end</w:t>
+      </w:r>
     </w:p>
     <w:p>
       <w:pPr>
@@ -2619,7 +2718,287 @@
           <w:szCs w:val="28"/>
         </w:rPr>
         <w:lastRenderedPageBreak/>
-        <w:t xml:space="preserve">      sudo systemctl restart mysql.service</w:t>
+        <w:t xml:space="preserve">    web.vm.provision "shell", inline: &lt;&lt;-SHELL</w:t>
+      </w:r>
+    </w:p>
+    <w:p>
+      <w:pPr>
+        <w:spacing w:line="360" w:lineRule="auto"/>
+        <w:ind w:leftChars="0" w:firstLineChars="0" w:firstLine="0"/>
+        <w:contextualSpacing/>
+        <w:jc w:val="both"/>
+        <w:outlineLvl w:val="9"/>
+        <w:rPr>
+          <w:sz w:val="28"/>
+          <w:szCs w:val="28"/>
+        </w:rPr>
+      </w:pPr>
+      <w:r>
+        <w:rPr>
+          <w:sz w:val="28"/>
+          <w:szCs w:val="28"/>
+        </w:rPr>
+        <w:t xml:space="preserve">      set -e</w:t>
+      </w:r>
+    </w:p>
+    <w:p>
+      <w:pPr>
+        <w:spacing w:line="360" w:lineRule="auto"/>
+        <w:ind w:leftChars="0" w:firstLineChars="0" w:firstLine="0"/>
+        <w:contextualSpacing/>
+        <w:jc w:val="both"/>
+        <w:outlineLvl w:val="9"/>
+        <w:rPr>
+          <w:sz w:val="28"/>
+          <w:szCs w:val="28"/>
+        </w:rPr>
+      </w:pPr>
+      <w:r>
+        <w:rPr>
+          <w:sz w:val="28"/>
+          <w:szCs w:val="28"/>
+        </w:rPr>
+        <w:t xml:space="preserve">      sudo apt-get update</w:t>
+      </w:r>
+    </w:p>
+    <w:p>
+      <w:pPr>
+        <w:spacing w:line="360" w:lineRule="auto"/>
+        <w:ind w:leftChars="0" w:firstLineChars="0" w:firstLine="0"/>
+        <w:contextualSpacing/>
+        <w:jc w:val="both"/>
+        <w:outlineLvl w:val="9"/>
+        <w:rPr>
+          <w:sz w:val="28"/>
+          <w:szCs w:val="28"/>
+        </w:rPr>
+      </w:pPr>
+      <w:r>
+        <w:rPr>
+          <w:sz w:val="28"/>
+          <w:szCs w:val="28"/>
+        </w:rPr>
+        <w:t xml:space="preserve">      sudo DEBIAN_FRONTEND=noninteractive apt-get install -y python3-pip python3-full git</w:t>
+      </w:r>
+    </w:p>
+    <w:p>
+      <w:pPr>
+        <w:spacing w:line="360" w:lineRule="auto"/>
+        <w:ind w:leftChars="0" w:firstLineChars="0" w:firstLine="0"/>
+        <w:contextualSpacing/>
+        <w:jc w:val="both"/>
+        <w:outlineLvl w:val="9"/>
+        <w:rPr>
+          <w:sz w:val="28"/>
+          <w:szCs w:val="28"/>
+        </w:rPr>
+      </w:pPr>
+      <w:r>
+        <w:rPr>
+          <w:sz w:val="28"/>
+          <w:szCs w:val="28"/>
+        </w:rPr>
+        <w:t xml:space="preserve">      pip3 install Django --break-system-packages</w:t>
+      </w:r>
+    </w:p>
+    <w:p>
+      <w:pPr>
+        <w:spacing w:line="360" w:lineRule="auto"/>
+        <w:ind w:leftChars="0" w:firstLineChars="0" w:firstLine="0"/>
+        <w:contextualSpacing/>
+        <w:jc w:val="both"/>
+        <w:outlineLvl w:val="9"/>
+        <w:rPr>
+          <w:sz w:val="28"/>
+          <w:szCs w:val="28"/>
+        </w:rPr>
+      </w:pPr>
+      <w:r>
+        <w:rPr>
+          <w:sz w:val="28"/>
+          <w:szCs w:val="28"/>
+        </w:rPr>
+        <w:t xml:space="preserve">      sed -i 's/192.168.56.12/192.168.10.12/' /home/vagrant/lr_6_proj/show_list/mysql_connect.py</w:t>
+      </w:r>
+    </w:p>
+    <w:p>
+      <w:pPr>
+        <w:spacing w:line="360" w:lineRule="auto"/>
+        <w:ind w:leftChars="0" w:firstLineChars="0" w:firstLine="0"/>
+        <w:contextualSpacing/>
+        <w:jc w:val="both"/>
+        <w:outlineLvl w:val="9"/>
+        <w:rPr>
+          <w:sz w:val="28"/>
+          <w:szCs w:val="28"/>
+        </w:rPr>
+      </w:pPr>
+      <w:r>
+        <w:rPr>
+          <w:sz w:val="28"/>
+          <w:szCs w:val="28"/>
+        </w:rPr>
+        <w:t xml:space="preserve">      pip3 install -r /home/vagrant/lr_6_proj/requirements.txt --break-system-packages</w:t>
+      </w:r>
+    </w:p>
+    <w:p>
+      <w:pPr>
+        <w:spacing w:line="360" w:lineRule="auto"/>
+        <w:ind w:leftChars="0" w:firstLineChars="0" w:firstLine="0"/>
+        <w:contextualSpacing/>
+        <w:jc w:val="both"/>
+        <w:outlineLvl w:val="9"/>
+        <w:rPr>
+          <w:sz w:val="28"/>
+          <w:szCs w:val="28"/>
+        </w:rPr>
+      </w:pPr>
+      <w:r>
+        <w:rPr>
+          <w:sz w:val="28"/>
+          <w:szCs w:val="28"/>
+        </w:rPr>
+        <w:t xml:space="preserve">      cat &lt;&lt;EOF &gt; /home/vagrant/start_django.sh</w:t>
+      </w:r>
+    </w:p>
+    <w:p>
+      <w:pPr>
+        <w:spacing w:line="360" w:lineRule="auto"/>
+        <w:ind w:leftChars="0" w:firstLineChars="0" w:firstLine="0"/>
+        <w:contextualSpacing/>
+        <w:jc w:val="both"/>
+        <w:outlineLvl w:val="9"/>
+        <w:rPr>
+          <w:sz w:val="28"/>
+          <w:szCs w:val="28"/>
+        </w:rPr>
+      </w:pPr>
+      <w:r>
+        <w:rPr>
+          <w:sz w:val="28"/>
+          <w:szCs w:val="28"/>
+        </w:rPr>
+        <w:t>#!/bin/bash</w:t>
+      </w:r>
+    </w:p>
+    <w:p>
+      <w:pPr>
+        <w:spacing w:line="360" w:lineRule="auto"/>
+        <w:ind w:leftChars="0" w:firstLineChars="0" w:firstLine="0"/>
+        <w:contextualSpacing/>
+        <w:jc w:val="both"/>
+        <w:outlineLvl w:val="9"/>
+        <w:rPr>
+          <w:sz w:val="28"/>
+          <w:szCs w:val="28"/>
+        </w:rPr>
+      </w:pPr>
+      <w:r>
+        <w:rPr>
+          <w:sz w:val="28"/>
+          <w:szCs w:val="28"/>
+        </w:rPr>
+        <w:t>cd /home/vagrant/lr_6_proj</w:t>
+      </w:r>
+    </w:p>
+    <w:p>
+      <w:pPr>
+        <w:spacing w:line="360" w:lineRule="auto"/>
+        <w:ind w:leftChars="0" w:firstLineChars="0" w:firstLine="0"/>
+        <w:contextualSpacing/>
+        <w:jc w:val="both"/>
+        <w:outlineLvl w:val="9"/>
+        <w:rPr>
+          <w:sz w:val="28"/>
+          <w:szCs w:val="28"/>
+        </w:rPr>
+      </w:pPr>
+      <w:r>
+        <w:rPr>
+          <w:sz w:val="28"/>
+          <w:szCs w:val="28"/>
+        </w:rPr>
+        <w:t>sudo python3 manage.py runserver 0.0.0.0:80 --insecure &amp;</w:t>
+      </w:r>
+    </w:p>
+    <w:p>
+      <w:pPr>
+        <w:spacing w:line="360" w:lineRule="auto"/>
+        <w:ind w:leftChars="0" w:firstLineChars="0" w:firstLine="0"/>
+        <w:contextualSpacing/>
+        <w:jc w:val="both"/>
+        <w:outlineLvl w:val="9"/>
+        <w:rPr>
+          <w:sz w:val="28"/>
+          <w:szCs w:val="28"/>
+        </w:rPr>
+      </w:pPr>
+      <w:r>
+        <w:rPr>
+          <w:sz w:val="28"/>
+          <w:szCs w:val="28"/>
+        </w:rPr>
+        <w:t>EOF</w:t>
+      </w:r>
+    </w:p>
+    <w:p>
+      <w:pPr>
+        <w:spacing w:line="360" w:lineRule="auto"/>
+        <w:ind w:leftChars="0" w:firstLineChars="0" w:firstLine="0"/>
+        <w:contextualSpacing/>
+        <w:jc w:val="both"/>
+        <w:outlineLvl w:val="9"/>
+        <w:rPr>
+          <w:sz w:val="28"/>
+          <w:szCs w:val="28"/>
+        </w:rPr>
+      </w:pPr>
+      <w:r>
+        <w:rPr>
+          <w:sz w:val="28"/>
+          <w:szCs w:val="28"/>
+        </w:rPr>
+        <w:t xml:space="preserve">      chmod 777 /home/vagrant/start_django.sh</w:t>
+      </w:r>
+    </w:p>
+    <w:p>
+      <w:pPr>
+        <w:spacing w:line="360" w:lineRule="auto"/>
+        <w:ind w:leftChars="0" w:firstLineChars="0" w:firstLine="0"/>
+        <w:contextualSpacing/>
+        <w:jc w:val="both"/>
+        <w:outlineLvl w:val="9"/>
+        <w:rPr>
+          <w:sz w:val="28"/>
+          <w:szCs w:val="28"/>
+        </w:rPr>
+      </w:pPr>
+      <w:r>
+        <w:rPr>
+          <w:sz w:val="28"/>
+          <w:szCs w:val="28"/>
+        </w:rPr>
+        <w:t xml:space="preserve">      sudo crontab -l 2&gt;/dev/null | { cat; echo "@reboot /home/vagrant/start_django.sh"; } | sudo crontab -</w:t>
+      </w:r>
+    </w:p>
+    <w:p>
+      <w:pPr>
+        <w:spacing w:line="360" w:lineRule="auto"/>
+        <w:ind w:leftChars="0" w:firstLineChars="0" w:firstLine="0"/>
+        <w:contextualSpacing/>
+        <w:jc w:val="both"/>
+        <w:outlineLvl w:val="9"/>
+        <w:rPr>
+          <w:sz w:val="28"/>
+          <w:szCs w:val="28"/>
+        </w:rPr>
+      </w:pPr>
+      <w:r>
+        <w:rPr>
+          <w:sz w:val="28"/>
+          <w:szCs w:val="28"/>
+        </w:rPr>
+        <w:t xml:space="preserve">      sudo /home/vagrant/start_django.sh</w:t>
       </w:r>
     </w:p>
     <w:p>
@@ -2674,19 +3053,6 @@
           <w:szCs w:val="28"/>
         </w:rPr>
       </w:pPr>
-    </w:p>
-    <w:p>
-      <w:pPr>
-        <w:spacing w:line="360" w:lineRule="auto"/>
-        <w:ind w:leftChars="0" w:firstLineChars="0" w:firstLine="0"/>
-        <w:contextualSpacing/>
-        <w:jc w:val="both"/>
-        <w:outlineLvl w:val="9"/>
-        <w:rPr>
-          <w:sz w:val="28"/>
-          <w:szCs w:val="28"/>
-        </w:rPr>
-      </w:pPr>
       <w:r>
         <w:rPr>
           <w:sz w:val="28"/>
@@ -2712,7 +3078,7 @@
           <w:sz w:val="28"/>
           <w:szCs w:val="28"/>
         </w:rPr>
-        <w:t xml:space="preserve">  # Веб-сервер (Python Django)</w:t>
+        <w:t xml:space="preserve">  # Балансувальник навантаження (NGINX)</w:t>
       </w:r>
     </w:p>
     <w:p>
@@ -2752,172 +3118,147 @@
           <w:sz w:val="28"/>
           <w:szCs w:val="28"/>
         </w:rPr>
-        <w:t xml:space="preserve">  config.vm.define "web" do |web|</w:t>
-      </w:r>
-    </w:p>
-    <w:p>
-      <w:pPr>
-        <w:spacing w:line="360" w:lineRule="auto"/>
-        <w:ind w:leftChars="0" w:firstLineChars="0" w:firstLine="0"/>
-        <w:contextualSpacing/>
-        <w:jc w:val="both"/>
-        <w:outlineLvl w:val="9"/>
-        <w:rPr>
-          <w:sz w:val="28"/>
-          <w:szCs w:val="28"/>
-        </w:rPr>
-      </w:pPr>
-      <w:r>
-        <w:rPr>
-          <w:sz w:val="28"/>
-          <w:szCs w:val="28"/>
-        </w:rPr>
-        <w:t xml:space="preserve">    web.vm.hostname = "web"</w:t>
-      </w:r>
-    </w:p>
-    <w:p>
-      <w:pPr>
-        <w:spacing w:line="360" w:lineRule="auto"/>
-        <w:ind w:leftChars="0" w:firstLineChars="0" w:firstLine="0"/>
-        <w:contextualSpacing/>
-        <w:jc w:val="both"/>
-        <w:outlineLvl w:val="9"/>
-        <w:rPr>
-          <w:sz w:val="28"/>
-          <w:szCs w:val="28"/>
-        </w:rPr>
-      </w:pPr>
-      <w:r>
-        <w:rPr>
-          <w:sz w:val="28"/>
-          <w:szCs w:val="28"/>
-        </w:rPr>
-        <w:t xml:space="preserve">    web.vm.network "private_network", ip: "192.168.10.13"</w:t>
-      </w:r>
-    </w:p>
-    <w:p>
-      <w:pPr>
-        <w:spacing w:line="360" w:lineRule="auto"/>
-        <w:ind w:leftChars="0" w:firstLineChars="0" w:firstLine="0"/>
-        <w:contextualSpacing/>
-        <w:jc w:val="both"/>
-        <w:outlineLvl w:val="9"/>
-        <w:rPr>
-          <w:sz w:val="28"/>
-          <w:szCs w:val="28"/>
-        </w:rPr>
-      </w:pPr>
-    </w:p>
-    <w:p>
-      <w:pPr>
-        <w:spacing w:line="360" w:lineRule="auto"/>
-        <w:ind w:leftChars="0" w:firstLineChars="0" w:firstLine="0"/>
-        <w:contextualSpacing/>
-        <w:jc w:val="both"/>
-        <w:outlineLvl w:val="9"/>
-        <w:rPr>
-          <w:sz w:val="28"/>
-          <w:szCs w:val="28"/>
-        </w:rPr>
-      </w:pPr>
-      <w:r>
-        <w:rPr>
-          <w:sz w:val="28"/>
-          <w:szCs w:val="28"/>
-        </w:rPr>
-        <w:t xml:space="preserve">    web.vm.synced_folder "./lr_6_proj-main/lr_6_proj-main", "/home/vagrant/lr_6_proj"</w:t>
-      </w:r>
-    </w:p>
-    <w:p>
-      <w:pPr>
-        <w:spacing w:line="360" w:lineRule="auto"/>
-        <w:ind w:leftChars="0" w:firstLineChars="0" w:firstLine="0"/>
-        <w:contextualSpacing/>
-        <w:jc w:val="both"/>
-        <w:outlineLvl w:val="9"/>
-        <w:rPr>
-          <w:sz w:val="28"/>
-          <w:szCs w:val="28"/>
-        </w:rPr>
-      </w:pPr>
-    </w:p>
-    <w:p>
-      <w:pPr>
-        <w:spacing w:line="360" w:lineRule="auto"/>
-        <w:ind w:leftChars="0" w:firstLineChars="0" w:firstLine="0"/>
-        <w:contextualSpacing/>
-        <w:jc w:val="both"/>
-        <w:outlineLvl w:val="9"/>
-        <w:rPr>
-          <w:sz w:val="28"/>
-          <w:szCs w:val="28"/>
-        </w:rPr>
-      </w:pPr>
-      <w:r>
-        <w:rPr>
-          <w:sz w:val="28"/>
-          <w:szCs w:val="28"/>
-        </w:rPr>
-        <w:t xml:space="preserve">    web.vm.provider "virtualbox" do |vb|</w:t>
-      </w:r>
-    </w:p>
-    <w:p>
-      <w:pPr>
-        <w:spacing w:line="360" w:lineRule="auto"/>
-        <w:ind w:leftChars="0" w:firstLineChars="0" w:firstLine="0"/>
-        <w:contextualSpacing/>
-        <w:jc w:val="both"/>
-        <w:outlineLvl w:val="9"/>
-        <w:rPr>
-          <w:sz w:val="28"/>
-          <w:szCs w:val="28"/>
-        </w:rPr>
-      </w:pPr>
-      <w:r>
-        <w:rPr>
-          <w:sz w:val="28"/>
-          <w:szCs w:val="28"/>
-        </w:rPr>
-        <w:t xml:space="preserve">      vb.name = "lr7-web"</w:t>
-      </w:r>
-    </w:p>
-    <w:p>
-      <w:pPr>
-        <w:spacing w:line="360" w:lineRule="auto"/>
-        <w:ind w:leftChars="0" w:firstLineChars="0" w:firstLine="0"/>
-        <w:contextualSpacing/>
-        <w:jc w:val="both"/>
-        <w:outlineLvl w:val="9"/>
-        <w:rPr>
-          <w:sz w:val="28"/>
-          <w:szCs w:val="28"/>
-        </w:rPr>
-      </w:pPr>
-      <w:r>
-        <w:rPr>
-          <w:sz w:val="28"/>
-          <w:szCs w:val="28"/>
-        </w:rPr>
-        <w:t xml:space="preserve">      vb.memory = 1024</w:t>
-      </w:r>
-    </w:p>
-    <w:p>
-      <w:pPr>
-        <w:spacing w:line="360" w:lineRule="auto"/>
-        <w:ind w:leftChars="0" w:firstLineChars="0" w:firstLine="0"/>
-        <w:contextualSpacing/>
-        <w:jc w:val="both"/>
-        <w:outlineLvl w:val="9"/>
-        <w:rPr>
-          <w:sz w:val="28"/>
-          <w:szCs w:val="28"/>
-        </w:rPr>
-      </w:pPr>
-      <w:r>
-        <w:rPr>
-          <w:sz w:val="28"/>
-          <w:szCs w:val="28"/>
-        </w:rPr>
+        <w:t xml:space="preserve">  config.vm.define "lb" do |lb|</w:t>
+      </w:r>
+    </w:p>
+    <w:p>
+      <w:pPr>
+        <w:spacing w:line="360" w:lineRule="auto"/>
+        <w:ind w:leftChars="0" w:firstLineChars="0" w:firstLine="0"/>
+        <w:contextualSpacing/>
+        <w:jc w:val="both"/>
+        <w:outlineLvl w:val="9"/>
+        <w:rPr>
+          <w:sz w:val="28"/>
+          <w:szCs w:val="28"/>
+        </w:rPr>
+      </w:pPr>
+      <w:r>
+        <w:rPr>
+          <w:sz w:val="28"/>
+          <w:szCs w:val="28"/>
+        </w:rPr>
+        <w:t xml:space="preserve">    lb.vm.hostname = "lb"</w:t>
+      </w:r>
+    </w:p>
+    <w:p>
+      <w:pPr>
+        <w:spacing w:line="360" w:lineRule="auto"/>
+        <w:ind w:leftChars="0" w:firstLineChars="0" w:firstLine="0"/>
+        <w:contextualSpacing/>
+        <w:jc w:val="both"/>
+        <w:outlineLvl w:val="9"/>
+        <w:rPr>
+          <w:sz w:val="28"/>
+          <w:szCs w:val="28"/>
+        </w:rPr>
+      </w:pPr>
+      <w:r>
+        <w:rPr>
+          <w:sz w:val="28"/>
+          <w:szCs w:val="28"/>
+        </w:rPr>
+        <w:t xml:space="preserve">    lb.vm.network "private_network", ip: "192.168.10.11"</w:t>
+      </w:r>
+    </w:p>
+    <w:p>
+      <w:pPr>
+        <w:spacing w:line="360" w:lineRule="auto"/>
+        <w:ind w:leftChars="0" w:firstLineChars="0" w:firstLine="0"/>
+        <w:contextualSpacing/>
+        <w:jc w:val="both"/>
+        <w:outlineLvl w:val="9"/>
+        <w:rPr>
+          <w:sz w:val="28"/>
+          <w:szCs w:val="28"/>
+        </w:rPr>
+      </w:pPr>
+      <w:r>
+        <w:rPr>
+          <w:sz w:val="28"/>
+          <w:szCs w:val="28"/>
+        </w:rPr>
+        <w:t xml:space="preserve">    lb.vm.network "forwarded_port", guest: 80, host: 8080</w:t>
+      </w:r>
+    </w:p>
+    <w:p>
+      <w:pPr>
+        <w:spacing w:line="360" w:lineRule="auto"/>
+        <w:ind w:leftChars="0" w:firstLineChars="0" w:firstLine="0"/>
+        <w:contextualSpacing/>
+        <w:jc w:val="both"/>
+        <w:outlineLvl w:val="9"/>
+        <w:rPr>
+          <w:sz w:val="28"/>
+          <w:szCs w:val="28"/>
+        </w:rPr>
+      </w:pPr>
+      <w:r>
+        <w:rPr>
+          <w:sz w:val="28"/>
+          <w:szCs w:val="28"/>
+        </w:rPr>
+        <w:t xml:space="preserve">    lb.vm.provider "virtualbox" do |vb|</w:t>
+      </w:r>
+    </w:p>
+    <w:p>
+      <w:pPr>
+        <w:spacing w:line="360" w:lineRule="auto"/>
+        <w:ind w:leftChars="0" w:firstLineChars="0" w:firstLine="0"/>
+        <w:contextualSpacing/>
+        <w:jc w:val="both"/>
+        <w:outlineLvl w:val="9"/>
+        <w:rPr>
+          <w:sz w:val="28"/>
+          <w:szCs w:val="28"/>
+        </w:rPr>
+      </w:pPr>
+      <w:r>
+        <w:rPr>
+          <w:sz w:val="28"/>
+          <w:szCs w:val="28"/>
+        </w:rPr>
+        <w:t xml:space="preserve">      vb.name = "lr7-lb"</w:t>
+      </w:r>
+    </w:p>
+    <w:p>
+      <w:pPr>
+        <w:spacing w:line="360" w:lineRule="auto"/>
+        <w:ind w:leftChars="0" w:firstLineChars="0" w:firstLine="0"/>
+        <w:contextualSpacing/>
+        <w:jc w:val="both"/>
+        <w:outlineLvl w:val="9"/>
+        <w:rPr>
+          <w:sz w:val="28"/>
+          <w:szCs w:val="28"/>
+        </w:rPr>
+      </w:pPr>
+      <w:r>
+        <w:rPr>
+          <w:sz w:val="28"/>
+          <w:szCs w:val="28"/>
+        </w:rPr>
+        <w:t xml:space="preserve">      vb.memory = 512</w:t>
+      </w:r>
+    </w:p>
+    <w:p>
+      <w:pPr>
+        <w:spacing w:line="360" w:lineRule="auto"/>
+        <w:ind w:leftChars="0" w:firstLineChars="0" w:firstLine="0"/>
+        <w:contextualSpacing/>
+        <w:jc w:val="both"/>
+        <w:outlineLvl w:val="9"/>
+        <w:rPr>
+          <w:sz w:val="28"/>
+          <w:szCs w:val="28"/>
+        </w:rPr>
+      </w:pPr>
+      <w:r>
+        <w:rPr>
+          <w:sz w:val="28"/>
+          <w:szCs w:val="28"/>
+        </w:rPr>
+        <w:lastRenderedPageBreak/>
         <w:t xml:space="preserve">      vb.cpus = 1</w:t>
       </w:r>
     </w:p>
@@ -2953,25 +3294,12 @@
           <w:szCs w:val="28"/>
         </w:rPr>
       </w:pPr>
-    </w:p>
-    <w:p>
-      <w:pPr>
-        <w:spacing w:line="360" w:lineRule="auto"/>
-        <w:ind w:leftChars="0" w:firstLineChars="0" w:firstLine="0"/>
-        <w:contextualSpacing/>
-        <w:jc w:val="both"/>
-        <w:outlineLvl w:val="9"/>
-        <w:rPr>
-          <w:sz w:val="28"/>
-          <w:szCs w:val="28"/>
-        </w:rPr>
-      </w:pPr>
-      <w:r>
-        <w:rPr>
-          <w:sz w:val="28"/>
-          <w:szCs w:val="28"/>
-        </w:rPr>
-        <w:t xml:space="preserve">    web.vm.provision "shell", inline: &lt;&lt;-SHELL</w:t>
+      <w:r>
+        <w:rPr>
+          <w:sz w:val="28"/>
+          <w:szCs w:val="28"/>
+        </w:rPr>
+        <w:t xml:space="preserve">    lb.vm.provision "shell", inline: &lt;&lt;-SHELL</w:t>
       </w:r>
     </w:p>
     <w:p>
@@ -3031,705 +3359,6 @@
           <w:sz w:val="28"/>
           <w:szCs w:val="28"/>
         </w:rPr>
-        <w:t xml:space="preserve">      sudo DEBIAN_FRONTEND=noninteractive apt-get install -y python3-pip python3-full git</w:t>
-      </w:r>
-    </w:p>
-    <w:p>
-      <w:pPr>
-        <w:spacing w:line="360" w:lineRule="auto"/>
-        <w:ind w:leftChars="0" w:firstLineChars="0" w:firstLine="0"/>
-        <w:contextualSpacing/>
-        <w:jc w:val="both"/>
-        <w:outlineLvl w:val="9"/>
-        <w:rPr>
-          <w:sz w:val="28"/>
-          <w:szCs w:val="28"/>
-        </w:rPr>
-      </w:pPr>
-    </w:p>
-    <w:p>
-      <w:pPr>
-        <w:spacing w:line="360" w:lineRule="auto"/>
-        <w:ind w:leftChars="0" w:firstLineChars="0" w:firstLine="0"/>
-        <w:contextualSpacing/>
-        <w:jc w:val="both"/>
-        <w:outlineLvl w:val="9"/>
-        <w:rPr>
-          <w:sz w:val="28"/>
-          <w:szCs w:val="28"/>
-        </w:rPr>
-      </w:pPr>
-      <w:r>
-        <w:rPr>
-          <w:sz w:val="28"/>
-          <w:szCs w:val="28"/>
-        </w:rPr>
-        <w:t xml:space="preserve">      pip3 install Django --break-system-packages</w:t>
-      </w:r>
-    </w:p>
-    <w:p>
-      <w:pPr>
-        <w:spacing w:line="360" w:lineRule="auto"/>
-        <w:ind w:leftChars="0" w:firstLineChars="0" w:firstLine="0"/>
-        <w:contextualSpacing/>
-        <w:jc w:val="both"/>
-        <w:outlineLvl w:val="9"/>
-        <w:rPr>
-          <w:sz w:val="28"/>
-          <w:szCs w:val="28"/>
-        </w:rPr>
-      </w:pPr>
-    </w:p>
-    <w:p>
-      <w:pPr>
-        <w:spacing w:line="360" w:lineRule="auto"/>
-        <w:ind w:leftChars="0" w:firstLineChars="0" w:firstLine="0"/>
-        <w:contextualSpacing/>
-        <w:jc w:val="both"/>
-        <w:outlineLvl w:val="9"/>
-        <w:rPr>
-          <w:sz w:val="28"/>
-          <w:szCs w:val="28"/>
-        </w:rPr>
-      </w:pPr>
-      <w:r>
-        <w:rPr>
-          <w:sz w:val="28"/>
-          <w:szCs w:val="28"/>
-        </w:rPr>
-        <w:t xml:space="preserve">      sed -i 's/192.168.56.12/192.168.10.12/' /home/vagrant/lr_6_proj/show_list/mysql_connect.py</w:t>
-      </w:r>
-    </w:p>
-    <w:p>
-      <w:pPr>
-        <w:spacing w:line="360" w:lineRule="auto"/>
-        <w:ind w:leftChars="0" w:firstLineChars="0" w:firstLine="0"/>
-        <w:contextualSpacing/>
-        <w:jc w:val="both"/>
-        <w:outlineLvl w:val="9"/>
-        <w:rPr>
-          <w:sz w:val="28"/>
-          <w:szCs w:val="28"/>
-        </w:rPr>
-      </w:pPr>
-    </w:p>
-    <w:p>
-      <w:pPr>
-        <w:spacing w:line="360" w:lineRule="auto"/>
-        <w:ind w:leftChars="0" w:firstLineChars="0" w:firstLine="0"/>
-        <w:contextualSpacing/>
-        <w:jc w:val="both"/>
-        <w:outlineLvl w:val="9"/>
-        <w:rPr>
-          <w:sz w:val="28"/>
-          <w:szCs w:val="28"/>
-        </w:rPr>
-      </w:pPr>
-      <w:r>
-        <w:rPr>
-          <w:sz w:val="28"/>
-          <w:szCs w:val="28"/>
-        </w:rPr>
-        <w:lastRenderedPageBreak/>
-        <w:t xml:space="preserve">      pip3 install -r /home/vagrant/lr_6_proj/requirements.txt --break-system-packages</w:t>
-      </w:r>
-    </w:p>
-    <w:p>
-      <w:pPr>
-        <w:spacing w:line="360" w:lineRule="auto"/>
-        <w:ind w:leftChars="0" w:firstLineChars="0" w:firstLine="0"/>
-        <w:contextualSpacing/>
-        <w:jc w:val="both"/>
-        <w:outlineLvl w:val="9"/>
-        <w:rPr>
-          <w:sz w:val="28"/>
-          <w:szCs w:val="28"/>
-        </w:rPr>
-      </w:pPr>
-    </w:p>
-    <w:p>
-      <w:pPr>
-        <w:spacing w:line="360" w:lineRule="auto"/>
-        <w:ind w:leftChars="0" w:firstLineChars="0" w:firstLine="0"/>
-        <w:contextualSpacing/>
-        <w:jc w:val="both"/>
-        <w:outlineLvl w:val="9"/>
-        <w:rPr>
-          <w:sz w:val="28"/>
-          <w:szCs w:val="28"/>
-        </w:rPr>
-      </w:pPr>
-      <w:r>
-        <w:rPr>
-          <w:sz w:val="28"/>
-          <w:szCs w:val="28"/>
-        </w:rPr>
-        <w:t xml:space="preserve">      cat &lt;&lt;EOF &gt; /home/vagrant/start_django.sh</w:t>
-      </w:r>
-    </w:p>
-    <w:p>
-      <w:pPr>
-        <w:spacing w:line="360" w:lineRule="auto"/>
-        <w:ind w:leftChars="0" w:firstLineChars="0" w:firstLine="0"/>
-        <w:contextualSpacing/>
-        <w:jc w:val="both"/>
-        <w:outlineLvl w:val="9"/>
-        <w:rPr>
-          <w:sz w:val="28"/>
-          <w:szCs w:val="28"/>
-        </w:rPr>
-      </w:pPr>
-      <w:r>
-        <w:rPr>
-          <w:sz w:val="28"/>
-          <w:szCs w:val="28"/>
-        </w:rPr>
-        <w:t>#!/bin/bash</w:t>
-      </w:r>
-    </w:p>
-    <w:p>
-      <w:pPr>
-        <w:spacing w:line="360" w:lineRule="auto"/>
-        <w:ind w:leftChars="0" w:firstLineChars="0" w:firstLine="0"/>
-        <w:contextualSpacing/>
-        <w:jc w:val="both"/>
-        <w:outlineLvl w:val="9"/>
-        <w:rPr>
-          <w:sz w:val="28"/>
-          <w:szCs w:val="28"/>
-        </w:rPr>
-      </w:pPr>
-      <w:r>
-        <w:rPr>
-          <w:sz w:val="28"/>
-          <w:szCs w:val="28"/>
-        </w:rPr>
-        <w:t>cd /home/vagrant/lr_6_proj</w:t>
-      </w:r>
-    </w:p>
-    <w:p>
-      <w:pPr>
-        <w:spacing w:line="360" w:lineRule="auto"/>
-        <w:ind w:leftChars="0" w:firstLineChars="0" w:firstLine="0"/>
-        <w:contextualSpacing/>
-        <w:jc w:val="both"/>
-        <w:outlineLvl w:val="9"/>
-        <w:rPr>
-          <w:sz w:val="28"/>
-          <w:szCs w:val="28"/>
-        </w:rPr>
-      </w:pPr>
-      <w:r>
-        <w:rPr>
-          <w:sz w:val="28"/>
-          <w:szCs w:val="28"/>
-        </w:rPr>
-        <w:t>sudo python3 manage.py runserver 0.0.0.0:80 --insecure &amp;</w:t>
-      </w:r>
-    </w:p>
-    <w:p>
-      <w:pPr>
-        <w:spacing w:line="360" w:lineRule="auto"/>
-        <w:ind w:leftChars="0" w:firstLineChars="0" w:firstLine="0"/>
-        <w:contextualSpacing/>
-        <w:jc w:val="both"/>
-        <w:outlineLvl w:val="9"/>
-        <w:rPr>
-          <w:sz w:val="28"/>
-          <w:szCs w:val="28"/>
-        </w:rPr>
-      </w:pPr>
-      <w:r>
-        <w:rPr>
-          <w:sz w:val="28"/>
-          <w:szCs w:val="28"/>
-        </w:rPr>
-        <w:t>EOF</w:t>
-      </w:r>
-    </w:p>
-    <w:p>
-      <w:pPr>
-        <w:spacing w:line="360" w:lineRule="auto"/>
-        <w:ind w:leftChars="0" w:firstLineChars="0" w:firstLine="0"/>
-        <w:contextualSpacing/>
-        <w:jc w:val="both"/>
-        <w:outlineLvl w:val="9"/>
-        <w:rPr>
-          <w:sz w:val="28"/>
-          <w:szCs w:val="28"/>
-        </w:rPr>
-      </w:pPr>
-      <w:r>
-        <w:rPr>
-          <w:sz w:val="28"/>
-          <w:szCs w:val="28"/>
-        </w:rPr>
-        <w:t xml:space="preserve">      chmod 777 /home/vagrant/start_django.sh</w:t>
-      </w:r>
-    </w:p>
-    <w:p>
-      <w:pPr>
-        <w:spacing w:line="360" w:lineRule="auto"/>
-        <w:ind w:leftChars="0" w:firstLineChars="0" w:firstLine="0"/>
-        <w:contextualSpacing/>
-        <w:jc w:val="both"/>
-        <w:outlineLvl w:val="9"/>
-        <w:rPr>
-          <w:sz w:val="28"/>
-          <w:szCs w:val="28"/>
-        </w:rPr>
-      </w:pPr>
-    </w:p>
-    <w:p>
-      <w:pPr>
-        <w:spacing w:line="360" w:lineRule="auto"/>
-        <w:ind w:leftChars="0" w:firstLineChars="0" w:firstLine="0"/>
-        <w:contextualSpacing/>
-        <w:jc w:val="both"/>
-        <w:outlineLvl w:val="9"/>
-        <w:rPr>
-          <w:sz w:val="28"/>
-          <w:szCs w:val="28"/>
-        </w:rPr>
-      </w:pPr>
-      <w:r>
-        <w:rPr>
-          <w:sz w:val="28"/>
-          <w:szCs w:val="28"/>
-        </w:rPr>
-        <w:t xml:space="preserve">      sudo crontab -l 2&gt;/dev/null | { cat; echo "@reboot /home/vagrant/start_django.sh"; } | sudo crontab -</w:t>
-      </w:r>
-    </w:p>
-    <w:p>
-      <w:pPr>
-        <w:spacing w:line="360" w:lineRule="auto"/>
-        <w:ind w:leftChars="0" w:firstLineChars="0" w:firstLine="0"/>
-        <w:contextualSpacing/>
-        <w:jc w:val="both"/>
-        <w:outlineLvl w:val="9"/>
-        <w:rPr>
-          <w:sz w:val="28"/>
-          <w:szCs w:val="28"/>
-        </w:rPr>
-      </w:pPr>
-    </w:p>
-    <w:p>
-      <w:pPr>
-        <w:spacing w:line="360" w:lineRule="auto"/>
-        <w:ind w:leftChars="0" w:firstLineChars="0" w:firstLine="0"/>
-        <w:contextualSpacing/>
-        <w:jc w:val="both"/>
-        <w:outlineLvl w:val="9"/>
-        <w:rPr>
-          <w:sz w:val="28"/>
-          <w:szCs w:val="28"/>
-        </w:rPr>
-      </w:pPr>
-      <w:r>
-        <w:rPr>
-          <w:sz w:val="28"/>
-          <w:szCs w:val="28"/>
-        </w:rPr>
-        <w:t xml:space="preserve">      sudo /home/vagrant/start_django.sh</w:t>
-      </w:r>
-    </w:p>
-    <w:p>
-      <w:pPr>
-        <w:spacing w:line="360" w:lineRule="auto"/>
-        <w:ind w:leftChars="0" w:firstLineChars="0" w:firstLine="0"/>
-        <w:contextualSpacing/>
-        <w:jc w:val="both"/>
-        <w:outlineLvl w:val="9"/>
-        <w:rPr>
-          <w:sz w:val="28"/>
-          <w:szCs w:val="28"/>
-        </w:rPr>
-      </w:pPr>
-      <w:r>
-        <w:rPr>
-          <w:sz w:val="28"/>
-          <w:szCs w:val="28"/>
-        </w:rPr>
-        <w:t xml:space="preserve">    SHELL</w:t>
-      </w:r>
-    </w:p>
-    <w:p>
-      <w:pPr>
-        <w:spacing w:line="360" w:lineRule="auto"/>
-        <w:ind w:leftChars="0" w:firstLineChars="0" w:firstLine="0"/>
-        <w:contextualSpacing/>
-        <w:jc w:val="both"/>
-        <w:outlineLvl w:val="9"/>
-        <w:rPr>
-          <w:sz w:val="28"/>
-          <w:szCs w:val="28"/>
-        </w:rPr>
-      </w:pPr>
-      <w:r>
-        <w:rPr>
-          <w:sz w:val="28"/>
-          <w:szCs w:val="28"/>
-        </w:rPr>
-        <w:t xml:space="preserve">  end</w:t>
-      </w:r>
-    </w:p>
-    <w:p>
-      <w:pPr>
-        <w:spacing w:line="360" w:lineRule="auto"/>
-        <w:ind w:leftChars="0" w:firstLineChars="0" w:firstLine="0"/>
-        <w:contextualSpacing/>
-        <w:jc w:val="both"/>
-        <w:outlineLvl w:val="9"/>
-        <w:rPr>
-          <w:sz w:val="28"/>
-          <w:szCs w:val="28"/>
-        </w:rPr>
-      </w:pPr>
-    </w:p>
-    <w:p>
-      <w:pPr>
-        <w:spacing w:line="360" w:lineRule="auto"/>
-        <w:ind w:leftChars="0" w:firstLineChars="0" w:firstLine="0"/>
-        <w:contextualSpacing/>
-        <w:jc w:val="both"/>
-        <w:outlineLvl w:val="9"/>
-        <w:rPr>
-          <w:sz w:val="28"/>
-          <w:szCs w:val="28"/>
-        </w:rPr>
-      </w:pPr>
-      <w:r>
-        <w:rPr>
-          <w:sz w:val="28"/>
-          <w:szCs w:val="28"/>
-        </w:rPr>
-        <w:t xml:space="preserve">  # ---------------------------------------------------------------------</w:t>
-      </w:r>
-    </w:p>
-    <w:p>
-      <w:pPr>
-        <w:spacing w:line="360" w:lineRule="auto"/>
-        <w:ind w:leftChars="0" w:firstLineChars="0" w:firstLine="0"/>
-        <w:contextualSpacing/>
-        <w:jc w:val="both"/>
-        <w:outlineLvl w:val="9"/>
-        <w:rPr>
-          <w:sz w:val="28"/>
-          <w:szCs w:val="28"/>
-        </w:rPr>
-      </w:pPr>
-      <w:r>
-        <w:rPr>
-          <w:sz w:val="28"/>
-          <w:szCs w:val="28"/>
-        </w:rPr>
-        <w:t xml:space="preserve">  # Балансувальник навантаження (NGINX)</w:t>
-      </w:r>
-    </w:p>
-    <w:p>
-      <w:pPr>
-        <w:spacing w:line="360" w:lineRule="auto"/>
-        <w:ind w:leftChars="0" w:firstLineChars="0" w:firstLine="0"/>
-        <w:contextualSpacing/>
-        <w:jc w:val="both"/>
-        <w:outlineLvl w:val="9"/>
-        <w:rPr>
-          <w:sz w:val="28"/>
-          <w:szCs w:val="28"/>
-        </w:rPr>
-      </w:pPr>
-      <w:r>
-        <w:rPr>
-          <w:sz w:val="28"/>
-          <w:szCs w:val="28"/>
-        </w:rPr>
-        <w:t xml:space="preserve">  # ---------------------------------------------------------------------</w:t>
-      </w:r>
-    </w:p>
-    <w:p>
-      <w:pPr>
-        <w:spacing w:line="360" w:lineRule="auto"/>
-        <w:ind w:leftChars="0" w:firstLineChars="0" w:firstLine="0"/>
-        <w:contextualSpacing/>
-        <w:jc w:val="both"/>
-        <w:outlineLvl w:val="9"/>
-        <w:rPr>
-          <w:sz w:val="28"/>
-          <w:szCs w:val="28"/>
-        </w:rPr>
-      </w:pPr>
-      <w:r>
-        <w:rPr>
-          <w:sz w:val="28"/>
-          <w:szCs w:val="28"/>
-        </w:rPr>
-        <w:t xml:space="preserve">  config.vm.define "lb" do |lb|</w:t>
-      </w:r>
-    </w:p>
-    <w:p>
-      <w:pPr>
-        <w:spacing w:line="360" w:lineRule="auto"/>
-        <w:ind w:leftChars="0" w:firstLineChars="0" w:firstLine="0"/>
-        <w:contextualSpacing/>
-        <w:jc w:val="both"/>
-        <w:outlineLvl w:val="9"/>
-        <w:rPr>
-          <w:sz w:val="28"/>
-          <w:szCs w:val="28"/>
-        </w:rPr>
-      </w:pPr>
-      <w:r>
-        <w:rPr>
-          <w:sz w:val="28"/>
-          <w:szCs w:val="28"/>
-        </w:rPr>
-        <w:t xml:space="preserve">    lb.vm.hostname = "lb"</w:t>
-      </w:r>
-    </w:p>
-    <w:p>
-      <w:pPr>
-        <w:spacing w:line="360" w:lineRule="auto"/>
-        <w:ind w:leftChars="0" w:firstLineChars="0" w:firstLine="0"/>
-        <w:contextualSpacing/>
-        <w:jc w:val="both"/>
-        <w:outlineLvl w:val="9"/>
-        <w:rPr>
-          <w:sz w:val="28"/>
-          <w:szCs w:val="28"/>
-        </w:rPr>
-      </w:pPr>
-      <w:r>
-        <w:rPr>
-          <w:sz w:val="28"/>
-          <w:szCs w:val="28"/>
-        </w:rPr>
-        <w:t xml:space="preserve">    lb.vm.network "private_network", ip: "192.168.10.11"</w:t>
-      </w:r>
-    </w:p>
-    <w:p>
-      <w:pPr>
-        <w:spacing w:line="360" w:lineRule="auto"/>
-        <w:ind w:leftChars="0" w:firstLineChars="0" w:firstLine="0"/>
-        <w:contextualSpacing/>
-        <w:jc w:val="both"/>
-        <w:outlineLvl w:val="9"/>
-        <w:rPr>
-          <w:sz w:val="28"/>
-          <w:szCs w:val="28"/>
-        </w:rPr>
-      </w:pPr>
-      <w:r>
-        <w:rPr>
-          <w:sz w:val="28"/>
-          <w:szCs w:val="28"/>
-        </w:rPr>
-        <w:t xml:space="preserve">    lb.vm.network "forwarded_port", guest: 80, host: 8080</w:t>
-      </w:r>
-    </w:p>
-    <w:p>
-      <w:pPr>
-        <w:spacing w:line="360" w:lineRule="auto"/>
-        <w:ind w:leftChars="0" w:firstLineChars="0" w:firstLine="0"/>
-        <w:contextualSpacing/>
-        <w:jc w:val="both"/>
-        <w:outlineLvl w:val="9"/>
-        <w:rPr>
-          <w:sz w:val="28"/>
-          <w:szCs w:val="28"/>
-        </w:rPr>
-      </w:pPr>
-    </w:p>
-    <w:p>
-      <w:pPr>
-        <w:spacing w:line="360" w:lineRule="auto"/>
-        <w:ind w:leftChars="0" w:firstLineChars="0" w:firstLine="0"/>
-        <w:contextualSpacing/>
-        <w:jc w:val="both"/>
-        <w:outlineLvl w:val="9"/>
-        <w:rPr>
-          <w:sz w:val="28"/>
-          <w:szCs w:val="28"/>
-        </w:rPr>
-      </w:pPr>
-      <w:r>
-        <w:rPr>
-          <w:sz w:val="28"/>
-          <w:szCs w:val="28"/>
-        </w:rPr>
-        <w:t xml:space="preserve">    lb.vm.provider "virtualbox" do |vb|</w:t>
-      </w:r>
-    </w:p>
-    <w:p>
-      <w:pPr>
-        <w:spacing w:line="360" w:lineRule="auto"/>
-        <w:ind w:leftChars="0" w:firstLineChars="0" w:firstLine="0"/>
-        <w:contextualSpacing/>
-        <w:jc w:val="both"/>
-        <w:outlineLvl w:val="9"/>
-        <w:rPr>
-          <w:sz w:val="28"/>
-          <w:szCs w:val="28"/>
-        </w:rPr>
-      </w:pPr>
-      <w:r>
-        <w:rPr>
-          <w:sz w:val="28"/>
-          <w:szCs w:val="28"/>
-        </w:rPr>
-        <w:t xml:space="preserve">      vb.name = "lr7-lb"</w:t>
-      </w:r>
-    </w:p>
-    <w:p>
-      <w:pPr>
-        <w:spacing w:line="360" w:lineRule="auto"/>
-        <w:ind w:leftChars="0" w:firstLineChars="0" w:firstLine="0"/>
-        <w:contextualSpacing/>
-        <w:jc w:val="both"/>
-        <w:outlineLvl w:val="9"/>
-        <w:rPr>
-          <w:sz w:val="28"/>
-          <w:szCs w:val="28"/>
-        </w:rPr>
-      </w:pPr>
-      <w:r>
-        <w:rPr>
-          <w:sz w:val="28"/>
-          <w:szCs w:val="28"/>
-        </w:rPr>
-        <w:t xml:space="preserve">      vb.memory = 512</w:t>
-      </w:r>
-    </w:p>
-    <w:p>
-      <w:pPr>
-        <w:spacing w:line="360" w:lineRule="auto"/>
-        <w:ind w:leftChars="0" w:firstLineChars="0" w:firstLine="0"/>
-        <w:contextualSpacing/>
-        <w:jc w:val="both"/>
-        <w:outlineLvl w:val="9"/>
-        <w:rPr>
-          <w:sz w:val="28"/>
-          <w:szCs w:val="28"/>
-        </w:rPr>
-      </w:pPr>
-      <w:r>
-        <w:rPr>
-          <w:sz w:val="28"/>
-          <w:szCs w:val="28"/>
-        </w:rPr>
-        <w:t xml:space="preserve">      vb.cpus = 1</w:t>
-      </w:r>
-    </w:p>
-    <w:p>
-      <w:pPr>
-        <w:spacing w:line="360" w:lineRule="auto"/>
-        <w:ind w:leftChars="0" w:firstLineChars="0" w:firstLine="0"/>
-        <w:contextualSpacing/>
-        <w:jc w:val="both"/>
-        <w:outlineLvl w:val="9"/>
-        <w:rPr>
-          <w:sz w:val="28"/>
-          <w:szCs w:val="28"/>
-        </w:rPr>
-      </w:pPr>
-      <w:r>
-        <w:rPr>
-          <w:sz w:val="28"/>
-          <w:szCs w:val="28"/>
-        </w:rPr>
-        <w:t xml:space="preserve">    end</w:t>
-      </w:r>
-    </w:p>
-    <w:p>
-      <w:pPr>
-        <w:spacing w:line="360" w:lineRule="auto"/>
-        <w:ind w:leftChars="0" w:firstLineChars="0" w:firstLine="0"/>
-        <w:contextualSpacing/>
-        <w:jc w:val="both"/>
-        <w:outlineLvl w:val="9"/>
-        <w:rPr>
-          <w:sz w:val="28"/>
-          <w:szCs w:val="28"/>
-        </w:rPr>
-      </w:pPr>
-    </w:p>
-    <w:p>
-      <w:pPr>
-        <w:spacing w:line="360" w:lineRule="auto"/>
-        <w:ind w:leftChars="0" w:firstLineChars="0" w:firstLine="0"/>
-        <w:contextualSpacing/>
-        <w:jc w:val="both"/>
-        <w:outlineLvl w:val="9"/>
-        <w:rPr>
-          <w:sz w:val="28"/>
-          <w:szCs w:val="28"/>
-        </w:rPr>
-      </w:pPr>
-      <w:r>
-        <w:rPr>
-          <w:sz w:val="28"/>
-          <w:szCs w:val="28"/>
-        </w:rPr>
-        <w:lastRenderedPageBreak/>
-        <w:t xml:space="preserve">    lb.vm.provision "shell", inline: &lt;&lt;-SHELL</w:t>
-      </w:r>
-    </w:p>
-    <w:p>
-      <w:pPr>
-        <w:spacing w:line="360" w:lineRule="auto"/>
-        <w:ind w:leftChars="0" w:firstLineChars="0" w:firstLine="0"/>
-        <w:contextualSpacing/>
-        <w:jc w:val="both"/>
-        <w:outlineLvl w:val="9"/>
-        <w:rPr>
-          <w:sz w:val="28"/>
-          <w:szCs w:val="28"/>
-        </w:rPr>
-      </w:pPr>
-      <w:r>
-        <w:rPr>
-          <w:sz w:val="28"/>
-          <w:szCs w:val="28"/>
-        </w:rPr>
-        <w:t xml:space="preserve">      set -e</w:t>
-      </w:r>
-    </w:p>
-    <w:p>
-      <w:pPr>
-        <w:spacing w:line="360" w:lineRule="auto"/>
-        <w:ind w:leftChars="0" w:firstLineChars="0" w:firstLine="0"/>
-        <w:contextualSpacing/>
-        <w:jc w:val="both"/>
-        <w:outlineLvl w:val="9"/>
-        <w:rPr>
-          <w:sz w:val="28"/>
-          <w:szCs w:val="28"/>
-        </w:rPr>
-      </w:pPr>
-      <w:r>
-        <w:rPr>
-          <w:sz w:val="28"/>
-          <w:szCs w:val="28"/>
-        </w:rPr>
-        <w:t xml:space="preserve">      sudo apt-get update</w:t>
-      </w:r>
-    </w:p>
-    <w:p>
-      <w:pPr>
-        <w:spacing w:line="360" w:lineRule="auto"/>
-        <w:ind w:leftChars="0" w:firstLineChars="0" w:firstLine="0"/>
-        <w:contextualSpacing/>
-        <w:jc w:val="both"/>
-        <w:outlineLvl w:val="9"/>
-        <w:rPr>
-          <w:sz w:val="28"/>
-          <w:szCs w:val="28"/>
-        </w:rPr>
-      </w:pPr>
-      <w:r>
-        <w:rPr>
-          <w:sz w:val="28"/>
-          <w:szCs w:val="28"/>
-        </w:rPr>
         <w:t xml:space="preserve">      sudo DEBIAN_FRONTEND=noninteractive apt-get install -y nginx</w:t>
       </w:r>
     </w:p>
@@ -3745,19 +3374,6 @@
           <w:szCs w:val="28"/>
         </w:rPr>
       </w:pPr>
-    </w:p>
-    <w:p>
-      <w:pPr>
-        <w:spacing w:line="360" w:lineRule="auto"/>
-        <w:ind w:leftChars="0" w:firstLineChars="0" w:firstLine="0"/>
-        <w:contextualSpacing/>
-        <w:jc w:val="both"/>
-        <w:outlineLvl w:val="9"/>
-        <w:rPr>
-          <w:sz w:val="28"/>
-          <w:szCs w:val="28"/>
-        </w:rPr>
-      </w:pPr>
       <w:r>
         <w:rPr>
           <w:sz w:val="28"/>
@@ -3778,19 +3394,6 @@
           <w:szCs w:val="28"/>
         </w:rPr>
       </w:pPr>
-    </w:p>
-    <w:p>
-      <w:pPr>
-        <w:spacing w:line="360" w:lineRule="auto"/>
-        <w:ind w:leftChars="0" w:firstLineChars="0" w:firstLine="0"/>
-        <w:contextualSpacing/>
-        <w:jc w:val="both"/>
-        <w:outlineLvl w:val="9"/>
-        <w:rPr>
-          <w:sz w:val="28"/>
-          <w:szCs w:val="28"/>
-        </w:rPr>
-      </w:pPr>
       <w:r>
         <w:rPr>
           <w:sz w:val="28"/>
@@ -3998,19 +3601,6 @@
         </w:rPr>
         <w:t>NGINXCONF</w:t>
       </w:r>
-    </w:p>
-    <w:p>
-      <w:pPr>
-        <w:spacing w:line="360" w:lineRule="auto"/>
-        <w:ind w:leftChars="0" w:firstLineChars="0" w:firstLine="0"/>
-        <w:contextualSpacing/>
-        <w:jc w:val="both"/>
-        <w:outlineLvl w:val="9"/>
-        <w:rPr>
-          <w:sz w:val="28"/>
-          <w:szCs w:val="28"/>
-        </w:rPr>
-      </w:pPr>
     </w:p>
     <w:p>
       <w:pPr>
@@ -5611,7 +5201,7 @@
 </file>
 
 <file path=customXml/itemProps2.xml><?xml version="1.0" encoding="utf-8"?>
-<ds:datastoreItem xmlns:ds="http://schemas.openxmlformats.org/officeDocument/2006/customXml" ds:itemID="{3391FBAA-68ED-490D-BCE2-569C9C3E4AC9}">
+<ds:datastoreItem xmlns:ds="http://schemas.openxmlformats.org/officeDocument/2006/customXml" ds:itemID="{A17170BF-2C43-4E17-B460-780262A7210C}">
   <ds:schemaRefs>
     <ds:schemaRef ds:uri="http://schemas.openxmlformats.org/officeDocument/2006/bibliography"/>
   </ds:schemaRefs>

--- a/Адміністрування обчислювальних комплексів Зроблені ЛР/Лабораторна робота 7 - Матакова А.В. - 409а - Адміністрування обчислювальних комплексів.docx
+++ b/Адміністрування обчислювальних комплексів Зроблені ЛР/Лабораторна робота 7 - Матакова А.В. - 409а - Адміністрування обчислювальних комплексів.docx
@@ -1114,8 +1114,6 @@
         </w:rPr>
         <w:t>Набути практичних навичок реалізації підходу Infrastructure as Code (IaC) засобами Vagrant.</w:t>
       </w:r>
-      <w:bookmarkStart w:id="0" w:name="_GoBack"/>
-      <w:bookmarkEnd w:id="0"/>
     </w:p>
     <w:p>
       <w:pPr>
@@ -1264,7 +1262,7 @@
       <w:pPr>
         <w:suppressAutoHyphens w:val="0"/>
         <w:spacing w:line="360" w:lineRule="auto"/>
-        <w:ind w:leftChars="0" w:left="0" w:firstLineChars="0" w:firstLine="709"/>
+        <w:ind w:leftChars="0" w:firstLineChars="0" w:firstLine="709"/>
         <w:jc w:val="both"/>
         <w:textDirection w:val="lrTb"/>
         <w:textAlignment w:val="auto"/>
@@ -1279,7 +1277,116 @@
           <w:sz w:val="28"/>
           <w:szCs w:val="28"/>
         </w:rPr>
-        <w:t>Набути практичних навичок реалізації підходу Infrastructure as Code (IaC) засобами Vagrant, а саме — опанувати створення багатокомпонентної (multi-machine) віртуальної інфраструктури, у якій кожна віртуальна машина виконує окрему роль (балансувальник навантаження, веб-сервер, сервер бази даних), а їхнє повне налаштування та взаємодія описуються декларативно в єдиному конфігураційному файлі й розгортаються автоматично через provisioning без ручного втручання.</w:t>
+        <w:t>С</w:t>
+      </w:r>
+      <w:r>
+        <w:rPr>
+          <w:sz w:val="28"/>
+          <w:szCs w:val="28"/>
+        </w:rPr>
+        <w:t>творено новий Vagrantfile, який замість однієї машини описує трикомпонентну інфраструктуру за допомогою блоків config.vm.define, що дозволяє в межах одного файлу задати три незалежні віртуальні машини з власними мережевими адресами, ресурсами та provisioning-скриптами: сервер бази даних db (192.168.10.12), веб-сервер web на базі Python/Django (192.168.10.13) та балансувальник навантаження lb на базі NGINX (192.168.10.11), який приймає зовнішні запити та перенаправляє їх на веб-сервер. Усі три машини побудовані на базовому образі bento/ubuntu-24.04 та об</w:t>
+      </w:r>
+      <w:r>
+        <w:rPr>
+          <w:sz w:val="28"/>
+          <w:szCs w:val="28"/>
+        </w:rPr>
+        <w:t>’</w:t>
+      </w:r>
+      <w:r>
+        <w:rPr>
+          <w:sz w:val="28"/>
+          <w:szCs w:val="28"/>
+        </w:rPr>
+        <w:t>єднані спільною приватною мережею.</w:t>
+      </w:r>
+    </w:p>
+    <w:p>
+      <w:pPr>
+        <w:suppressAutoHyphens w:val="0"/>
+        <w:spacing w:line="360" w:lineRule="auto"/>
+        <w:ind w:leftChars="0" w:firstLineChars="0" w:firstLine="709"/>
+        <w:jc w:val="both"/>
+        <w:textDirection w:val="lrTb"/>
+        <w:textAlignment w:val="auto"/>
+        <w:outlineLvl w:val="9"/>
+        <w:rPr>
+          <w:sz w:val="28"/>
+          <w:szCs w:val="28"/>
+        </w:rPr>
+      </w:pPr>
+      <w:r>
+        <w:rPr>
+          <w:sz w:val="28"/>
+          <w:szCs w:val="28"/>
+        </w:rPr>
+        <w:t>Для машини db provisioning-скрипт встановлює сервер MySQL, створює базу даних students, окремого користувача sammy з правами доступу з будь-якого хоста мережі, а потім імпортує в цю базу дамп students.sql, який постачається разом із завданням через синхронізовану директорію ./db_lr_admin-main. Додатково скрипт змінює параметр прив</w:t>
+      </w:r>
+      <w:r>
+        <w:rPr>
+          <w:sz w:val="28"/>
+          <w:szCs w:val="28"/>
+        </w:rPr>
+        <w:t>’</w:t>
+      </w:r>
+      <w:r>
+        <w:rPr>
+          <w:sz w:val="28"/>
+          <w:szCs w:val="28"/>
+        </w:rPr>
+        <w:t>язки MySQL з 127.0.0.1 на 0.0.0.0 та відкриває порт 3306 у брандмауері, що є необхідним для доступу до бази даних з інших віртуальних машин мережі, а не лише локально.</w:t>
+      </w:r>
+    </w:p>
+    <w:p>
+      <w:pPr>
+        <w:suppressAutoHyphens w:val="0"/>
+        <w:spacing w:line="360" w:lineRule="auto"/>
+        <w:ind w:leftChars="0" w:firstLineChars="0" w:firstLine="709"/>
+        <w:jc w:val="both"/>
+        <w:textDirection w:val="lrTb"/>
+        <w:textAlignment w:val="auto"/>
+        <w:outlineLvl w:val="9"/>
+        <w:rPr>
+          <w:sz w:val="28"/>
+          <w:szCs w:val="28"/>
+        </w:rPr>
+      </w:pPr>
+      <w:r>
+        <w:rPr>
+          <w:sz w:val="28"/>
+          <w:szCs w:val="28"/>
+        </w:rPr>
+        <w:t xml:space="preserve">Для машини web provisioning-скрипт встановлює Python3, pip та фреймворк Django, після чого підключає проєкт застосунку із синхронізованої директорії </w:t>
+      </w:r>
+      <w:r>
+        <w:rPr>
+          <w:sz w:val="28"/>
+          <w:szCs w:val="28"/>
+        </w:rPr>
+        <w:lastRenderedPageBreak/>
+        <w:t>./lr_6_proj-main. У файлі підключення до бази даних автоматично замінюється IP-адреса сервера MySQL на актуальну адресу машини db (192.168.10.12), встановлюються залежності проєкту з requirements.txt, а сам застосунок запускається на порту 80 через вбудований сервер розробки Django. Для забезпечення автоматичного запуску застосунку після перезавантаження машини створено сервісний скрипт та додано відповідний запис у crontab з директивою @reboot.</w:t>
+      </w:r>
+    </w:p>
+    <w:p>
+      <w:pPr>
+        <w:suppressAutoHyphens w:val="0"/>
+        <w:spacing w:line="360" w:lineRule="auto"/>
+        <w:ind w:leftChars="0" w:left="0" w:firstLineChars="0" w:firstLine="709"/>
+        <w:jc w:val="both"/>
+        <w:textDirection w:val="lrTb"/>
+        <w:textAlignment w:val="auto"/>
+        <w:outlineLvl w:val="9"/>
+        <w:rPr>
+          <w:sz w:val="28"/>
+          <w:szCs w:val="28"/>
+        </w:rPr>
+      </w:pPr>
+      <w:r>
+        <w:rPr>
+          <w:sz w:val="28"/>
+          <w:szCs w:val="28"/>
+        </w:rPr>
+        <w:t>Для машини lb provisioning-скрипт встановлює веб-сервер NGINX і замінює його конфігурацію за замовчуванням на власну, у якій налаштовано блок upstream, що вказує на IP-адресу веб-сервера Django (192.168.10.13), та блок server, що проксіює всі вхідні HTTP-запити на цей upstream разом із передачею необхідних заголовків (Host, X-Real-IP, X-Forwarded-For, X-Forwarded-Proto). Додатково для машини lb налаштовано проброс порту (forwarded_port) з гостьового порту 80 на порт 8080 хост-машини, що забезпечує можливість перевірки роботи інфраструктури безпосередньо з хоста.</w:t>
       </w:r>
     </w:p>
     <w:p>
@@ -1352,16 +1459,36 @@
         <w:rPr>
           <w:sz w:val="28"/>
           <w:szCs w:val="28"/>
-          <w:lang w:val="en-US"/>
-        </w:rPr>
-      </w:pPr>
+        </w:rPr>
+      </w:pPr>
+      <w:r>
+        <w:rPr>
+          <w:sz w:val="28"/>
+          <w:szCs w:val="28"/>
+        </w:rPr>
+        <w:t>Рисунок 1 –</w:t>
+      </w:r>
+      <w:r>
+        <w:rPr>
+          <w:sz w:val="28"/>
+          <w:szCs w:val="28"/>
+        </w:rPr>
+        <w:t xml:space="preserve"> </w:t>
+      </w:r>
+      <w:r>
+        <w:rPr>
+          <w:sz w:val="28"/>
+          <w:szCs w:val="28"/>
+        </w:rPr>
+        <w:t>Сторінка «Перелік студентів»</w:t>
+      </w:r>
     </w:p>
     <w:p>
       <w:pPr>
         <w:suppressAutoHyphens w:val="0"/>
         <w:spacing w:line="360" w:lineRule="auto"/>
-        <w:ind w:leftChars="0" w:left="0" w:firstLineChars="0" w:firstLine="0"/>
-        <w:jc w:val="center"/>
+        <w:ind w:leftChars="0" w:left="0" w:firstLineChars="0" w:firstLine="709"/>
+        <w:jc w:val="both"/>
         <w:textDirection w:val="lrTb"/>
         <w:textAlignment w:val="auto"/>
         <w:outlineLvl w:val="9"/>
@@ -1375,44 +1502,15 @@
           <w:sz w:val="28"/>
           <w:szCs w:val="28"/>
         </w:rPr>
-        <w:t>Рисунок 1 –</w:t>
-      </w:r>
-      <w:r>
-        <w:rPr>
-          <w:sz w:val="28"/>
-          <w:szCs w:val="28"/>
-        </w:rPr>
-        <w:t xml:space="preserve"> </w:t>
-      </w:r>
-      <w:r>
-        <w:rPr>
-          <w:sz w:val="28"/>
-          <w:szCs w:val="28"/>
-        </w:rPr>
-        <w:t>Результат тестування</w:t>
-      </w:r>
-    </w:p>
-    <w:p>
-      <w:pPr>
-        <w:suppressAutoHyphens w:val="0"/>
-        <w:spacing w:line="360" w:lineRule="auto"/>
-        <w:ind w:leftChars="0" w:left="0" w:firstLineChars="0" w:firstLine="709"/>
-        <w:jc w:val="both"/>
-        <w:textDirection w:val="lrTb"/>
-        <w:textAlignment w:val="auto"/>
-        <w:outlineLvl w:val="9"/>
-        <w:rPr>
-          <w:sz w:val="28"/>
-          <w:szCs w:val="28"/>
-        </w:rPr>
-      </w:pPr>
+        <w:t xml:space="preserve">Після виконання команди vagrant up усі три віртуальні машини створені та автоматично налаштовані у визначеній послідовності, без будь-якого ручного втручання у їхню конфігурацію. Працездатність усієї інфраструктури перевірено зверненням із браузера фізичної машини до адреси балансувальника навантаження http://192.168.10.11/home/, запит до якої NGINX перенаправив на застосунок Django, а той, у свою чергу, отримав дані з бази MySQL на машині db. У результаті </w:t>
+      </w:r>
       <w:r>
         <w:rPr>
           <w:sz w:val="28"/>
           <w:szCs w:val="28"/>
         </w:rPr>
         <w:lastRenderedPageBreak/>
-        <w:t>Таблиця 1 – Параметри опису usecase</w:t>
+        <w:t>в браузері відображено таблицю «Перелік студентів» із записами, що містились у вихідному дампі бази даних, а також додатковий запис, внесений вручну через форму застосунку безпосередньо в ході перевірки. Наявність щойно доданого запису в загальному списку підтверджує коректну роботу всього ланцюжка інфраструктури.</w:t>
       </w:r>
     </w:p>
     <w:p>
@@ -1443,64 +1541,16 @@
           <w:sz w:val="28"/>
           <w:szCs w:val="28"/>
         </w:rPr>
-        <w:t>Під час виконання лабораторної роботи №</w:t>
-      </w:r>
-      <w:r>
-        <w:rPr>
-          <w:sz w:val="28"/>
-          <w:szCs w:val="28"/>
-        </w:rPr>
-        <w:t>7</w:t>
-      </w:r>
-      <w:r>
-        <w:rPr>
-          <w:sz w:val="28"/>
-          <w:szCs w:val="28"/>
-        </w:rPr>
-        <w:t xml:space="preserve"> </w:t>
-      </w:r>
-      <w:r>
-        <w:rPr>
-          <w:sz w:val="28"/>
-          <w:szCs w:val="28"/>
-        </w:rPr>
-        <w:t>набуто</w:t>
-      </w:r>
-      <w:r>
-        <w:rPr>
-          <w:sz w:val="28"/>
-          <w:szCs w:val="28"/>
-        </w:rPr>
-        <w:t xml:space="preserve"> навички роботи </w:t>
-      </w:r>
-      <w:r>
-        <w:rPr>
-          <w:color w:val="FF0000"/>
-          <w:sz w:val="28"/>
-          <w:szCs w:val="28"/>
-        </w:rPr>
-        <w:t>з інструментом для тестування Selenium Webdriver API</w:t>
-      </w:r>
-      <w:r>
-        <w:rPr>
-          <w:sz w:val="28"/>
-          <w:szCs w:val="28"/>
-        </w:rPr>
-        <w:t>.</w:t>
-      </w:r>
-      <w:r>
-        <w:rPr>
-          <w:sz w:val="28"/>
-          <w:szCs w:val="28"/>
-        </w:rPr>
-        <w:t xml:space="preserve"> </w:t>
-      </w:r>
-      <w:r>
-        <w:rPr>
-          <w:sz w:val="28"/>
-          <w:szCs w:val="28"/>
-        </w:rPr>
-        <w:t>Завдяки використанню набутих навичок виконано завдання з лабораторної роботи. Звіт оформлено згідно ДСТУ.</w:t>
+        <w:t xml:space="preserve">Під час виконання лабораторної роботи №7 набуто практичних навичок реалізації підходу Infrastructure as Code засобами Vagrant. В одному конфігураційному файлі описано трикомпонентну віртуальну інфраструктуру, що складається з балансувальника навантаження на базі NGINX, веб-сервера на базі Python/Django та сервера бази даних MySQL, узгоджену мережу між якими та повне автоматичне налаштування кожного компонента реалізовано через provisioning-скрипти. Перевірено коректність взаємодії всіх трьох рівнів інфраструктури: запит користувача, прийнятий балансувальником навантаження, було успішно проксійовано на веб-застосунок, який, своєю чергою, коректно зчитав та дозволив додати дані до бази даних. </w:t>
+      </w:r>
+      <w:bookmarkStart w:id="0" w:name="_GoBack"/>
+      <w:bookmarkEnd w:id="0"/>
+      <w:r>
+        <w:rPr>
+          <w:sz w:val="28"/>
+          <w:szCs w:val="28"/>
+        </w:rPr>
+        <w:t>Звіт оформлено згідно з чинними вимогами ДСТУ.</w:t>
       </w:r>
     </w:p>
     <w:p>
@@ -5201,7 +5251,7 @@
 </file>
 
 <file path=customXml/itemProps2.xml><?xml version="1.0" encoding="utf-8"?>
-<ds:datastoreItem xmlns:ds="http://schemas.openxmlformats.org/officeDocument/2006/customXml" ds:itemID="{A17170BF-2C43-4E17-B460-780262A7210C}">
+<ds:datastoreItem xmlns:ds="http://schemas.openxmlformats.org/officeDocument/2006/customXml" ds:itemID="{D0831363-C4DE-4C1F-80A0-9D863B5BF262}">
   <ds:schemaRefs>
     <ds:schemaRef ds:uri="http://schemas.openxmlformats.org/officeDocument/2006/bibliography"/>
   </ds:schemaRefs>
